--- a/docs/otchet_lab02.docx
+++ b/docs/otchet_lab02.docx
@@ -2061,6 +2061,58 @@
           <w:szCs w:val="18"/>
         </w:rPr>
         <w:t xml:space="preserve">rust-version = "1.95"</w:t>
+      </w:r>
+    </w:p>
+    <w:p>
+      <w:pPr>
+        <w:pStyle w:val="Code"/>
+      </w:pPr>
+      <w:r>
+        <w:rPr>
+          <w:rFonts w:ascii="Courier New" w:cs="Courier New" w:eastAsia="Courier New" w:hAnsi="Courier New"/>
+          <w:sz w:val="18"/>
+          <w:szCs w:val="18"/>
+        </w:rPr>
+        <w:t xml:space="preserve"> </w:t>
+      </w:r>
+    </w:p>
+    <w:p>
+      <w:pPr>
+        <w:pStyle w:val="Code"/>
+      </w:pPr>
+      <w:r>
+        <w:rPr>
+          <w:rFonts w:ascii="Courier New" w:cs="Courier New" w:eastAsia="Courier New" w:hAnsi="Courier New"/>
+          <w:sz w:val="18"/>
+          <w:szCs w:val="18"/>
+        </w:rPr>
+        <w:t xml:space="preserve"># Проект самостоятельный: Cargo не ищет общий проект в родительских папках,</w:t>
+      </w:r>
+    </w:p>
+    <w:p>
+      <w:pPr>
+        <w:pStyle w:val="Code"/>
+      </w:pPr>
+      <w:r>
+        <w:rPr>
+          <w:rFonts w:ascii="Courier New" w:cs="Courier New" w:eastAsia="Courier New" w:hAnsi="Courier New"/>
+          <w:sz w:val="18"/>
+          <w:szCs w:val="18"/>
+        </w:rPr>
+        <w:t xml:space="preserve"># поэтому посторонний Cargo.toml выше по пути (например, в «Загрузках») не мешает.</w:t>
+      </w:r>
+    </w:p>
+    <w:p>
+      <w:pPr>
+        <w:pStyle w:val="Code"/>
+      </w:pPr>
+      <w:r>
+        <w:rPr>
+          <w:rFonts w:ascii="Courier New" w:cs="Courier New" w:eastAsia="Courier New" w:hAnsi="Courier New"/>
+          <w:sz w:val="18"/>
+          <w:szCs w:val="18"/>
+        </w:rPr>
+        <w:t xml:space="preserve">[workspace]</w:t>
       </w:r>
     </w:p>
     <w:p>
@@ -13250,7 +13302,7 @@
                 <w:sz w:val="21"/>
                 <w:szCs w:val="21"/>
               </w:rPr>
-              <w:t xml:space="preserve">28 тестов пройдено, 0 ошибок: лаба 1 — 5, лаба 2 — 8, лаба 3 — 10, переключение лаб — 5.</w:t>
+              <w:t xml:space="preserve">24 теста пройдено, 0 ошибок: лаба 1 — 5, лаба 2 — 8, лаба 3 — 6, переключение лаб — 5.</w:t>
             </w:r>
           </w:p>
         </w:tc>

--- a/docs/otchet_lab02.docx
+++ b/docs/otchet_lab02.docx
@@ -4043,7 +4043,7 @@
           <w:sz w:val="24"/>
           <w:szCs w:val="24"/>
         </w:rPr>
-        <w:t xml:space="preserve">В плавном режиме update_visual_system вычисляет t = elapsed / 0,4 с, где elapsed — время с последней смены цвета, и выводит blended_rgb(t). Пока t &lt; 1, материал обновляется каждый кадр; в первом кадре после окончания перехода записывается точный целевой цвет. В мгновенном режиме система работает только при изменении палитры.</w:t>
+        <w:t xml:space="preserve">В плавном режиме update_visual_system вычисляет t = elapsed / 0,4 с, где elapsed — время с последней смены цвета, и выводит blended_rgb(t). Значение t ограничено единицей, поэтому после окончания перехода интерполяция даёт ровно целевой цвет. В плавном режиме материал обновляется каждый кадр, в обычном — только при изменении палитры.</w:t>
       </w:r>
     </w:p>
     <w:p>
@@ -7691,20 +7691,20 @@
           <w:sz w:val="18"/>
           <w:szCs w:val="18"/>
         </w:rPr>
-        <w:t xml:space="preserve">/// В мгновенном режиме работает лишь при изменении палитры, в плавном —</w:t>
-      </w:r>
-    </w:p>
-    <w:p>
-      <w:pPr>
-        <w:pStyle w:val="Code"/>
-      </w:pPr>
-      <w:r>
-        <w:rPr>
-          <w:rFonts w:ascii="Courier New" w:cs="Courier New" w:eastAsia="Courier New" w:hAnsi="Courier New"/>
-          <w:sz w:val="18"/>
-          <w:szCs w:val="18"/>
-        </w:rPr>
-        <w:t xml:space="preserve">/// каждый кадр до конца перехода.</w:t>
+        <w:t xml:space="preserve">/// В обычном режиме работает лишь при изменении палитры. В плавном режиме</w:t>
+      </w:r>
+    </w:p>
+    <w:p>
+      <w:pPr>
+        <w:pStyle w:val="Code"/>
+      </w:pPr>
+      <w:r>
+        <w:rPr>
+          <w:rFonts w:ascii="Courier New" w:cs="Courier New" w:eastAsia="Courier New" w:hAnsi="Courier New"/>
+          <w:sz w:val="18"/>
+          <w:szCs w:val="18"/>
+        </w:rPr>
+        <w:t xml:space="preserve">/// (доп. задание 2) работает каждый кадр и выводит промежуточный цвет.</w:t>
       </w:r>
     </w:p>
     <w:p>
@@ -7795,19 +7795,6 @@
           <w:sz w:val="18"/>
           <w:szCs w:val="18"/>
         </w:rPr>
-        <w:t xml:space="preserve">    mut was_transition: Local&lt;bool&gt;,</w:t>
-      </w:r>
-    </w:p>
-    <w:p>
-      <w:pPr>
-        <w:pStyle w:val="Code"/>
-      </w:pPr>
-      <w:r>
-        <w:rPr>
-          <w:rFonts w:ascii="Courier New" w:cs="Courier New" w:eastAsia="Courier New" w:hAnsi="Courier New"/>
-          <w:sz w:val="18"/>
-          <w:szCs w:val="18"/>
-        </w:rPr>
         <w:t xml:space="preserve">) {</w:t>
       </w:r>
     </w:p>
@@ -7821,46 +7808,85 @@
           <w:sz w:val="18"/>
           <w:szCs w:val="18"/>
         </w:rPr>
-        <w:t xml:space="preserve">    let t = timer.0.elapsed_secs() / TRANSITION_SECS;</w:t>
-      </w:r>
-    </w:p>
-    <w:p>
-      <w:pPr>
-        <w:pStyle w:val="Code"/>
-      </w:pPr>
-      <w:r>
-        <w:rPr>
-          <w:rFonts w:ascii="Courier New" w:cs="Courier New" w:eastAsia="Courier New" w:hAnsi="Courier New"/>
-          <w:sz w:val="18"/>
-          <w:szCs w:val="18"/>
-        </w:rPr>
-        <w:t xml:space="preserve">    let transition = settings.smooth &amp;&amp; t &lt; 1.0;</w:t>
-      </w:r>
-    </w:p>
-    <w:p>
-      <w:pPr>
-        <w:pStyle w:val="Code"/>
-      </w:pPr>
-      <w:r>
-        <w:rPr>
-          <w:rFonts w:ascii="Courier New" w:cs="Courier New" w:eastAsia="Courier New" w:hAnsi="Courier New"/>
-          <w:sz w:val="18"/>
-          <w:szCs w:val="18"/>
-        </w:rPr>
-        <w:t xml:space="preserve">    // Кадр после окончания перехода тоже записывается: цвет доходит до точного значения.</w:t>
-      </w:r>
-    </w:p>
-    <w:p>
-      <w:pPr>
-        <w:pStyle w:val="Code"/>
-      </w:pPr>
-      <w:r>
-        <w:rPr>
-          <w:rFonts w:ascii="Courier New" w:cs="Courier New" w:eastAsia="Courier New" w:hAnsi="Courier New"/>
-          <w:sz w:val="18"/>
-          <w:szCs w:val="18"/>
-        </w:rPr>
-        <w:t xml:space="preserve">    if !(transition || *was_transition || palette.is_changed() || settings.is_changed()) {</w:t>
+        <w:t xml:space="preserve">    let rgb = if settings.smooth {</w:t>
+      </w:r>
+    </w:p>
+    <w:p>
+      <w:pPr>
+        <w:pStyle w:val="Code"/>
+      </w:pPr>
+      <w:r>
+        <w:rPr>
+          <w:rFonts w:ascii="Courier New" w:cs="Courier New" w:eastAsia="Courier New" w:hAnsi="Courier New"/>
+          <w:sz w:val="18"/>
+          <w:szCs w:val="18"/>
+        </w:rPr>
+        <w:t xml:space="preserve">        // Доля перехода: 0 сразу после смены цвета, 1 через TRANSITION_SECS.</w:t>
+      </w:r>
+    </w:p>
+    <w:p>
+      <w:pPr>
+        <w:pStyle w:val="Code"/>
+      </w:pPr>
+      <w:r>
+        <w:rPr>
+          <w:rFonts w:ascii="Courier New" w:cs="Courier New" w:eastAsia="Courier New" w:hAnsi="Courier New"/>
+          <w:sz w:val="18"/>
+          <w:szCs w:val="18"/>
+        </w:rPr>
+        <w:t xml:space="preserve">        let t = timer.0.elapsed_secs() / TRANSITION_SECS;</w:t>
+      </w:r>
+    </w:p>
+    <w:p>
+      <w:pPr>
+        <w:pStyle w:val="Code"/>
+      </w:pPr>
+      <w:r>
+        <w:rPr>
+          <w:rFonts w:ascii="Courier New" w:cs="Courier New" w:eastAsia="Courier New" w:hAnsi="Courier New"/>
+          <w:sz w:val="18"/>
+          <w:szCs w:val="18"/>
+        </w:rPr>
+        <w:t xml:space="preserve">        palette.blended_rgb(t)</w:t>
+      </w:r>
+    </w:p>
+    <w:p>
+      <w:pPr>
+        <w:pStyle w:val="Code"/>
+      </w:pPr>
+      <w:r>
+        <w:rPr>
+          <w:rFonts w:ascii="Courier New" w:cs="Courier New" w:eastAsia="Courier New" w:hAnsi="Courier New"/>
+          <w:sz w:val="18"/>
+          <w:szCs w:val="18"/>
+        </w:rPr>
+        <w:t xml:space="preserve">    } else if palette.is_changed() || settings.is_changed() {</w:t>
+      </w:r>
+    </w:p>
+    <w:p>
+      <w:pPr>
+        <w:pStyle w:val="Code"/>
+      </w:pPr>
+      <w:r>
+        <w:rPr>
+          <w:rFonts w:ascii="Courier New" w:cs="Courier New" w:eastAsia="Courier New" w:hAnsi="Courier New"/>
+          <w:sz w:val="18"/>
+          <w:szCs w:val="18"/>
+        </w:rPr>
+        <w:t xml:space="preserve">        palette.current_rgb()</w:t>
+      </w:r>
+    </w:p>
+    <w:p>
+      <w:pPr>
+        <w:pStyle w:val="Code"/>
+      </w:pPr>
+      <w:r>
+        <w:rPr>
+          <w:rFonts w:ascii="Courier New" w:cs="Courier New" w:eastAsia="Courier New" w:hAnsi="Courier New"/>
+          <w:sz w:val="18"/>
+          <w:szCs w:val="18"/>
+        </w:rPr>
+        <w:t xml:space="preserve">    } else {</w:t>
       </w:r>
     </w:p>
     <w:p>
@@ -7874,84 +7900,6 @@
           <w:szCs w:val="18"/>
         </w:rPr>
         <w:t xml:space="preserve">        return;</w:t>
-      </w:r>
-    </w:p>
-    <w:p>
-      <w:pPr>
-        <w:pStyle w:val="Code"/>
-      </w:pPr>
-      <w:r>
-        <w:rPr>
-          <w:rFonts w:ascii="Courier New" w:cs="Courier New" w:eastAsia="Courier New" w:hAnsi="Courier New"/>
-          <w:sz w:val="18"/>
-          <w:szCs w:val="18"/>
-        </w:rPr>
-        <w:t xml:space="preserve">    }</w:t>
-      </w:r>
-    </w:p>
-    <w:p>
-      <w:pPr>
-        <w:pStyle w:val="Code"/>
-      </w:pPr>
-      <w:r>
-        <w:rPr>
-          <w:rFonts w:ascii="Courier New" w:cs="Courier New" w:eastAsia="Courier New" w:hAnsi="Courier New"/>
-          <w:sz w:val="18"/>
-          <w:szCs w:val="18"/>
-        </w:rPr>
-        <w:t xml:space="preserve">    *was_transition = transition;</w:t>
-      </w:r>
-    </w:p>
-    <w:p>
-      <w:pPr>
-        <w:pStyle w:val="Code"/>
-      </w:pPr>
-      <w:r>
-        <w:rPr>
-          <w:rFonts w:ascii="Courier New" w:cs="Courier New" w:eastAsia="Courier New" w:hAnsi="Courier New"/>
-          <w:sz w:val="18"/>
-          <w:szCs w:val="18"/>
-        </w:rPr>
-        <w:t xml:space="preserve">    let rgb = if transition {</w:t>
-      </w:r>
-    </w:p>
-    <w:p>
-      <w:pPr>
-        <w:pStyle w:val="Code"/>
-      </w:pPr>
-      <w:r>
-        <w:rPr>
-          <w:rFonts w:ascii="Courier New" w:cs="Courier New" w:eastAsia="Courier New" w:hAnsi="Courier New"/>
-          <w:sz w:val="18"/>
-          <w:szCs w:val="18"/>
-        </w:rPr>
-        <w:t xml:space="preserve">        palette.blended_rgb(t)</w:t>
-      </w:r>
-    </w:p>
-    <w:p>
-      <w:pPr>
-        <w:pStyle w:val="Code"/>
-      </w:pPr>
-      <w:r>
-        <w:rPr>
-          <w:rFonts w:ascii="Courier New" w:cs="Courier New" w:eastAsia="Courier New" w:hAnsi="Courier New"/>
-          <w:sz w:val="18"/>
-          <w:szCs w:val="18"/>
-        </w:rPr>
-        <w:t xml:space="preserve">    } else {</w:t>
-      </w:r>
-    </w:p>
-    <w:p>
-      <w:pPr>
-        <w:pStyle w:val="Code"/>
-      </w:pPr>
-      <w:r>
-        <w:rPr>
-          <w:rFonts w:ascii="Courier New" w:cs="Courier New" w:eastAsia="Courier New" w:hAnsi="Courier New"/>
-          <w:sz w:val="18"/>
-          <w:szCs w:val="18"/>
-        </w:rPr>
-        <w:t xml:space="preserve">        palette.current_rgb()</w:t>
       </w:r>
     </w:p>
     <w:p>

--- a/docs/otchet_lab02.docx
+++ b/docs/otchet_lab02.docx
@@ -4116,46 +4116,7 @@
           <w:sz w:val="18"/>
           <w:szCs w:val="18"/>
         </w:rPr>
-        <w:t xml:space="preserve">//! Строится на лабораторной №1: та же сцена с тором, маркер, вращение и</w:t>
-      </w:r>
-    </w:p>
-    <w:p>
-      <w:pPr>
-        <w:pStyle w:val="Code"/>
-      </w:pPr>
-      <w:r>
-        <w:rPr>
-          <w:rFonts w:ascii="Courier New" w:cs="Courier New" w:eastAsia="Courier New" w:hAnsi="Courier New"/>
-          <w:sz w:val="18"/>
-          <w:szCs w:val="18"/>
-        </w:rPr>
-        <w:t xml:space="preserve">//! ручной выбор цвета. Новое: палитра `Vec&lt;Vec3&gt;`, раздельные системы</w:t>
-      </w:r>
-    </w:p>
-    <w:p>
-      <w:pPr>
-        <w:pStyle w:val="Code"/>
-      </w:pPr>
-      <w:r>
-        <w:rPr>
-          <w:rFonts w:ascii="Courier New" w:cs="Courier New" w:eastAsia="Courier New" w:hAnsi="Courier New"/>
-          <w:sz w:val="18"/>
-          <w:szCs w:val="18"/>
-        </w:rPr>
-        <w:t xml:space="preserve">//! симуляции и визуализации, смена цвета раз в секунду без участия пользователя.</w:t>
-      </w:r>
-    </w:p>
-    <w:p>
-      <w:pPr>
-        <w:pStyle w:val="Code"/>
-      </w:pPr>
-      <w:r>
-        <w:rPr>
-          <w:rFonts w:ascii="Courier New" w:cs="Courier New" w:eastAsia="Courier New" w:hAnsi="Courier New"/>
-          <w:sz w:val="18"/>
-          <w:szCs w:val="18"/>
-        </w:rPr>
-        <w:t xml:space="preserve">//! В единой программе лаба активна, когда выбрана клавишей F2.</w:t>
+        <w:t xml:space="preserve">use bevy::prelude::*;</w:t>
       </w:r>
     </w:p>
     <w:p>
@@ -4181,7 +4142,7 @@
           <w:sz w:val="18"/>
           <w:szCs w:val="18"/>
         </w:rPr>
-        <w:t xml:space="preserve">use bevy::prelude::*;</w:t>
+        <w:t xml:space="preserve">use super::Lab;</w:t>
       </w:r>
     </w:p>
     <w:p>
@@ -4207,7 +4168,20 @@
           <w:sz w:val="18"/>
           <w:szCs w:val="18"/>
         </w:rPr>
-        <w:t xml:space="preserve">use super::Lab;</w:t>
+        <w:t xml:space="preserve">#[cfg(test)]</w:t>
+      </w:r>
+    </w:p>
+    <w:p>
+      <w:pPr>
+        <w:pStyle w:val="Code"/>
+      </w:pPr>
+      <w:r>
+        <w:rPr>
+          <w:rFonts w:ascii="Courier New" w:cs="Courier New" w:eastAsia="Courier New" w:hAnsi="Courier New"/>
+          <w:sz w:val="18"/>
+          <w:szCs w:val="18"/>
+        </w:rPr>
+        <w:t xml:space="preserve">mod tests;</w:t>
       </w:r>
     </w:p>
     <w:p>
@@ -4233,20 +4207,33 @@
           <w:sz w:val="18"/>
           <w:szCs w:val="18"/>
         </w:rPr>
-        <w:t xml:space="preserve">#[cfg(test)]</w:t>
-      </w:r>
-    </w:p>
-    <w:p>
-      <w:pPr>
-        <w:pStyle w:val="Code"/>
-      </w:pPr>
-      <w:r>
-        <w:rPr>
-          <w:rFonts w:ascii="Courier New" w:cs="Courier New" w:eastAsia="Courier New" w:hAnsi="Courier New"/>
-          <w:sz w:val="18"/>
-          <w:szCs w:val="18"/>
-        </w:rPr>
-        <w:t xml:space="preserve">mod tests;</w:t>
+        <w:t xml:space="preserve">pub const ROTATION_SPEED: f32 = 0.7;</w:t>
+      </w:r>
+    </w:p>
+    <w:p>
+      <w:pPr>
+        <w:pStyle w:val="Code"/>
+      </w:pPr>
+      <w:r>
+        <w:rPr>
+          <w:rFonts w:ascii="Courier New" w:cs="Courier New" w:eastAsia="Courier New" w:hAnsi="Courier New"/>
+          <w:sz w:val="18"/>
+          <w:szCs w:val="18"/>
+        </w:rPr>
+        <w:t xml:space="preserve">pub const COLOR_INTERVAL_SECS: f32 = 1.0;</w:t>
+      </w:r>
+    </w:p>
+    <w:p>
+      <w:pPr>
+        <w:pStyle w:val="Code"/>
+      </w:pPr>
+      <w:r>
+        <w:rPr>
+          <w:rFonts w:ascii="Courier New" w:cs="Courier New" w:eastAsia="Courier New" w:hAnsi="Courier New"/>
+          <w:sz w:val="18"/>
+          <w:szCs w:val="18"/>
+        </w:rPr>
+        <w:t xml:space="preserve">pub const TRANSITION_SECS: f32 = 0.4;</w:t>
       </w:r>
     </w:p>
     <w:p>
@@ -4272,72 +4259,85 @@
           <w:sz w:val="18"/>
           <w:szCs w:val="18"/>
         </w:rPr>
-        <w:t xml:space="preserve">/// Угловая скорость вращения тора, радианы в секунду (из лабораторной №1).</w:t>
-      </w:r>
-    </w:p>
-    <w:p>
-      <w:pPr>
-        <w:pStyle w:val="Code"/>
-      </w:pPr>
-      <w:r>
-        <w:rPr>
-          <w:rFonts w:ascii="Courier New" w:cs="Courier New" w:eastAsia="Courier New" w:hAnsi="Courier New"/>
-          <w:sz w:val="18"/>
-          <w:szCs w:val="18"/>
-        </w:rPr>
-        <w:t xml:space="preserve">pub const ROTATION_SPEED: f32 = 0.7;</w:t>
-      </w:r>
-    </w:p>
-    <w:p>
-      <w:pPr>
-        <w:pStyle w:val="Code"/>
-      </w:pPr>
-      <w:r>
-        <w:rPr>
-          <w:rFonts w:ascii="Courier New" w:cs="Courier New" w:eastAsia="Courier New" w:hAnsi="Courier New"/>
-          <w:sz w:val="18"/>
-          <w:szCs w:val="18"/>
-        </w:rPr>
-        <w:t xml:space="preserve">/// Интервал автоматической смены цвета, секунды.</w:t>
-      </w:r>
-    </w:p>
-    <w:p>
-      <w:pPr>
-        <w:pStyle w:val="Code"/>
-      </w:pPr>
-      <w:r>
-        <w:rPr>
-          <w:rFonts w:ascii="Courier New" w:cs="Courier New" w:eastAsia="Courier New" w:hAnsi="Courier New"/>
-          <w:sz w:val="18"/>
-          <w:szCs w:val="18"/>
-        </w:rPr>
-        <w:t xml:space="preserve">pub const COLOR_INTERVAL_SECS: f32 = 1.0;</w:t>
-      </w:r>
-    </w:p>
-    <w:p>
-      <w:pPr>
-        <w:pStyle w:val="Code"/>
-      </w:pPr>
-      <w:r>
-        <w:rPr>
-          <w:rFonts w:ascii="Courier New" w:cs="Courier New" w:eastAsia="Courier New" w:hAnsi="Courier New"/>
-          <w:sz w:val="18"/>
-          <w:szCs w:val="18"/>
-        </w:rPr>
-        <w:t xml:space="preserve">/// Длительность плавного перехода между цветами (доп. задание 2), секунды.</w:t>
-      </w:r>
-    </w:p>
-    <w:p>
-      <w:pPr>
-        <w:pStyle w:val="Code"/>
-      </w:pPr>
-      <w:r>
-        <w:rPr>
-          <w:rFonts w:ascii="Courier New" w:cs="Courier New" w:eastAsia="Courier New" w:hAnsi="Courier New"/>
-          <w:sz w:val="18"/>
-          <w:szCs w:val="18"/>
-        </w:rPr>
-        <w:t xml:space="preserve">pub const TRANSITION_SECS: f32 = 0.4;</w:t>
+        <w:t xml:space="preserve">const COLOR_KEYS: [KeyCode; 5] = [</w:t>
+      </w:r>
+    </w:p>
+    <w:p>
+      <w:pPr>
+        <w:pStyle w:val="Code"/>
+      </w:pPr>
+      <w:r>
+        <w:rPr>
+          <w:rFonts w:ascii="Courier New" w:cs="Courier New" w:eastAsia="Courier New" w:hAnsi="Courier New"/>
+          <w:sz w:val="18"/>
+          <w:szCs w:val="18"/>
+        </w:rPr>
+        <w:t xml:space="preserve">    KeyCode::Digit1,</w:t>
+      </w:r>
+    </w:p>
+    <w:p>
+      <w:pPr>
+        <w:pStyle w:val="Code"/>
+      </w:pPr>
+      <w:r>
+        <w:rPr>
+          <w:rFonts w:ascii="Courier New" w:cs="Courier New" w:eastAsia="Courier New" w:hAnsi="Courier New"/>
+          <w:sz w:val="18"/>
+          <w:szCs w:val="18"/>
+        </w:rPr>
+        <w:t xml:space="preserve">    KeyCode::Digit2,</w:t>
+      </w:r>
+    </w:p>
+    <w:p>
+      <w:pPr>
+        <w:pStyle w:val="Code"/>
+      </w:pPr>
+      <w:r>
+        <w:rPr>
+          <w:rFonts w:ascii="Courier New" w:cs="Courier New" w:eastAsia="Courier New" w:hAnsi="Courier New"/>
+          <w:sz w:val="18"/>
+          <w:szCs w:val="18"/>
+        </w:rPr>
+        <w:t xml:space="preserve">    KeyCode::Digit3,</w:t>
+      </w:r>
+    </w:p>
+    <w:p>
+      <w:pPr>
+        <w:pStyle w:val="Code"/>
+      </w:pPr>
+      <w:r>
+        <w:rPr>
+          <w:rFonts w:ascii="Courier New" w:cs="Courier New" w:eastAsia="Courier New" w:hAnsi="Courier New"/>
+          <w:sz w:val="18"/>
+          <w:szCs w:val="18"/>
+        </w:rPr>
+        <w:t xml:space="preserve">    KeyCode::Digit4,</w:t>
+      </w:r>
+    </w:p>
+    <w:p>
+      <w:pPr>
+        <w:pStyle w:val="Code"/>
+      </w:pPr>
+      <w:r>
+        <w:rPr>
+          <w:rFonts w:ascii="Courier New" w:cs="Courier New" w:eastAsia="Courier New" w:hAnsi="Courier New"/>
+          <w:sz w:val="18"/>
+          <w:szCs w:val="18"/>
+        </w:rPr>
+        <w:t xml:space="preserve">    KeyCode::Digit5,</w:t>
+      </w:r>
+    </w:p>
+    <w:p>
+      <w:pPr>
+        <w:pStyle w:val="Code"/>
+      </w:pPr>
+      <w:r>
+        <w:rPr>
+          <w:rFonts w:ascii="Courier New" w:cs="Courier New" w:eastAsia="Courier New" w:hAnsi="Courier New"/>
+          <w:sz w:val="18"/>
+          <w:szCs w:val="18"/>
+        </w:rPr>
+        <w:t xml:space="preserve">];</w:t>
       </w:r>
     </w:p>
     <w:p>
@@ -4363,98 +4363,20 @@
           <w:sz w:val="18"/>
           <w:szCs w:val="18"/>
         </w:rPr>
-        <w:t xml:space="preserve">/// Клавиши прямого выбора цвета: 1 выбирает индекс 0 и так далее.</w:t>
-      </w:r>
-    </w:p>
-    <w:p>
-      <w:pPr>
-        <w:pStyle w:val="Code"/>
-      </w:pPr>
-      <w:r>
-        <w:rPr>
-          <w:rFonts w:ascii="Courier New" w:cs="Courier New" w:eastAsia="Courier New" w:hAnsi="Courier New"/>
-          <w:sz w:val="18"/>
-          <w:szCs w:val="18"/>
-        </w:rPr>
-        <w:t xml:space="preserve">const COLOR_KEYS: [KeyCode; 5] = [</w:t>
-      </w:r>
-    </w:p>
-    <w:p>
-      <w:pPr>
-        <w:pStyle w:val="Code"/>
-      </w:pPr>
-      <w:r>
-        <w:rPr>
-          <w:rFonts w:ascii="Courier New" w:cs="Courier New" w:eastAsia="Courier New" w:hAnsi="Courier New"/>
-          <w:sz w:val="18"/>
-          <w:szCs w:val="18"/>
-        </w:rPr>
-        <w:t xml:space="preserve">    KeyCode::Digit1,</w:t>
-      </w:r>
-    </w:p>
-    <w:p>
-      <w:pPr>
-        <w:pStyle w:val="Code"/>
-      </w:pPr>
-      <w:r>
-        <w:rPr>
-          <w:rFonts w:ascii="Courier New" w:cs="Courier New" w:eastAsia="Courier New" w:hAnsi="Courier New"/>
-          <w:sz w:val="18"/>
-          <w:szCs w:val="18"/>
-        </w:rPr>
-        <w:t xml:space="preserve">    KeyCode::Digit2,</w:t>
-      </w:r>
-    </w:p>
-    <w:p>
-      <w:pPr>
-        <w:pStyle w:val="Code"/>
-      </w:pPr>
-      <w:r>
-        <w:rPr>
-          <w:rFonts w:ascii="Courier New" w:cs="Courier New" w:eastAsia="Courier New" w:hAnsi="Courier New"/>
-          <w:sz w:val="18"/>
-          <w:szCs w:val="18"/>
-        </w:rPr>
-        <w:t xml:space="preserve">    KeyCode::Digit3,</w:t>
-      </w:r>
-    </w:p>
-    <w:p>
-      <w:pPr>
-        <w:pStyle w:val="Code"/>
-      </w:pPr>
-      <w:r>
-        <w:rPr>
-          <w:rFonts w:ascii="Courier New" w:cs="Courier New" w:eastAsia="Courier New" w:hAnsi="Courier New"/>
-          <w:sz w:val="18"/>
-          <w:szCs w:val="18"/>
-        </w:rPr>
-        <w:t xml:space="preserve">    KeyCode::Digit4,</w:t>
-      </w:r>
-    </w:p>
-    <w:p>
-      <w:pPr>
-        <w:pStyle w:val="Code"/>
-      </w:pPr>
-      <w:r>
-        <w:rPr>
-          <w:rFonts w:ascii="Courier New" w:cs="Courier New" w:eastAsia="Courier New" w:hAnsi="Courier New"/>
-          <w:sz w:val="18"/>
-          <w:szCs w:val="18"/>
-        </w:rPr>
-        <w:t xml:space="preserve">    KeyCode::Digit5,</w:t>
-      </w:r>
-    </w:p>
-    <w:p>
-      <w:pPr>
-        <w:pStyle w:val="Code"/>
-      </w:pPr>
-      <w:r>
-        <w:rPr>
-          <w:rFonts w:ascii="Courier New" w:cs="Courier New" w:eastAsia="Courier New" w:hAnsi="Courier New"/>
-          <w:sz w:val="18"/>
-          <w:szCs w:val="18"/>
-        </w:rPr>
-        <w:t xml:space="preserve">];</w:t>
+        <w:t xml:space="preserve">#[derive(Component)]</w:t>
+      </w:r>
+    </w:p>
+    <w:p>
+      <w:pPr>
+        <w:pStyle w:val="Code"/>
+      </w:pPr>
+      <w:r>
+        <w:rPr>
+          <w:rFonts w:ascii="Courier New" w:cs="Courier New" w:eastAsia="Courier New" w:hAnsi="Courier New"/>
+          <w:sz w:val="18"/>
+          <w:szCs w:val="18"/>
+        </w:rPr>
+        <w:t xml:space="preserve">pub struct LabObject;</w:t>
       </w:r>
     </w:p>
     <w:p>
@@ -4480,33 +4402,111 @@
           <w:sz w:val="18"/>
           <w:szCs w:val="18"/>
         </w:rPr>
-        <w:t xml:space="preserve">/// Маркер объекта лабораторной: отличает тор от камеры и света в запросах.</w:t>
-      </w:r>
-    </w:p>
-    <w:p>
-      <w:pPr>
-        <w:pStyle w:val="Code"/>
-      </w:pPr>
-      <w:r>
-        <w:rPr>
-          <w:rFonts w:ascii="Courier New" w:cs="Courier New" w:eastAsia="Courier New" w:hAnsi="Courier New"/>
-          <w:sz w:val="18"/>
-          <w:szCs w:val="18"/>
-        </w:rPr>
-        <w:t xml:space="preserve">#[derive(Component)]</w:t>
-      </w:r>
-    </w:p>
-    <w:p>
-      <w:pPr>
-        <w:pStyle w:val="Code"/>
-      </w:pPr>
-      <w:r>
-        <w:rPr>
-          <w:rFonts w:ascii="Courier New" w:cs="Courier New" w:eastAsia="Courier New" w:hAnsi="Courier New"/>
-          <w:sz w:val="18"/>
-          <w:szCs w:val="18"/>
-        </w:rPr>
-        <w:t xml:space="preserve">pub struct LabObject;</w:t>
+        <w:t xml:space="preserve">#[derive(Resource, Debug, Clone)]</w:t>
+      </w:r>
+    </w:p>
+    <w:p>
+      <w:pPr>
+        <w:pStyle w:val="Code"/>
+      </w:pPr>
+      <w:r>
+        <w:rPr>
+          <w:rFonts w:ascii="Courier New" w:cs="Courier New" w:eastAsia="Courier New" w:hAnsi="Courier New"/>
+          <w:sz w:val="18"/>
+          <w:szCs w:val="18"/>
+        </w:rPr>
+        <w:t xml:space="preserve">pub struct ColorPalette {</w:t>
+      </w:r>
+    </w:p>
+    <w:p>
+      <w:pPr>
+        <w:pStyle w:val="Code"/>
+      </w:pPr>
+      <w:r>
+        <w:rPr>
+          <w:rFonts w:ascii="Courier New" w:cs="Courier New" w:eastAsia="Courier New" w:hAnsi="Courier New"/>
+          <w:sz w:val="18"/>
+          <w:szCs w:val="18"/>
+        </w:rPr>
+        <w:t xml:space="preserve">    /// Список цветов. Тип Vec3 — аналог glm::vec3.</w:t>
+      </w:r>
+    </w:p>
+    <w:p>
+      <w:pPr>
+        <w:pStyle w:val="Code"/>
+      </w:pPr>
+      <w:r>
+        <w:rPr>
+          <w:rFonts w:ascii="Courier New" w:cs="Courier New" w:eastAsia="Courier New" w:hAnsi="Courier New"/>
+          <w:sz w:val="18"/>
+          <w:szCs w:val="18"/>
+        </w:rPr>
+        <w:t xml:space="preserve">    /// Компоненты (x, y, z) кодируют каналы (Red, Green, Blue).</w:t>
+      </w:r>
+    </w:p>
+    <w:p>
+      <w:pPr>
+        <w:pStyle w:val="Code"/>
+      </w:pPr>
+      <w:r>
+        <w:rPr>
+          <w:rFonts w:ascii="Courier New" w:cs="Courier New" w:eastAsia="Courier New" w:hAnsi="Courier New"/>
+          <w:sz w:val="18"/>
+          <w:szCs w:val="18"/>
+        </w:rPr>
+        <w:t xml:space="preserve">    pub colors: Vec&lt;Vec3&gt;,</w:t>
+      </w:r>
+    </w:p>
+    <w:p>
+      <w:pPr>
+        <w:pStyle w:val="Code"/>
+      </w:pPr>
+      <w:r>
+        <w:rPr>
+          <w:rFonts w:ascii="Courier New" w:cs="Courier New" w:eastAsia="Courier New" w:hAnsi="Courier New"/>
+          <w:sz w:val="18"/>
+          <w:szCs w:val="18"/>
+        </w:rPr>
+        <w:t xml:space="preserve">    /// Индекс текущего выбранного цвета в массиве.</w:t>
+      </w:r>
+    </w:p>
+    <w:p>
+      <w:pPr>
+        <w:pStyle w:val="Code"/>
+      </w:pPr>
+      <w:r>
+        <w:rPr>
+          <w:rFonts w:ascii="Courier New" w:cs="Courier New" w:eastAsia="Courier New" w:hAnsi="Courier New"/>
+          <w:sz w:val="18"/>
+          <w:szCs w:val="18"/>
+        </w:rPr>
+        <w:t xml:space="preserve">    pub current_index: usize,</w:t>
+      </w:r>
+    </w:p>
+    <w:p>
+      <w:pPr>
+        <w:pStyle w:val="Code"/>
+      </w:pPr>
+      <w:r>
+        <w:rPr>
+          <w:rFonts w:ascii="Courier New" w:cs="Courier New" w:eastAsia="Courier New" w:hAnsi="Courier New"/>
+          <w:sz w:val="18"/>
+          <w:szCs w:val="18"/>
+        </w:rPr>
+        <w:t xml:space="preserve">    pub previous_index: usize,</w:t>
+      </w:r>
+    </w:p>
+    <w:p>
+      <w:pPr>
+        <w:pStyle w:val="Code"/>
+      </w:pPr>
+      <w:r>
+        <w:rPr>
+          <w:rFonts w:ascii="Courier New" w:cs="Courier New" w:eastAsia="Courier New" w:hAnsi="Courier New"/>
+          <w:sz w:val="18"/>
+          <w:szCs w:val="18"/>
+        </w:rPr>
+        <w:t xml:space="preserve">}</w:t>
       </w:r>
     </w:p>
     <w:p>
@@ -4532,124 +4532,46 @@
           <w:sz w:val="18"/>
           <w:szCs w:val="18"/>
         </w:rPr>
-        <w:t xml:space="preserve">/// Глобальные данные симуляции: список цветов и индекс текущего цвета.</w:t>
-      </w:r>
-    </w:p>
-    <w:p>
-      <w:pPr>
-        <w:pStyle w:val="Code"/>
-      </w:pPr>
-      <w:r>
-        <w:rPr>
-          <w:rFonts w:ascii="Courier New" w:cs="Courier New" w:eastAsia="Courier New" w:hAnsi="Courier New"/>
-          <w:sz w:val="18"/>
-          <w:szCs w:val="18"/>
-        </w:rPr>
-        <w:t xml:space="preserve">/// Цвет хранится как `Vec3` из glam (аналог glm::vec3): x, y, z — каналы R, G, B.</w:t>
-      </w:r>
-    </w:p>
-    <w:p>
-      <w:pPr>
-        <w:pStyle w:val="Code"/>
-      </w:pPr>
-      <w:r>
-        <w:rPr>
-          <w:rFonts w:ascii="Courier New" w:cs="Courier New" w:eastAsia="Courier New" w:hAnsi="Courier New"/>
-          <w:sz w:val="18"/>
-          <w:szCs w:val="18"/>
-        </w:rPr>
-        <w:t xml:space="preserve">#[derive(Resource, Debug, Clone)]</w:t>
-      </w:r>
-    </w:p>
-    <w:p>
-      <w:pPr>
-        <w:pStyle w:val="Code"/>
-      </w:pPr>
-      <w:r>
-        <w:rPr>
-          <w:rFonts w:ascii="Courier New" w:cs="Courier New" w:eastAsia="Courier New" w:hAnsi="Courier New"/>
-          <w:sz w:val="18"/>
-          <w:szCs w:val="18"/>
-        </w:rPr>
-        <w:t xml:space="preserve">pub struct ColorPalette {</w:t>
-      </w:r>
-    </w:p>
-    <w:p>
-      <w:pPr>
-        <w:pStyle w:val="Code"/>
-      </w:pPr>
-      <w:r>
-        <w:rPr>
-          <w:rFonts w:ascii="Courier New" w:cs="Courier New" w:eastAsia="Courier New" w:hAnsi="Courier New"/>
-          <w:sz w:val="18"/>
-          <w:szCs w:val="18"/>
-        </w:rPr>
-        <w:t xml:space="preserve">    /// Список цветов — контейнер `Vec` (аналог std::vector).</w:t>
-      </w:r>
-    </w:p>
-    <w:p>
-      <w:pPr>
-        <w:pStyle w:val="Code"/>
-      </w:pPr>
-      <w:r>
-        <w:rPr>
-          <w:rFonts w:ascii="Courier New" w:cs="Courier New" w:eastAsia="Courier New" w:hAnsi="Courier New"/>
-          <w:sz w:val="18"/>
-          <w:szCs w:val="18"/>
-        </w:rPr>
-        <w:t xml:space="preserve">    pub colors: Vec&lt;Vec3&gt;,</w:t>
-      </w:r>
-    </w:p>
-    <w:p>
-      <w:pPr>
-        <w:pStyle w:val="Code"/>
-      </w:pPr>
-      <w:r>
-        <w:rPr>
-          <w:rFonts w:ascii="Courier New" w:cs="Courier New" w:eastAsia="Courier New" w:hAnsi="Courier New"/>
-          <w:sz w:val="18"/>
-          <w:szCs w:val="18"/>
-        </w:rPr>
-        <w:t xml:space="preserve">    /// Индекс текущего цвета.</w:t>
-      </w:r>
-    </w:p>
-    <w:p>
-      <w:pPr>
-        <w:pStyle w:val="Code"/>
-      </w:pPr>
-      <w:r>
-        <w:rPr>
-          <w:rFonts w:ascii="Courier New" w:cs="Courier New" w:eastAsia="Courier New" w:hAnsi="Courier New"/>
-          <w:sz w:val="18"/>
-          <w:szCs w:val="18"/>
-        </w:rPr>
-        <w:t xml:space="preserve">    pub current_index: usize,</w:t>
-      </w:r>
-    </w:p>
-    <w:p>
-      <w:pPr>
-        <w:pStyle w:val="Code"/>
-      </w:pPr>
-      <w:r>
-        <w:rPr>
-          <w:rFonts w:ascii="Courier New" w:cs="Courier New" w:eastAsia="Courier New" w:hAnsi="Courier New"/>
-          <w:sz w:val="18"/>
-          <w:szCs w:val="18"/>
-        </w:rPr>
-        <w:t xml:space="preserve">    /// Индекс предыдущего цвета: начало плавного перехода.</w:t>
-      </w:r>
-    </w:p>
-    <w:p>
-      <w:pPr>
-        <w:pStyle w:val="Code"/>
-      </w:pPr>
-      <w:r>
-        <w:rPr>
-          <w:rFonts w:ascii="Courier New" w:cs="Courier New" w:eastAsia="Courier New" w:hAnsi="Courier New"/>
-          <w:sz w:val="18"/>
-          <w:szCs w:val="18"/>
-        </w:rPr>
-        <w:t xml:space="preserve">    pub previous_index: usize,</w:t>
+        <w:t xml:space="preserve">impl Default for ColorPalette {</w:t>
+      </w:r>
+    </w:p>
+    <w:p>
+      <w:pPr>
+        <w:pStyle w:val="Code"/>
+      </w:pPr>
+      <w:r>
+        <w:rPr>
+          <w:rFonts w:ascii="Courier New" w:cs="Courier New" w:eastAsia="Courier New" w:hAnsi="Courier New"/>
+          <w:sz w:val="18"/>
+          <w:szCs w:val="18"/>
+        </w:rPr>
+        <w:t xml:space="preserve">    fn default() -&gt; Self {</w:t>
+      </w:r>
+    </w:p>
+    <w:p>
+      <w:pPr>
+        <w:pStyle w:val="Code"/>
+      </w:pPr>
+      <w:r>
+        <w:rPr>
+          <w:rFonts w:ascii="Courier New" w:cs="Courier New" w:eastAsia="Courier New" w:hAnsi="Courier New"/>
+          <w:sz w:val="18"/>
+          <w:szCs w:val="18"/>
+        </w:rPr>
+        <w:t xml:space="preserve">        Self::new()</w:t>
+      </w:r>
+    </w:p>
+    <w:p>
+      <w:pPr>
+        <w:pStyle w:val="Code"/>
+      </w:pPr>
+      <w:r>
+        <w:rPr>
+          <w:rFonts w:ascii="Courier New" w:cs="Courier New" w:eastAsia="Courier New" w:hAnsi="Courier New"/>
+          <w:sz w:val="18"/>
+          <w:szCs w:val="18"/>
+        </w:rPr>
+        <w:t xml:space="preserve">    }</w:t>
       </w:r>
     </w:p>
     <w:p>
@@ -4688,33 +4610,176 @@
           <w:sz w:val="18"/>
           <w:szCs w:val="18"/>
         </w:rPr>
-        <w:t xml:space="preserve">impl Default for ColorPalette {</w:t>
-      </w:r>
-    </w:p>
-    <w:p>
-      <w:pPr>
-        <w:pStyle w:val="Code"/>
-      </w:pPr>
-      <w:r>
-        <w:rPr>
-          <w:rFonts w:ascii="Courier New" w:cs="Courier New" w:eastAsia="Courier New" w:hAnsi="Courier New"/>
-          <w:sz w:val="18"/>
-          <w:szCs w:val="18"/>
-        </w:rPr>
-        <w:t xml:space="preserve">    fn default() -&gt; Self {</w:t>
-      </w:r>
-    </w:p>
-    <w:p>
-      <w:pPr>
-        <w:pStyle w:val="Code"/>
-      </w:pPr>
-      <w:r>
-        <w:rPr>
-          <w:rFonts w:ascii="Courier New" w:cs="Courier New" w:eastAsia="Courier New" w:hAnsi="Courier New"/>
-          <w:sz w:val="18"/>
-          <w:szCs w:val="18"/>
-        </w:rPr>
-        <w:t xml:space="preserve">        Self::new()</w:t>
+        <w:t xml:space="preserve">impl ColorPalette {</w:t>
+      </w:r>
+    </w:p>
+    <w:p>
+      <w:pPr>
+        <w:pStyle w:val="Code"/>
+      </w:pPr>
+      <w:r>
+        <w:rPr>
+          <w:rFonts w:ascii="Courier New" w:cs="Courier New" w:eastAsia="Courier New" w:hAnsi="Courier New"/>
+          <w:sz w:val="18"/>
+          <w:szCs w:val="18"/>
+        </w:rPr>
+        <w:t xml:space="preserve">    /// Конструктор палитры: инициализирует массив 5 базовыми цветами</w:t>
+      </w:r>
+    </w:p>
+    <w:p>
+      <w:pPr>
+        <w:pStyle w:val="Code"/>
+      </w:pPr>
+      <w:r>
+        <w:rPr>
+          <w:rFonts w:ascii="Courier New" w:cs="Courier New" w:eastAsia="Courier New" w:hAnsi="Courier New"/>
+          <w:sz w:val="18"/>
+          <w:szCs w:val="18"/>
+        </w:rPr>
+        <w:t xml:space="preserve">    pub fn new() -&gt; Self {</w:t>
+      </w:r>
+    </w:p>
+    <w:p>
+      <w:pPr>
+        <w:pStyle w:val="Code"/>
+      </w:pPr>
+      <w:r>
+        <w:rPr>
+          <w:rFonts w:ascii="Courier New" w:cs="Courier New" w:eastAsia="Courier New" w:hAnsi="Courier New"/>
+          <w:sz w:val="18"/>
+          <w:szCs w:val="18"/>
+        </w:rPr>
+        <w:t xml:space="preserve">        Self {</w:t>
+      </w:r>
+    </w:p>
+    <w:p>
+      <w:pPr>
+        <w:pStyle w:val="Code"/>
+      </w:pPr>
+      <w:r>
+        <w:rPr>
+          <w:rFonts w:ascii="Courier New" w:cs="Courier New" w:eastAsia="Courier New" w:hAnsi="Courier New"/>
+          <w:sz w:val="18"/>
+          <w:szCs w:val="18"/>
+        </w:rPr>
+        <w:t xml:space="preserve">            colors: vec![</w:t>
+      </w:r>
+    </w:p>
+    <w:p>
+      <w:pPr>
+        <w:pStyle w:val="Code"/>
+      </w:pPr>
+      <w:r>
+        <w:rPr>
+          <w:rFonts w:ascii="Courier New" w:cs="Courier New" w:eastAsia="Courier New" w:hAnsi="Courier New"/>
+          <w:sz w:val="18"/>
+          <w:szCs w:val="18"/>
+        </w:rPr>
+        <w:t xml:space="preserve">                Vec3::new(1.0, 1.0, 1.0), // белый</w:t>
+      </w:r>
+    </w:p>
+    <w:p>
+      <w:pPr>
+        <w:pStyle w:val="Code"/>
+      </w:pPr>
+      <w:r>
+        <w:rPr>
+          <w:rFonts w:ascii="Courier New" w:cs="Courier New" w:eastAsia="Courier New" w:hAnsi="Courier New"/>
+          <w:sz w:val="18"/>
+          <w:szCs w:val="18"/>
+        </w:rPr>
+        <w:t xml:space="preserve">                Vec3::new(0.0, 0.0, 1.0), // синий</w:t>
+      </w:r>
+    </w:p>
+    <w:p>
+      <w:pPr>
+        <w:pStyle w:val="Code"/>
+      </w:pPr>
+      <w:r>
+        <w:rPr>
+          <w:rFonts w:ascii="Courier New" w:cs="Courier New" w:eastAsia="Courier New" w:hAnsi="Courier New"/>
+          <w:sz w:val="18"/>
+          <w:szCs w:val="18"/>
+        </w:rPr>
+        <w:t xml:space="preserve">                Vec3::new(1.0, 0.0, 0.0), // красный</w:t>
+      </w:r>
+    </w:p>
+    <w:p>
+      <w:pPr>
+        <w:pStyle w:val="Code"/>
+      </w:pPr>
+      <w:r>
+        <w:rPr>
+          <w:rFonts w:ascii="Courier New" w:cs="Courier New" w:eastAsia="Courier New" w:hAnsi="Courier New"/>
+          <w:sz w:val="18"/>
+          <w:szCs w:val="18"/>
+        </w:rPr>
+        <w:t xml:space="preserve">                Vec3::new(1.0, 1.0, 0.0), // жёлтый</w:t>
+      </w:r>
+    </w:p>
+    <w:p>
+      <w:pPr>
+        <w:pStyle w:val="Code"/>
+      </w:pPr>
+      <w:r>
+        <w:rPr>
+          <w:rFonts w:ascii="Courier New" w:cs="Courier New" w:eastAsia="Courier New" w:hAnsi="Courier New"/>
+          <w:sz w:val="18"/>
+          <w:szCs w:val="18"/>
+        </w:rPr>
+        <w:t xml:space="preserve">                Vec3::new(0.5, 0.0, 0.5), // фиолетовый</w:t>
+      </w:r>
+    </w:p>
+    <w:p>
+      <w:pPr>
+        <w:pStyle w:val="Code"/>
+      </w:pPr>
+      <w:r>
+        <w:rPr>
+          <w:rFonts w:ascii="Courier New" w:cs="Courier New" w:eastAsia="Courier New" w:hAnsi="Courier New"/>
+          <w:sz w:val="18"/>
+          <w:szCs w:val="18"/>
+        </w:rPr>
+        <w:t xml:space="preserve">            ],</w:t>
+      </w:r>
+    </w:p>
+    <w:p>
+      <w:pPr>
+        <w:pStyle w:val="Code"/>
+      </w:pPr>
+      <w:r>
+        <w:rPr>
+          <w:rFonts w:ascii="Courier New" w:cs="Courier New" w:eastAsia="Courier New" w:hAnsi="Courier New"/>
+          <w:sz w:val="18"/>
+          <w:szCs w:val="18"/>
+        </w:rPr>
+        <w:t xml:space="preserve">            current_index: 0,</w:t>
+      </w:r>
+    </w:p>
+    <w:p>
+      <w:pPr>
+        <w:pStyle w:val="Code"/>
+      </w:pPr>
+      <w:r>
+        <w:rPr>
+          <w:rFonts w:ascii="Courier New" w:cs="Courier New" w:eastAsia="Courier New" w:hAnsi="Courier New"/>
+          <w:sz w:val="18"/>
+          <w:szCs w:val="18"/>
+        </w:rPr>
+        <w:t xml:space="preserve">            previous_index: 0,</w:t>
+      </w:r>
+    </w:p>
+    <w:p>
+      <w:pPr>
+        <w:pStyle w:val="Code"/>
+      </w:pPr>
+      <w:r>
+        <w:rPr>
+          <w:rFonts w:ascii="Courier New" w:cs="Courier New" w:eastAsia="Courier New" w:hAnsi="Courier New"/>
+          <w:sz w:val="18"/>
+          <w:szCs w:val="18"/>
+        </w:rPr>
+        <w:t xml:space="preserve">        }</w:t>
       </w:r>
     </w:p>
     <w:p>
@@ -4740,6 +4805,409 @@
           <w:sz w:val="18"/>
           <w:szCs w:val="18"/>
         </w:rPr>
+        <w:t xml:space="preserve"> </w:t>
+      </w:r>
+    </w:p>
+    <w:p>
+      <w:pPr>
+        <w:pStyle w:val="Code"/>
+      </w:pPr>
+      <w:r>
+        <w:rPr>
+          <w:rFonts w:ascii="Courier New" w:cs="Courier New" w:eastAsia="Courier New" w:hAnsi="Courier New"/>
+          <w:sz w:val="18"/>
+          <w:szCs w:val="18"/>
+        </w:rPr>
+        <w:t xml:space="preserve">    pub fn current_rgb(&amp;self) -&gt; Vec3 {</w:t>
+      </w:r>
+    </w:p>
+    <w:p>
+      <w:pPr>
+        <w:pStyle w:val="Code"/>
+      </w:pPr>
+      <w:r>
+        <w:rPr>
+          <w:rFonts w:ascii="Courier New" w:cs="Courier New" w:eastAsia="Courier New" w:hAnsi="Courier New"/>
+          <w:sz w:val="18"/>
+          <w:szCs w:val="18"/>
+        </w:rPr>
+        <w:t xml:space="preserve">        self.colors[self.current_index]</w:t>
+      </w:r>
+    </w:p>
+    <w:p>
+      <w:pPr>
+        <w:pStyle w:val="Code"/>
+      </w:pPr>
+      <w:r>
+        <w:rPr>
+          <w:rFonts w:ascii="Courier New" w:cs="Courier New" w:eastAsia="Courier New" w:hAnsi="Courier New"/>
+          <w:sz w:val="18"/>
+          <w:szCs w:val="18"/>
+        </w:rPr>
+        <w:t xml:space="preserve">    }</w:t>
+      </w:r>
+    </w:p>
+    <w:p>
+      <w:pPr>
+        <w:pStyle w:val="Code"/>
+      </w:pPr>
+      <w:r>
+        <w:rPr>
+          <w:rFonts w:ascii="Courier New" w:cs="Courier New" w:eastAsia="Courier New" w:hAnsi="Courier New"/>
+          <w:sz w:val="18"/>
+          <w:szCs w:val="18"/>
+        </w:rPr>
+        <w:t xml:space="preserve"> </w:t>
+      </w:r>
+    </w:p>
+    <w:p>
+      <w:pPr>
+        <w:pStyle w:val="Code"/>
+      </w:pPr>
+      <w:r>
+        <w:rPr>
+          <w:rFonts w:ascii="Courier New" w:cs="Courier New" w:eastAsia="Courier New" w:hAnsi="Courier New"/>
+          <w:sz w:val="18"/>
+          <w:szCs w:val="18"/>
+        </w:rPr>
+        <w:t xml:space="preserve">    /// Преобразует математический вектор Vec3 текущего цвета</w:t>
+      </w:r>
+    </w:p>
+    <w:p>
+      <w:pPr>
+        <w:pStyle w:val="Code"/>
+      </w:pPr>
+      <w:r>
+        <w:rPr>
+          <w:rFonts w:ascii="Courier New" w:cs="Courier New" w:eastAsia="Courier New" w:hAnsi="Courier New"/>
+          <w:sz w:val="18"/>
+          <w:szCs w:val="18"/>
+        </w:rPr>
+        <w:t xml:space="preserve">    /// в графический тип Color пространства sRGB, понятный рендереру Bevy.</w:t>
+      </w:r>
+    </w:p>
+    <w:p>
+      <w:pPr>
+        <w:pStyle w:val="Code"/>
+      </w:pPr>
+      <w:r>
+        <w:rPr>
+          <w:rFonts w:ascii="Courier New" w:cs="Courier New" w:eastAsia="Courier New" w:hAnsi="Courier New"/>
+          <w:sz w:val="18"/>
+          <w:szCs w:val="18"/>
+        </w:rPr>
+        <w:t xml:space="preserve">    pub fn current_color(&amp;self) -&gt; Color {</w:t>
+      </w:r>
+    </w:p>
+    <w:p>
+      <w:pPr>
+        <w:pStyle w:val="Code"/>
+      </w:pPr>
+      <w:r>
+        <w:rPr>
+          <w:rFonts w:ascii="Courier New" w:cs="Courier New" w:eastAsia="Courier New" w:hAnsi="Courier New"/>
+          <w:sz w:val="18"/>
+          <w:szCs w:val="18"/>
+        </w:rPr>
+        <w:t xml:space="preserve">        rgb_to_color(self.current_rgb())</w:t>
+      </w:r>
+    </w:p>
+    <w:p>
+      <w:pPr>
+        <w:pStyle w:val="Code"/>
+      </w:pPr>
+      <w:r>
+        <w:rPr>
+          <w:rFonts w:ascii="Courier New" w:cs="Courier New" w:eastAsia="Courier New" w:hAnsi="Courier New"/>
+          <w:sz w:val="18"/>
+          <w:szCs w:val="18"/>
+        </w:rPr>
+        <w:t xml:space="preserve">    }</w:t>
+      </w:r>
+    </w:p>
+    <w:p>
+      <w:pPr>
+        <w:pStyle w:val="Code"/>
+      </w:pPr>
+      <w:r>
+        <w:rPr>
+          <w:rFonts w:ascii="Courier New" w:cs="Courier New" w:eastAsia="Courier New" w:hAnsi="Courier New"/>
+          <w:sz w:val="18"/>
+          <w:szCs w:val="18"/>
+        </w:rPr>
+        <w:t xml:space="preserve"> </w:t>
+      </w:r>
+    </w:p>
+    <w:p>
+      <w:pPr>
+        <w:pStyle w:val="Code"/>
+      </w:pPr>
+      <w:r>
+        <w:rPr>
+          <w:rFonts w:ascii="Courier New" w:cs="Courier New" w:eastAsia="Courier New" w:hAnsi="Courier New"/>
+          <w:sz w:val="18"/>
+          <w:szCs w:val="18"/>
+        </w:rPr>
+        <w:t xml:space="preserve">    /// Вычисляет индекс следующего цвета по циклу и возвращает его значение.</w:t>
+      </w:r>
+    </w:p>
+    <w:p>
+      <w:pPr>
+        <w:pStyle w:val="Code"/>
+      </w:pPr>
+      <w:r>
+        <w:rPr>
+          <w:rFonts w:ascii="Courier New" w:cs="Courier New" w:eastAsia="Courier New" w:hAnsi="Courier New"/>
+          <w:sz w:val="18"/>
+          <w:szCs w:val="18"/>
+        </w:rPr>
+        <w:t xml:space="preserve">    pub fn next_color(&amp;mut self) -&gt; Color {</w:t>
+      </w:r>
+    </w:p>
+    <w:p>
+      <w:pPr>
+        <w:pStyle w:val="Code"/>
+      </w:pPr>
+      <w:r>
+        <w:rPr>
+          <w:rFonts w:ascii="Courier New" w:cs="Courier New" w:eastAsia="Courier New" w:hAnsi="Courier New"/>
+          <w:sz w:val="18"/>
+          <w:szCs w:val="18"/>
+        </w:rPr>
+        <w:t xml:space="preserve">        self.select((self.current_index + 1) % self.colors.len());</w:t>
+      </w:r>
+    </w:p>
+    <w:p>
+      <w:pPr>
+        <w:pStyle w:val="Code"/>
+      </w:pPr>
+      <w:r>
+        <w:rPr>
+          <w:rFonts w:ascii="Courier New" w:cs="Courier New" w:eastAsia="Courier New" w:hAnsi="Courier New"/>
+          <w:sz w:val="18"/>
+          <w:szCs w:val="18"/>
+        </w:rPr>
+        <w:t xml:space="preserve">        self.current_color()</w:t>
+      </w:r>
+    </w:p>
+    <w:p>
+      <w:pPr>
+        <w:pStyle w:val="Code"/>
+      </w:pPr>
+      <w:r>
+        <w:rPr>
+          <w:rFonts w:ascii="Courier New" w:cs="Courier New" w:eastAsia="Courier New" w:hAnsi="Courier New"/>
+          <w:sz w:val="18"/>
+          <w:szCs w:val="18"/>
+        </w:rPr>
+        <w:t xml:space="preserve">    }</w:t>
+      </w:r>
+    </w:p>
+    <w:p>
+      <w:pPr>
+        <w:pStyle w:val="Code"/>
+      </w:pPr>
+      <w:r>
+        <w:rPr>
+          <w:rFonts w:ascii="Courier New" w:cs="Courier New" w:eastAsia="Courier New" w:hAnsi="Courier New"/>
+          <w:sz w:val="18"/>
+          <w:szCs w:val="18"/>
+        </w:rPr>
+        <w:t xml:space="preserve"> </w:t>
+      </w:r>
+    </w:p>
+    <w:p>
+      <w:pPr>
+        <w:pStyle w:val="Code"/>
+      </w:pPr>
+      <w:r>
+        <w:rPr>
+          <w:rFonts w:ascii="Courier New" w:cs="Courier New" w:eastAsia="Courier New" w:hAnsi="Courier New"/>
+          <w:sz w:val="18"/>
+          <w:szCs w:val="18"/>
+        </w:rPr>
+        <w:t xml:space="preserve">    pub fn select(&amp;mut self, index: usize) -&gt; bool {</w:t>
+      </w:r>
+    </w:p>
+    <w:p>
+      <w:pPr>
+        <w:pStyle w:val="Code"/>
+      </w:pPr>
+      <w:r>
+        <w:rPr>
+          <w:rFonts w:ascii="Courier New" w:cs="Courier New" w:eastAsia="Courier New" w:hAnsi="Courier New"/>
+          <w:sz w:val="18"/>
+          <w:szCs w:val="18"/>
+        </w:rPr>
+        <w:t xml:space="preserve">        if index &gt;= self.colors.len() {</w:t>
+      </w:r>
+    </w:p>
+    <w:p>
+      <w:pPr>
+        <w:pStyle w:val="Code"/>
+      </w:pPr>
+      <w:r>
+        <w:rPr>
+          <w:rFonts w:ascii="Courier New" w:cs="Courier New" w:eastAsia="Courier New" w:hAnsi="Courier New"/>
+          <w:sz w:val="18"/>
+          <w:szCs w:val="18"/>
+        </w:rPr>
+        <w:t xml:space="preserve">            return false;</w:t>
+      </w:r>
+    </w:p>
+    <w:p>
+      <w:pPr>
+        <w:pStyle w:val="Code"/>
+      </w:pPr>
+      <w:r>
+        <w:rPr>
+          <w:rFonts w:ascii="Courier New" w:cs="Courier New" w:eastAsia="Courier New" w:hAnsi="Courier New"/>
+          <w:sz w:val="18"/>
+          <w:szCs w:val="18"/>
+        </w:rPr>
+        <w:t xml:space="preserve">        }</w:t>
+      </w:r>
+    </w:p>
+    <w:p>
+      <w:pPr>
+        <w:pStyle w:val="Code"/>
+      </w:pPr>
+      <w:r>
+        <w:rPr>
+          <w:rFonts w:ascii="Courier New" w:cs="Courier New" w:eastAsia="Courier New" w:hAnsi="Courier New"/>
+          <w:sz w:val="18"/>
+          <w:szCs w:val="18"/>
+        </w:rPr>
+        <w:t xml:space="preserve">        self.previous_index = self.current_index;</w:t>
+      </w:r>
+    </w:p>
+    <w:p>
+      <w:pPr>
+        <w:pStyle w:val="Code"/>
+      </w:pPr>
+      <w:r>
+        <w:rPr>
+          <w:rFonts w:ascii="Courier New" w:cs="Courier New" w:eastAsia="Courier New" w:hAnsi="Courier New"/>
+          <w:sz w:val="18"/>
+          <w:szCs w:val="18"/>
+        </w:rPr>
+        <w:t xml:space="preserve">        self.current_index = index;</w:t>
+      </w:r>
+    </w:p>
+    <w:p>
+      <w:pPr>
+        <w:pStyle w:val="Code"/>
+      </w:pPr>
+      <w:r>
+        <w:rPr>
+          <w:rFonts w:ascii="Courier New" w:cs="Courier New" w:eastAsia="Courier New" w:hAnsi="Courier New"/>
+          <w:sz w:val="18"/>
+          <w:szCs w:val="18"/>
+        </w:rPr>
+        <w:t xml:space="preserve">        true</w:t>
+      </w:r>
+    </w:p>
+    <w:p>
+      <w:pPr>
+        <w:pStyle w:val="Code"/>
+      </w:pPr>
+      <w:r>
+        <w:rPr>
+          <w:rFonts w:ascii="Courier New" w:cs="Courier New" w:eastAsia="Courier New" w:hAnsi="Courier New"/>
+          <w:sz w:val="18"/>
+          <w:szCs w:val="18"/>
+        </w:rPr>
+        <w:t xml:space="preserve">    }</w:t>
+      </w:r>
+    </w:p>
+    <w:p>
+      <w:pPr>
+        <w:pStyle w:val="Code"/>
+      </w:pPr>
+      <w:r>
+        <w:rPr>
+          <w:rFonts w:ascii="Courier New" w:cs="Courier New" w:eastAsia="Courier New" w:hAnsi="Courier New"/>
+          <w:sz w:val="18"/>
+          <w:szCs w:val="18"/>
+        </w:rPr>
+        <w:t xml:space="preserve"> </w:t>
+      </w:r>
+    </w:p>
+    <w:p>
+      <w:pPr>
+        <w:pStyle w:val="Code"/>
+      </w:pPr>
+      <w:r>
+        <w:rPr>
+          <w:rFonts w:ascii="Courier New" w:cs="Courier New" w:eastAsia="Courier New" w:hAnsi="Courier New"/>
+          <w:sz w:val="18"/>
+          <w:szCs w:val="18"/>
+        </w:rPr>
+        <w:t xml:space="preserve">    /// Плавный переход (доп. задание 2): интерполяция компонент Vec3.</w:t>
+      </w:r>
+    </w:p>
+    <w:p>
+      <w:pPr>
+        <w:pStyle w:val="Code"/>
+      </w:pPr>
+      <w:r>
+        <w:rPr>
+          <w:rFonts w:ascii="Courier New" w:cs="Courier New" w:eastAsia="Courier New" w:hAnsi="Courier New"/>
+          <w:sz w:val="18"/>
+          <w:szCs w:val="18"/>
+        </w:rPr>
+        <w:t xml:space="preserve">    pub fn blended_rgb(&amp;self, t: f32) -&gt; Vec3 {</w:t>
+      </w:r>
+    </w:p>
+    <w:p>
+      <w:pPr>
+        <w:pStyle w:val="Code"/>
+      </w:pPr>
+      <w:r>
+        <w:rPr>
+          <w:rFonts w:ascii="Courier New" w:cs="Courier New" w:eastAsia="Courier New" w:hAnsi="Courier New"/>
+          <w:sz w:val="18"/>
+          <w:szCs w:val="18"/>
+        </w:rPr>
+        <w:t xml:space="preserve">        let from = self.colors[self.previous_index];</w:t>
+      </w:r>
+    </w:p>
+    <w:p>
+      <w:pPr>
+        <w:pStyle w:val="Code"/>
+      </w:pPr>
+      <w:r>
+        <w:rPr>
+          <w:rFonts w:ascii="Courier New" w:cs="Courier New" w:eastAsia="Courier New" w:hAnsi="Courier New"/>
+          <w:sz w:val="18"/>
+          <w:szCs w:val="18"/>
+        </w:rPr>
+        <w:t xml:space="preserve">        from.lerp(self.current_rgb(), t.clamp(0.0, 1.0))</w:t>
+      </w:r>
+    </w:p>
+    <w:p>
+      <w:pPr>
+        <w:pStyle w:val="Code"/>
+      </w:pPr>
+      <w:r>
+        <w:rPr>
+          <w:rFonts w:ascii="Courier New" w:cs="Courier New" w:eastAsia="Courier New" w:hAnsi="Courier New"/>
+          <w:sz w:val="18"/>
+          <w:szCs w:val="18"/>
+        </w:rPr>
+        <w:t xml:space="preserve">    }</w:t>
+      </w:r>
+    </w:p>
+    <w:p>
+      <w:pPr>
+        <w:pStyle w:val="Code"/>
+      </w:pPr>
+      <w:r>
+        <w:rPr>
+          <w:rFonts w:ascii="Courier New" w:cs="Courier New" w:eastAsia="Courier New" w:hAnsi="Courier New"/>
+          <w:sz w:val="18"/>
+          <w:szCs w:val="18"/>
+        </w:rPr>
         <w:t xml:space="preserve">}</w:t>
       </w:r>
     </w:p>
@@ -4766,163 +5234,2269 @@
           <w:sz w:val="18"/>
           <w:szCs w:val="18"/>
         </w:rPr>
-        <w:t xml:space="preserve">impl ColorPalette {</w:t>
-      </w:r>
-    </w:p>
-    <w:p>
-      <w:pPr>
-        <w:pStyle w:val="Code"/>
-      </w:pPr>
-      <w:r>
-        <w:rPr>
-          <w:rFonts w:ascii="Courier New" w:cs="Courier New" w:eastAsia="Courier New" w:hAnsi="Courier New"/>
-          <w:sz w:val="18"/>
-          <w:szCs w:val="18"/>
-        </w:rPr>
-        <w:t xml:space="preserve">    /// Палитра из задания: белый, синий, красный, жёлтый, фиолетовый.</w:t>
-      </w:r>
-    </w:p>
-    <w:p>
-      <w:pPr>
-        <w:pStyle w:val="Code"/>
-      </w:pPr>
-      <w:r>
-        <w:rPr>
-          <w:rFonts w:ascii="Courier New" w:cs="Courier New" w:eastAsia="Courier New" w:hAnsi="Courier New"/>
-          <w:sz w:val="18"/>
-          <w:szCs w:val="18"/>
-        </w:rPr>
-        <w:t xml:space="preserve">    pub fn new() -&gt; Self {</w:t>
-      </w:r>
-    </w:p>
-    <w:p>
-      <w:pPr>
-        <w:pStyle w:val="Code"/>
-      </w:pPr>
-      <w:r>
-        <w:rPr>
-          <w:rFonts w:ascii="Courier New" w:cs="Courier New" w:eastAsia="Courier New" w:hAnsi="Courier New"/>
-          <w:sz w:val="18"/>
-          <w:szCs w:val="18"/>
-        </w:rPr>
-        <w:t xml:space="preserve">        Self {</w:t>
-      </w:r>
-    </w:p>
-    <w:p>
-      <w:pPr>
-        <w:pStyle w:val="Code"/>
-      </w:pPr>
-      <w:r>
-        <w:rPr>
-          <w:rFonts w:ascii="Courier New" w:cs="Courier New" w:eastAsia="Courier New" w:hAnsi="Courier New"/>
-          <w:sz w:val="18"/>
-          <w:szCs w:val="18"/>
-        </w:rPr>
-        <w:t xml:space="preserve">            colors: vec![</w:t>
-      </w:r>
-    </w:p>
-    <w:p>
-      <w:pPr>
-        <w:pStyle w:val="Code"/>
-      </w:pPr>
-      <w:r>
-        <w:rPr>
-          <w:rFonts w:ascii="Courier New" w:cs="Courier New" w:eastAsia="Courier New" w:hAnsi="Courier New"/>
-          <w:sz w:val="18"/>
-          <w:szCs w:val="18"/>
-        </w:rPr>
-        <w:t xml:space="preserve">                Vec3::new(1.0, 1.0, 1.0), // белый</w:t>
-      </w:r>
-    </w:p>
-    <w:p>
-      <w:pPr>
-        <w:pStyle w:val="Code"/>
-      </w:pPr>
-      <w:r>
-        <w:rPr>
-          <w:rFonts w:ascii="Courier New" w:cs="Courier New" w:eastAsia="Courier New" w:hAnsi="Courier New"/>
-          <w:sz w:val="18"/>
-          <w:szCs w:val="18"/>
-        </w:rPr>
-        <w:t xml:space="preserve">                Vec3::new(0.0, 0.0, 1.0), // синий</w:t>
-      </w:r>
-    </w:p>
-    <w:p>
-      <w:pPr>
-        <w:pStyle w:val="Code"/>
-      </w:pPr>
-      <w:r>
-        <w:rPr>
-          <w:rFonts w:ascii="Courier New" w:cs="Courier New" w:eastAsia="Courier New" w:hAnsi="Courier New"/>
-          <w:sz w:val="18"/>
-          <w:szCs w:val="18"/>
-        </w:rPr>
-        <w:t xml:space="preserve">                Vec3::new(1.0, 0.0, 0.0), // красный</w:t>
-      </w:r>
-    </w:p>
-    <w:p>
-      <w:pPr>
-        <w:pStyle w:val="Code"/>
-      </w:pPr>
-      <w:r>
-        <w:rPr>
-          <w:rFonts w:ascii="Courier New" w:cs="Courier New" w:eastAsia="Courier New" w:hAnsi="Courier New"/>
-          <w:sz w:val="18"/>
-          <w:szCs w:val="18"/>
-        </w:rPr>
-        <w:t xml:space="preserve">                Vec3::new(1.0, 1.0, 0.0), // жёлтый</w:t>
-      </w:r>
-    </w:p>
-    <w:p>
-      <w:pPr>
-        <w:pStyle w:val="Code"/>
-      </w:pPr>
-      <w:r>
-        <w:rPr>
-          <w:rFonts w:ascii="Courier New" w:cs="Courier New" w:eastAsia="Courier New" w:hAnsi="Courier New"/>
-          <w:sz w:val="18"/>
-          <w:szCs w:val="18"/>
-        </w:rPr>
-        <w:t xml:space="preserve">                Vec3::new(0.5, 0.0, 0.5), // фиолетовый</w:t>
-      </w:r>
-    </w:p>
-    <w:p>
-      <w:pPr>
-        <w:pStyle w:val="Code"/>
-      </w:pPr>
-      <w:r>
-        <w:rPr>
-          <w:rFonts w:ascii="Courier New" w:cs="Courier New" w:eastAsia="Courier New" w:hAnsi="Courier New"/>
-          <w:sz w:val="18"/>
-          <w:szCs w:val="18"/>
-        </w:rPr>
-        <w:t xml:space="preserve">            ],</w:t>
-      </w:r>
-    </w:p>
-    <w:p>
-      <w:pPr>
-        <w:pStyle w:val="Code"/>
-      </w:pPr>
-      <w:r>
-        <w:rPr>
-          <w:rFonts w:ascii="Courier New" w:cs="Courier New" w:eastAsia="Courier New" w:hAnsi="Courier New"/>
-          <w:sz w:val="18"/>
-          <w:szCs w:val="18"/>
-        </w:rPr>
-        <w:t xml:space="preserve">            current_index: 0,</w:t>
-      </w:r>
-    </w:p>
-    <w:p>
-      <w:pPr>
-        <w:pStyle w:val="Code"/>
-      </w:pPr>
-      <w:r>
-        <w:rPr>
-          <w:rFonts w:ascii="Courier New" w:cs="Courier New" w:eastAsia="Courier New" w:hAnsi="Courier New"/>
-          <w:sz w:val="18"/>
-          <w:szCs w:val="18"/>
-        </w:rPr>
-        <w:t xml:space="preserve">            previous_index: 0,</w:t>
+        <w:t xml:space="preserve">pub fn rgb_to_color(rgb: Vec3) -&gt; Color {</w:t>
+      </w:r>
+    </w:p>
+    <w:p>
+      <w:pPr>
+        <w:pStyle w:val="Code"/>
+      </w:pPr>
+      <w:r>
+        <w:rPr>
+          <w:rFonts w:ascii="Courier New" w:cs="Courier New" w:eastAsia="Courier New" w:hAnsi="Courier New"/>
+          <w:sz w:val="18"/>
+          <w:szCs w:val="18"/>
+        </w:rPr>
+        <w:t xml:space="preserve">    Color::srgb(rgb.x, rgb.y, rgb.z)</w:t>
+      </w:r>
+    </w:p>
+    <w:p>
+      <w:pPr>
+        <w:pStyle w:val="Code"/>
+      </w:pPr>
+      <w:r>
+        <w:rPr>
+          <w:rFonts w:ascii="Courier New" w:cs="Courier New" w:eastAsia="Courier New" w:hAnsi="Courier New"/>
+          <w:sz w:val="18"/>
+          <w:szCs w:val="18"/>
+        </w:rPr>
+        <w:t xml:space="preserve">}</w:t>
+      </w:r>
+    </w:p>
+    <w:p>
+      <w:pPr>
+        <w:pStyle w:val="Code"/>
+      </w:pPr>
+      <w:r>
+        <w:rPr>
+          <w:rFonts w:ascii="Courier New" w:cs="Courier New" w:eastAsia="Courier New" w:hAnsi="Courier New"/>
+          <w:sz w:val="18"/>
+          <w:szCs w:val="18"/>
+        </w:rPr>
+        <w:t xml:space="preserve"> </w:t>
+      </w:r>
+    </w:p>
+    <w:p>
+      <w:pPr>
+        <w:pStyle w:val="Code"/>
+      </w:pPr>
+      <w:r>
+        <w:rPr>
+          <w:rFonts w:ascii="Courier New" w:cs="Courier New" w:eastAsia="Courier New" w:hAnsi="Courier New"/>
+          <w:sz w:val="18"/>
+          <w:szCs w:val="18"/>
+        </w:rPr>
+        <w:t xml:space="preserve">/// Ресурс-обёртка над таймером Bevy.</w:t>
+      </w:r>
+    </w:p>
+    <w:p>
+      <w:pPr>
+        <w:pStyle w:val="Code"/>
+      </w:pPr>
+      <w:r>
+        <w:rPr>
+          <w:rFonts w:ascii="Courier New" w:cs="Courier New" w:eastAsia="Courier New" w:hAnsi="Courier New"/>
+          <w:sz w:val="18"/>
+          <w:szCs w:val="18"/>
+        </w:rPr>
+        <w:t xml:space="preserve">#[derive(Resource)]</w:t>
+      </w:r>
+    </w:p>
+    <w:p>
+      <w:pPr>
+        <w:pStyle w:val="Code"/>
+      </w:pPr>
+      <w:r>
+        <w:rPr>
+          <w:rFonts w:ascii="Courier New" w:cs="Courier New" w:eastAsia="Courier New" w:hAnsi="Courier New"/>
+          <w:sz w:val="18"/>
+          <w:szCs w:val="18"/>
+        </w:rPr>
+        <w:t xml:space="preserve">pub struct AutoColorTimer(pub Timer);</w:t>
+      </w:r>
+    </w:p>
+    <w:p>
+      <w:pPr>
+        <w:pStyle w:val="Code"/>
+      </w:pPr>
+      <w:r>
+        <w:rPr>
+          <w:rFonts w:ascii="Courier New" w:cs="Courier New" w:eastAsia="Courier New" w:hAnsi="Courier New"/>
+          <w:sz w:val="18"/>
+          <w:szCs w:val="18"/>
+        </w:rPr>
+        <w:t xml:space="preserve"> </w:t>
+      </w:r>
+    </w:p>
+    <w:p>
+      <w:pPr>
+        <w:pStyle w:val="Code"/>
+      </w:pPr>
+      <w:r>
+        <w:rPr>
+          <w:rFonts w:ascii="Courier New" w:cs="Courier New" w:eastAsia="Courier New" w:hAnsi="Courier New"/>
+          <w:sz w:val="18"/>
+          <w:szCs w:val="18"/>
+        </w:rPr>
+        <w:t xml:space="preserve">#[derive(Resource, Default)]</w:t>
+      </w:r>
+    </w:p>
+    <w:p>
+      <w:pPr>
+        <w:pStyle w:val="Code"/>
+      </w:pPr>
+      <w:r>
+        <w:rPr>
+          <w:rFonts w:ascii="Courier New" w:cs="Courier New" w:eastAsia="Courier New" w:hAnsi="Courier New"/>
+          <w:sz w:val="18"/>
+          <w:szCs w:val="18"/>
+        </w:rPr>
+        <w:t xml:space="preserve">pub struct VisualSettings {</w:t>
+      </w:r>
+    </w:p>
+    <w:p>
+      <w:pPr>
+        <w:pStyle w:val="Code"/>
+      </w:pPr>
+      <w:r>
+        <w:rPr>
+          <w:rFonts w:ascii="Courier New" w:cs="Courier New" w:eastAsia="Courier New" w:hAnsi="Courier New"/>
+          <w:sz w:val="18"/>
+          <w:szCs w:val="18"/>
+        </w:rPr>
+        <w:t xml:space="preserve">    pub smooth: bool,</w:t>
+      </w:r>
+    </w:p>
+    <w:p>
+      <w:pPr>
+        <w:pStyle w:val="Code"/>
+      </w:pPr>
+      <w:r>
+        <w:rPr>
+          <w:rFonts w:ascii="Courier New" w:cs="Courier New" w:eastAsia="Courier New" w:hAnsi="Courier New"/>
+          <w:sz w:val="18"/>
+          <w:szCs w:val="18"/>
+        </w:rPr>
+        <w:t xml:space="preserve">}</w:t>
+      </w:r>
+    </w:p>
+    <w:p>
+      <w:pPr>
+        <w:pStyle w:val="Code"/>
+      </w:pPr>
+      <w:r>
+        <w:rPr>
+          <w:rFonts w:ascii="Courier New" w:cs="Courier New" w:eastAsia="Courier New" w:hAnsi="Courier New"/>
+          <w:sz w:val="18"/>
+          <w:szCs w:val="18"/>
+        </w:rPr>
+        <w:t xml:space="preserve"> </w:t>
+      </w:r>
+    </w:p>
+    <w:p>
+      <w:pPr>
+        <w:pStyle w:val="Code"/>
+      </w:pPr>
+      <w:r>
+        <w:rPr>
+          <w:rFonts w:ascii="Courier New" w:cs="Courier New" w:eastAsia="Courier New" w:hAnsi="Courier New"/>
+          <w:sz w:val="18"/>
+          <w:szCs w:val="18"/>
+        </w:rPr>
+        <w:t xml:space="preserve">pub struct Lab02Plugin;</w:t>
+      </w:r>
+    </w:p>
+    <w:p>
+      <w:pPr>
+        <w:pStyle w:val="Code"/>
+      </w:pPr>
+      <w:r>
+        <w:rPr>
+          <w:rFonts w:ascii="Courier New" w:cs="Courier New" w:eastAsia="Courier New" w:hAnsi="Courier New"/>
+          <w:sz w:val="18"/>
+          <w:szCs w:val="18"/>
+        </w:rPr>
+        <w:t xml:space="preserve"> </w:t>
+      </w:r>
+    </w:p>
+    <w:p>
+      <w:pPr>
+        <w:pStyle w:val="Code"/>
+      </w:pPr>
+      <w:r>
+        <w:rPr>
+          <w:rFonts w:ascii="Courier New" w:cs="Courier New" w:eastAsia="Courier New" w:hAnsi="Courier New"/>
+          <w:sz w:val="18"/>
+          <w:szCs w:val="18"/>
+        </w:rPr>
+        <w:t xml:space="preserve">impl Plugin for Lab02Plugin {</w:t>
+      </w:r>
+    </w:p>
+    <w:p>
+      <w:pPr>
+        <w:pStyle w:val="Code"/>
+      </w:pPr>
+      <w:r>
+        <w:rPr>
+          <w:rFonts w:ascii="Courier New" w:cs="Courier New" w:eastAsia="Courier New" w:hAnsi="Courier New"/>
+          <w:sz w:val="18"/>
+          <w:szCs w:val="18"/>
+        </w:rPr>
+        <w:t xml:space="preserve">    fn build(&amp;self, app: &amp;mut App) {</w:t>
+      </w:r>
+    </w:p>
+    <w:p>
+      <w:pPr>
+        <w:pStyle w:val="Code"/>
+      </w:pPr>
+      <w:r>
+        <w:rPr>
+          <w:rFonts w:ascii="Courier New" w:cs="Courier New" w:eastAsia="Courier New" w:hAnsi="Courier New"/>
+          <w:sz w:val="18"/>
+          <w:szCs w:val="18"/>
+        </w:rPr>
+        <w:t xml:space="preserve">        app.insert_resource(ColorPalette::new())</w:t>
+      </w:r>
+    </w:p>
+    <w:p>
+      <w:pPr>
+        <w:pStyle w:val="Code"/>
+      </w:pPr>
+      <w:r>
+        <w:rPr>
+          <w:rFonts w:ascii="Courier New" w:cs="Courier New" w:eastAsia="Courier New" w:hAnsi="Courier New"/>
+          <w:sz w:val="18"/>
+          <w:szCs w:val="18"/>
+        </w:rPr>
+        <w:t xml:space="preserve">            .insert_resource(AutoColorTimer(Timer::from_seconds(</w:t>
+      </w:r>
+    </w:p>
+    <w:p>
+      <w:pPr>
+        <w:pStyle w:val="Code"/>
+      </w:pPr>
+      <w:r>
+        <w:rPr>
+          <w:rFonts w:ascii="Courier New" w:cs="Courier New" w:eastAsia="Courier New" w:hAnsi="Courier New"/>
+          <w:sz w:val="18"/>
+          <w:szCs w:val="18"/>
+        </w:rPr>
+        <w:t xml:space="preserve">                COLOR_INTERVAL_SECS,</w:t>
+      </w:r>
+    </w:p>
+    <w:p>
+      <w:pPr>
+        <w:pStyle w:val="Code"/>
+      </w:pPr>
+      <w:r>
+        <w:rPr>
+          <w:rFonts w:ascii="Courier New" w:cs="Courier New" w:eastAsia="Courier New" w:hAnsi="Courier New"/>
+          <w:sz w:val="18"/>
+          <w:szCs w:val="18"/>
+        </w:rPr>
+        <w:t xml:space="preserve">                TimerMode::Repeating,</w:t>
+      </w:r>
+    </w:p>
+    <w:p>
+      <w:pPr>
+        <w:pStyle w:val="Code"/>
+      </w:pPr>
+      <w:r>
+        <w:rPr>
+          <w:rFonts w:ascii="Courier New" w:cs="Courier New" w:eastAsia="Courier New" w:hAnsi="Courier New"/>
+          <w:sz w:val="18"/>
+          <w:szCs w:val="18"/>
+        </w:rPr>
+        <w:t xml:space="preserve">            )))</w:t>
+      </w:r>
+    </w:p>
+    <w:p>
+      <w:pPr>
+        <w:pStyle w:val="Code"/>
+      </w:pPr>
+      <w:r>
+        <w:rPr>
+          <w:rFonts w:ascii="Courier New" w:cs="Courier New" w:eastAsia="Courier New" w:hAnsi="Courier New"/>
+          <w:sz w:val="18"/>
+          <w:szCs w:val="18"/>
+        </w:rPr>
+        <w:t xml:space="preserve">            .init_resource::&lt;VisualSettings&gt;()</w:t>
+      </w:r>
+    </w:p>
+    <w:p>
+      <w:pPr>
+        <w:pStyle w:val="Code"/>
+      </w:pPr>
+      <w:r>
+        <w:rPr>
+          <w:rFonts w:ascii="Courier New" w:cs="Courier New" w:eastAsia="Courier New" w:hAnsi="Courier New"/>
+          <w:sz w:val="18"/>
+          <w:szCs w:val="18"/>
+        </w:rPr>
+        <w:t xml:space="preserve">            .add_systems(</w:t>
+      </w:r>
+    </w:p>
+    <w:p>
+      <w:pPr>
+        <w:pStyle w:val="Code"/>
+      </w:pPr>
+      <w:r>
+        <w:rPr>
+          <w:rFonts w:ascii="Courier New" w:cs="Courier New" w:eastAsia="Courier New" w:hAnsi="Courier New"/>
+          <w:sz w:val="18"/>
+          <w:szCs w:val="18"/>
+        </w:rPr>
+        <w:t xml:space="preserve">                OnEnter(Lab::Lab2),</w:t>
+      </w:r>
+    </w:p>
+    <w:p>
+      <w:pPr>
+        <w:pStyle w:val="Code"/>
+      </w:pPr>
+      <w:r>
+        <w:rPr>
+          <w:rFonts w:ascii="Courier New" w:cs="Courier New" w:eastAsia="Courier New" w:hAnsi="Courier New"/>
+          <w:sz w:val="18"/>
+          <w:szCs w:val="18"/>
+        </w:rPr>
+        <w:t xml:space="preserve">                (reset_lab2, glam_demo_system, setup_scene).chain(),</w:t>
+      </w:r>
+    </w:p>
+    <w:p>
+      <w:pPr>
+        <w:pStyle w:val="Code"/>
+      </w:pPr>
+      <w:r>
+        <w:rPr>
+          <w:rFonts w:ascii="Courier New" w:cs="Courier New" w:eastAsia="Courier New" w:hAnsi="Courier New"/>
+          <w:sz w:val="18"/>
+          <w:szCs w:val="18"/>
+        </w:rPr>
+        <w:t xml:space="preserve">            )</w:t>
+      </w:r>
+    </w:p>
+    <w:p>
+      <w:pPr>
+        <w:pStyle w:val="Code"/>
+      </w:pPr>
+      <w:r>
+        <w:rPr>
+          <w:rFonts w:ascii="Courier New" w:cs="Courier New" w:eastAsia="Courier New" w:hAnsi="Courier New"/>
+          <w:sz w:val="18"/>
+          <w:szCs w:val="18"/>
+        </w:rPr>
+        <w:t xml:space="preserve">            .add_systems(</w:t>
+      </w:r>
+    </w:p>
+    <w:p>
+      <w:pPr>
+        <w:pStyle w:val="Code"/>
+      </w:pPr>
+      <w:r>
+        <w:rPr>
+          <w:rFonts w:ascii="Courier New" w:cs="Courier New" w:eastAsia="Courier New" w:hAnsi="Courier New"/>
+          <w:sz w:val="18"/>
+          <w:szCs w:val="18"/>
+        </w:rPr>
+        <w:t xml:space="preserve">                Update,</w:t>
+      </w:r>
+    </w:p>
+    <w:p>
+      <w:pPr>
+        <w:pStyle w:val="Code"/>
+      </w:pPr>
+      <w:r>
+        <w:rPr>
+          <w:rFonts w:ascii="Courier New" w:cs="Courier New" w:eastAsia="Courier New" w:hAnsi="Courier New"/>
+          <w:sz w:val="18"/>
+          <w:szCs w:val="18"/>
+        </w:rPr>
+        <w:t xml:space="preserve">                (keyboard_system, simulation_system, update_visual_system)</w:t>
+      </w:r>
+    </w:p>
+    <w:p>
+      <w:pPr>
+        <w:pStyle w:val="Code"/>
+      </w:pPr>
+      <w:r>
+        <w:rPr>
+          <w:rFonts w:ascii="Courier New" w:cs="Courier New" w:eastAsia="Courier New" w:hAnsi="Courier New"/>
+          <w:sz w:val="18"/>
+          <w:szCs w:val="18"/>
+        </w:rPr>
+        <w:t xml:space="preserve">                    .chain()</w:t>
+      </w:r>
+    </w:p>
+    <w:p>
+      <w:pPr>
+        <w:pStyle w:val="Code"/>
+      </w:pPr>
+      <w:r>
+        <w:rPr>
+          <w:rFonts w:ascii="Courier New" w:cs="Courier New" w:eastAsia="Courier New" w:hAnsi="Courier New"/>
+          <w:sz w:val="18"/>
+          <w:szCs w:val="18"/>
+        </w:rPr>
+        <w:t xml:space="preserve">                    .run_if(in_state(Lab::Lab2)),</w:t>
+      </w:r>
+    </w:p>
+    <w:p>
+      <w:pPr>
+        <w:pStyle w:val="Code"/>
+      </w:pPr>
+      <w:r>
+        <w:rPr>
+          <w:rFonts w:ascii="Courier New" w:cs="Courier New" w:eastAsia="Courier New" w:hAnsi="Courier New"/>
+          <w:sz w:val="18"/>
+          <w:szCs w:val="18"/>
+        </w:rPr>
+        <w:t xml:space="preserve">            )</w:t>
+      </w:r>
+    </w:p>
+    <w:p>
+      <w:pPr>
+        <w:pStyle w:val="Code"/>
+      </w:pPr>
+      <w:r>
+        <w:rPr>
+          <w:rFonts w:ascii="Courier New" w:cs="Courier New" w:eastAsia="Courier New" w:hAnsi="Courier New"/>
+          <w:sz w:val="18"/>
+          <w:szCs w:val="18"/>
+        </w:rPr>
+        <w:t xml:space="preserve">            .add_systems(Update, rotation_system.run_if(in_state(Lab::Lab2)));</w:t>
+      </w:r>
+    </w:p>
+    <w:p>
+      <w:pPr>
+        <w:pStyle w:val="Code"/>
+      </w:pPr>
+      <w:r>
+        <w:rPr>
+          <w:rFonts w:ascii="Courier New" w:cs="Courier New" w:eastAsia="Courier New" w:hAnsi="Courier New"/>
+          <w:sz w:val="18"/>
+          <w:szCs w:val="18"/>
+        </w:rPr>
+        <w:t xml:space="preserve">    }</w:t>
+      </w:r>
+    </w:p>
+    <w:p>
+      <w:pPr>
+        <w:pStyle w:val="Code"/>
+      </w:pPr>
+      <w:r>
+        <w:rPr>
+          <w:rFonts w:ascii="Courier New" w:cs="Courier New" w:eastAsia="Courier New" w:hAnsi="Courier New"/>
+          <w:sz w:val="18"/>
+          <w:szCs w:val="18"/>
+        </w:rPr>
+        <w:t xml:space="preserve">}</w:t>
+      </w:r>
+    </w:p>
+    <w:p>
+      <w:pPr>
+        <w:pStyle w:val="Code"/>
+      </w:pPr>
+      <w:r>
+        <w:rPr>
+          <w:rFonts w:ascii="Courier New" w:cs="Courier New" w:eastAsia="Courier New" w:hAnsi="Courier New"/>
+          <w:sz w:val="18"/>
+          <w:szCs w:val="18"/>
+        </w:rPr>
+        <w:t xml:space="preserve"> </w:t>
+      </w:r>
+    </w:p>
+    <w:p>
+      <w:pPr>
+        <w:pStyle w:val="Code"/>
+      </w:pPr>
+      <w:r>
+        <w:rPr>
+          <w:rFonts w:ascii="Courier New" w:cs="Courier New" w:eastAsia="Courier New" w:hAnsi="Courier New"/>
+          <w:sz w:val="18"/>
+          <w:szCs w:val="18"/>
+        </w:rPr>
+        <w:t xml:space="preserve">pub fn glam_demo_system() {</w:t>
+      </w:r>
+    </w:p>
+    <w:p>
+      <w:pPr>
+        <w:pStyle w:val="Code"/>
+      </w:pPr>
+      <w:r>
+        <w:rPr>
+          <w:rFonts w:ascii="Courier New" w:cs="Courier New" w:eastAsia="Courier New" w:hAnsi="Courier New"/>
+          <w:sz w:val="18"/>
+          <w:szCs w:val="18"/>
+        </w:rPr>
+        <w:t xml:space="preserve">    let a = Vec3::new(2.0, 0.0, 0.0);</w:t>
+      </w:r>
+    </w:p>
+    <w:p>
+      <w:pPr>
+        <w:pStyle w:val="Code"/>
+      </w:pPr>
+      <w:r>
+        <w:rPr>
+          <w:rFonts w:ascii="Courier New" w:cs="Courier New" w:eastAsia="Courier New" w:hAnsi="Courier New"/>
+          <w:sz w:val="18"/>
+          <w:szCs w:val="18"/>
+        </w:rPr>
+        <w:t xml:space="preserve">    let b = Vec3::new(0.0, 3.0, 0.0);</w:t>
+      </w:r>
+    </w:p>
+    <w:p>
+      <w:pPr>
+        <w:pStyle w:val="Code"/>
+      </w:pPr>
+      <w:r>
+        <w:rPr>
+          <w:rFonts w:ascii="Courier New" w:cs="Courier New" w:eastAsia="Courier New" w:hAnsi="Courier New"/>
+          <w:sz w:val="18"/>
+          <w:szCs w:val="18"/>
+        </w:rPr>
+        <w:t xml:space="preserve">    println!("[glam] a = {a}, b = {b}");</w:t>
+      </w:r>
+    </w:p>
+    <w:p>
+      <w:pPr>
+        <w:pStyle w:val="Code"/>
+      </w:pPr>
+      <w:r>
+        <w:rPr>
+          <w:rFonts w:ascii="Courier New" w:cs="Courier New" w:eastAsia="Courier New" w:hAnsi="Courier New"/>
+          <w:sz w:val="18"/>
+          <w:szCs w:val="18"/>
+        </w:rPr>
+        <w:t xml:space="preserve">    println!(</w:t>
+      </w:r>
+    </w:p>
+    <w:p>
+      <w:pPr>
+        <w:pStyle w:val="Code"/>
+      </w:pPr>
+      <w:r>
+        <w:rPr>
+          <w:rFonts w:ascii="Courier New" w:cs="Courier New" w:eastAsia="Courier New" w:hAnsi="Courier New"/>
+          <w:sz w:val="18"/>
+          <w:szCs w:val="18"/>
+        </w:rPr>
+        <w:t xml:space="preserve">        "[glam] a + b = {}, a - b = {}, a * 2 = {}",</w:t>
+      </w:r>
+    </w:p>
+    <w:p>
+      <w:pPr>
+        <w:pStyle w:val="Code"/>
+      </w:pPr>
+      <w:r>
+        <w:rPr>
+          <w:rFonts w:ascii="Courier New" w:cs="Courier New" w:eastAsia="Courier New" w:hAnsi="Courier New"/>
+          <w:sz w:val="18"/>
+          <w:szCs w:val="18"/>
+        </w:rPr>
+        <w:t xml:space="preserve">        a + b,</w:t>
+      </w:r>
+    </w:p>
+    <w:p>
+      <w:pPr>
+        <w:pStyle w:val="Code"/>
+      </w:pPr>
+      <w:r>
+        <w:rPr>
+          <w:rFonts w:ascii="Courier New" w:cs="Courier New" w:eastAsia="Courier New" w:hAnsi="Courier New"/>
+          <w:sz w:val="18"/>
+          <w:szCs w:val="18"/>
+        </w:rPr>
+        <w:t xml:space="preserve">        a - b,</w:t>
+      </w:r>
+    </w:p>
+    <w:p>
+      <w:pPr>
+        <w:pStyle w:val="Code"/>
+      </w:pPr>
+      <w:r>
+        <w:rPr>
+          <w:rFonts w:ascii="Courier New" w:cs="Courier New" w:eastAsia="Courier New" w:hAnsi="Courier New"/>
+          <w:sz w:val="18"/>
+          <w:szCs w:val="18"/>
+        </w:rPr>
+        <w:t xml:space="preserve">        a * 2.0</w:t>
+      </w:r>
+    </w:p>
+    <w:p>
+      <w:pPr>
+        <w:pStyle w:val="Code"/>
+      </w:pPr>
+      <w:r>
+        <w:rPr>
+          <w:rFonts w:ascii="Courier New" w:cs="Courier New" w:eastAsia="Courier New" w:hAnsi="Courier New"/>
+          <w:sz w:val="18"/>
+          <w:szCs w:val="18"/>
+        </w:rPr>
+        <w:t xml:space="preserve">    );</w:t>
+      </w:r>
+    </w:p>
+    <w:p>
+      <w:pPr>
+        <w:pStyle w:val="Code"/>
+      </w:pPr>
+      <w:r>
+        <w:rPr>
+          <w:rFonts w:ascii="Courier New" w:cs="Courier New" w:eastAsia="Courier New" w:hAnsi="Courier New"/>
+          <w:sz w:val="18"/>
+          <w:szCs w:val="18"/>
+        </w:rPr>
+        <w:t xml:space="preserve">    println!(</w:t>
+      </w:r>
+    </w:p>
+    <w:p>
+      <w:pPr>
+        <w:pStyle w:val="Code"/>
+      </w:pPr>
+      <w:r>
+        <w:rPr>
+          <w:rFonts w:ascii="Courier New" w:cs="Courier New" w:eastAsia="Courier New" w:hAnsi="Courier New"/>
+          <w:sz w:val="18"/>
+          <w:szCs w:val="18"/>
+        </w:rPr>
+        <w:t xml:space="preserve">        "[glam] normalize(a) = {}, |a| = {}, distance(a, b) = {:.4}",</w:t>
+      </w:r>
+    </w:p>
+    <w:p>
+      <w:pPr>
+        <w:pStyle w:val="Code"/>
+      </w:pPr>
+      <w:r>
+        <w:rPr>
+          <w:rFonts w:ascii="Courier New" w:cs="Courier New" w:eastAsia="Courier New" w:hAnsi="Courier New"/>
+          <w:sz w:val="18"/>
+          <w:szCs w:val="18"/>
+        </w:rPr>
+        <w:t xml:space="preserve">        a.normalize(),</w:t>
+      </w:r>
+    </w:p>
+    <w:p>
+      <w:pPr>
+        <w:pStyle w:val="Code"/>
+      </w:pPr>
+      <w:r>
+        <w:rPr>
+          <w:rFonts w:ascii="Courier New" w:cs="Courier New" w:eastAsia="Courier New" w:hAnsi="Courier New"/>
+          <w:sz w:val="18"/>
+          <w:szCs w:val="18"/>
+        </w:rPr>
+        <w:t xml:space="preserve">        a.length(),</w:t>
+      </w:r>
+    </w:p>
+    <w:p>
+      <w:pPr>
+        <w:pStyle w:val="Code"/>
+      </w:pPr>
+      <w:r>
+        <w:rPr>
+          <w:rFonts w:ascii="Courier New" w:cs="Courier New" w:eastAsia="Courier New" w:hAnsi="Courier New"/>
+          <w:sz w:val="18"/>
+          <w:szCs w:val="18"/>
+        </w:rPr>
+        <w:t xml:space="preserve">        a.distance(b)</w:t>
+      </w:r>
+    </w:p>
+    <w:p>
+      <w:pPr>
+        <w:pStyle w:val="Code"/>
+      </w:pPr>
+      <w:r>
+        <w:rPr>
+          <w:rFonts w:ascii="Courier New" w:cs="Courier New" w:eastAsia="Courier New" w:hAnsi="Courier New"/>
+          <w:sz w:val="18"/>
+          <w:szCs w:val="18"/>
+        </w:rPr>
+        <w:t xml:space="preserve">    );</w:t>
+      </w:r>
+    </w:p>
+    <w:p>
+      <w:pPr>
+        <w:pStyle w:val="Code"/>
+      </w:pPr>
+      <w:r>
+        <w:rPr>
+          <w:rFonts w:ascii="Courier New" w:cs="Courier New" w:eastAsia="Courier New" w:hAnsi="Courier New"/>
+          <w:sz w:val="18"/>
+          <w:szCs w:val="18"/>
+        </w:rPr>
+        <w:t xml:space="preserve">    println!(</w:t>
+      </w:r>
+    </w:p>
+    <w:p>
+      <w:pPr>
+        <w:pStyle w:val="Code"/>
+      </w:pPr>
+      <w:r>
+        <w:rPr>
+          <w:rFonts w:ascii="Courier New" w:cs="Courier New" w:eastAsia="Courier New" w:hAnsi="Courier New"/>
+          <w:sz w:val="18"/>
+          <w:szCs w:val="18"/>
+        </w:rPr>
+        <w:t xml:space="preserve">        "[glam] dot(a, b) = {}, cross(a, b) = {}",</w:t>
+      </w:r>
+    </w:p>
+    <w:p>
+      <w:pPr>
+        <w:pStyle w:val="Code"/>
+      </w:pPr>
+      <w:r>
+        <w:rPr>
+          <w:rFonts w:ascii="Courier New" w:cs="Courier New" w:eastAsia="Courier New" w:hAnsi="Courier New"/>
+          <w:sz w:val="18"/>
+          <w:szCs w:val="18"/>
+        </w:rPr>
+        <w:t xml:space="preserve">        a.dot(b),</w:t>
+      </w:r>
+    </w:p>
+    <w:p>
+      <w:pPr>
+        <w:pStyle w:val="Code"/>
+      </w:pPr>
+      <w:r>
+        <w:rPr>
+          <w:rFonts w:ascii="Courier New" w:cs="Courier New" w:eastAsia="Courier New" w:hAnsi="Courier New"/>
+          <w:sz w:val="18"/>
+          <w:szCs w:val="18"/>
+        </w:rPr>
+        <w:t xml:space="preserve">        a.cross(b)</w:t>
+      </w:r>
+    </w:p>
+    <w:p>
+      <w:pPr>
+        <w:pStyle w:val="Code"/>
+      </w:pPr>
+      <w:r>
+        <w:rPr>
+          <w:rFonts w:ascii="Courier New" w:cs="Courier New" w:eastAsia="Courier New" w:hAnsi="Courier New"/>
+          <w:sz w:val="18"/>
+          <w:szCs w:val="18"/>
+        </w:rPr>
+        <w:t xml:space="preserve">    );</w:t>
+      </w:r>
+    </w:p>
+    <w:p>
+      <w:pPr>
+        <w:pStyle w:val="Code"/>
+      </w:pPr>
+      <w:r>
+        <w:rPr>
+          <w:rFonts w:ascii="Courier New" w:cs="Courier New" w:eastAsia="Courier New" w:hAnsi="Courier New"/>
+          <w:sz w:val="18"/>
+          <w:szCs w:val="18"/>
+        </w:rPr>
+        <w:t xml:space="preserve">    let m = Mat4::from_translation(Vec3::new(1.0, 2.0, 3.0));</w:t>
+      </w:r>
+    </w:p>
+    <w:p>
+      <w:pPr>
+        <w:pStyle w:val="Code"/>
+      </w:pPr>
+      <w:r>
+        <w:rPr>
+          <w:rFonts w:ascii="Courier New" w:cs="Courier New" w:eastAsia="Courier New" w:hAnsi="Courier New"/>
+          <w:sz w:val="18"/>
+          <w:szCs w:val="18"/>
+        </w:rPr>
+        <w:t xml:space="preserve">    let restored = m.inverse() * m;</w:t>
+      </w:r>
+    </w:p>
+    <w:p>
+      <w:pPr>
+        <w:pStyle w:val="Code"/>
+      </w:pPr>
+      <w:r>
+        <w:rPr>
+          <w:rFonts w:ascii="Courier New" w:cs="Courier New" w:eastAsia="Courier New" w:hAnsi="Courier New"/>
+          <w:sz w:val="18"/>
+          <w:szCs w:val="18"/>
+        </w:rPr>
+        <w:t xml:space="preserve">    println!(</w:t>
+      </w:r>
+    </w:p>
+    <w:p>
+      <w:pPr>
+        <w:pStyle w:val="Code"/>
+      </w:pPr>
+      <w:r>
+        <w:rPr>
+          <w:rFonts w:ascii="Courier New" w:cs="Courier New" w:eastAsia="Courier New" w:hAnsi="Courier New"/>
+          <w:sz w:val="18"/>
+          <w:szCs w:val="18"/>
+        </w:rPr>
+        <w:t xml:space="preserve">        "[glam] M^-1 * M = E: {}, M^T строка 4 = {}",</w:t>
+      </w:r>
+    </w:p>
+    <w:p>
+      <w:pPr>
+        <w:pStyle w:val="Code"/>
+      </w:pPr>
+      <w:r>
+        <w:rPr>
+          <w:rFonts w:ascii="Courier New" w:cs="Courier New" w:eastAsia="Courier New" w:hAnsi="Courier New"/>
+          <w:sz w:val="18"/>
+          <w:szCs w:val="18"/>
+        </w:rPr>
+        <w:t xml:space="preserve">        restored.abs_diff_eq(Mat4::IDENTITY, 1e-6),</w:t>
+      </w:r>
+    </w:p>
+    <w:p>
+      <w:pPr>
+        <w:pStyle w:val="Code"/>
+      </w:pPr>
+      <w:r>
+        <w:rPr>
+          <w:rFonts w:ascii="Courier New" w:cs="Courier New" w:eastAsia="Courier New" w:hAnsi="Courier New"/>
+          <w:sz w:val="18"/>
+          <w:szCs w:val="18"/>
+        </w:rPr>
+        <w:t xml:space="preserve">        m.transpose().row(3)</w:t>
+      </w:r>
+    </w:p>
+    <w:p>
+      <w:pPr>
+        <w:pStyle w:val="Code"/>
+      </w:pPr>
+      <w:r>
+        <w:rPr>
+          <w:rFonts w:ascii="Courier New" w:cs="Courier New" w:eastAsia="Courier New" w:hAnsi="Courier New"/>
+          <w:sz w:val="18"/>
+          <w:szCs w:val="18"/>
+        </w:rPr>
+        <w:t xml:space="preserve">    );</w:t>
+      </w:r>
+    </w:p>
+    <w:p>
+      <w:pPr>
+        <w:pStyle w:val="Code"/>
+      </w:pPr>
+      <w:r>
+        <w:rPr>
+          <w:rFonts w:ascii="Courier New" w:cs="Courier New" w:eastAsia="Courier New" w:hAnsi="Courier New"/>
+          <w:sz w:val="18"/>
+          <w:szCs w:val="18"/>
+        </w:rPr>
+        <w:t xml:space="preserve">}</w:t>
+      </w:r>
+    </w:p>
+    <w:p>
+      <w:pPr>
+        <w:pStyle w:val="Code"/>
+      </w:pPr>
+      <w:r>
+        <w:rPr>
+          <w:rFonts w:ascii="Courier New" w:cs="Courier New" w:eastAsia="Courier New" w:hAnsi="Courier New"/>
+          <w:sz w:val="18"/>
+          <w:szCs w:val="18"/>
+        </w:rPr>
+        <w:t xml:space="preserve"> </w:t>
+      </w:r>
+    </w:p>
+    <w:p>
+      <w:pPr>
+        <w:pStyle w:val="Code"/>
+      </w:pPr>
+      <w:r>
+        <w:rPr>
+          <w:rFonts w:ascii="Courier New" w:cs="Courier New" w:eastAsia="Courier New" w:hAnsi="Courier New"/>
+          <w:sz w:val="18"/>
+          <w:szCs w:val="18"/>
+        </w:rPr>
+        <w:t xml:space="preserve">fn reset_lab2(mut commands: Commands) {</w:t>
+      </w:r>
+    </w:p>
+    <w:p>
+      <w:pPr>
+        <w:pStyle w:val="Code"/>
+      </w:pPr>
+      <w:r>
+        <w:rPr>
+          <w:rFonts w:ascii="Courier New" w:cs="Courier New" w:eastAsia="Courier New" w:hAnsi="Courier New"/>
+          <w:sz w:val="18"/>
+          <w:szCs w:val="18"/>
+        </w:rPr>
+        <w:t xml:space="preserve">    commands.insert_resource(ColorPalette::new());</w:t>
+      </w:r>
+    </w:p>
+    <w:p>
+      <w:pPr>
+        <w:pStyle w:val="Code"/>
+      </w:pPr>
+      <w:r>
+        <w:rPr>
+          <w:rFonts w:ascii="Courier New" w:cs="Courier New" w:eastAsia="Courier New" w:hAnsi="Courier New"/>
+          <w:sz w:val="18"/>
+          <w:szCs w:val="18"/>
+        </w:rPr>
+        <w:t xml:space="preserve">    commands.insert_resource(AutoColorTimer(Timer::from_seconds(</w:t>
+      </w:r>
+    </w:p>
+    <w:p>
+      <w:pPr>
+        <w:pStyle w:val="Code"/>
+      </w:pPr>
+      <w:r>
+        <w:rPr>
+          <w:rFonts w:ascii="Courier New" w:cs="Courier New" w:eastAsia="Courier New" w:hAnsi="Courier New"/>
+          <w:sz w:val="18"/>
+          <w:szCs w:val="18"/>
+        </w:rPr>
+        <w:t xml:space="preserve">        COLOR_INTERVAL_SECS,</w:t>
+      </w:r>
+    </w:p>
+    <w:p>
+      <w:pPr>
+        <w:pStyle w:val="Code"/>
+      </w:pPr>
+      <w:r>
+        <w:rPr>
+          <w:rFonts w:ascii="Courier New" w:cs="Courier New" w:eastAsia="Courier New" w:hAnsi="Courier New"/>
+          <w:sz w:val="18"/>
+          <w:szCs w:val="18"/>
+        </w:rPr>
+        <w:t xml:space="preserve">        TimerMode::Repeating,</w:t>
+      </w:r>
+    </w:p>
+    <w:p>
+      <w:pPr>
+        <w:pStyle w:val="Code"/>
+      </w:pPr>
+      <w:r>
+        <w:rPr>
+          <w:rFonts w:ascii="Courier New" w:cs="Courier New" w:eastAsia="Courier New" w:hAnsi="Courier New"/>
+          <w:sz w:val="18"/>
+          <w:szCs w:val="18"/>
+        </w:rPr>
+        <w:t xml:space="preserve">    )));</w:t>
+      </w:r>
+    </w:p>
+    <w:p>
+      <w:pPr>
+        <w:pStyle w:val="Code"/>
+      </w:pPr>
+      <w:r>
+        <w:rPr>
+          <w:rFonts w:ascii="Courier New" w:cs="Courier New" w:eastAsia="Courier New" w:hAnsi="Courier New"/>
+          <w:sz w:val="18"/>
+          <w:szCs w:val="18"/>
+        </w:rPr>
+        <w:t xml:space="preserve">    commands.insert_resource(VisualSettings::default());</w:t>
+      </w:r>
+    </w:p>
+    <w:p>
+      <w:pPr>
+        <w:pStyle w:val="Code"/>
+      </w:pPr>
+      <w:r>
+        <w:rPr>
+          <w:rFonts w:ascii="Courier New" w:cs="Courier New" w:eastAsia="Courier New" w:hAnsi="Courier New"/>
+          <w:sz w:val="18"/>
+          <w:szCs w:val="18"/>
+        </w:rPr>
+        <w:t xml:space="preserve">    commands.insert_resource(ClearColor(Color::srgb(0.22, 0.88, 0.11)));</w:t>
+      </w:r>
+    </w:p>
+    <w:p>
+      <w:pPr>
+        <w:pStyle w:val="Code"/>
+      </w:pPr>
+      <w:r>
+        <w:rPr>
+          <w:rFonts w:ascii="Courier New" w:cs="Courier New" w:eastAsia="Courier New" w:hAnsi="Courier New"/>
+          <w:sz w:val="18"/>
+          <w:szCs w:val="18"/>
+        </w:rPr>
+        <w:t xml:space="preserve">    commands.insert_resource(GlobalAmbientLight::default());</w:t>
+      </w:r>
+    </w:p>
+    <w:p>
+      <w:pPr>
+        <w:pStyle w:val="Code"/>
+      </w:pPr>
+      <w:r>
+        <w:rPr>
+          <w:rFonts w:ascii="Courier New" w:cs="Courier New" w:eastAsia="Courier New" w:hAnsi="Courier New"/>
+          <w:sz w:val="18"/>
+          <w:szCs w:val="18"/>
+        </w:rPr>
+        <w:t xml:space="preserve">}</w:t>
+      </w:r>
+    </w:p>
+    <w:p>
+      <w:pPr>
+        <w:pStyle w:val="Code"/>
+      </w:pPr>
+      <w:r>
+        <w:rPr>
+          <w:rFonts w:ascii="Courier New" w:cs="Courier New" w:eastAsia="Courier New" w:hAnsi="Courier New"/>
+          <w:sz w:val="18"/>
+          <w:szCs w:val="18"/>
+        </w:rPr>
+        <w:t xml:space="preserve"> </w:t>
+      </w:r>
+    </w:p>
+    <w:p>
+      <w:pPr>
+        <w:pStyle w:val="Code"/>
+      </w:pPr>
+      <w:r>
+        <w:rPr>
+          <w:rFonts w:ascii="Courier New" w:cs="Courier New" w:eastAsia="Courier New" w:hAnsi="Courier New"/>
+          <w:sz w:val="18"/>
+          <w:szCs w:val="18"/>
+        </w:rPr>
+        <w:t xml:space="preserve">fn setup_scene(</w:t>
+      </w:r>
+    </w:p>
+    <w:p>
+      <w:pPr>
+        <w:pStyle w:val="Code"/>
+      </w:pPr>
+      <w:r>
+        <w:rPr>
+          <w:rFonts w:ascii="Courier New" w:cs="Courier New" w:eastAsia="Courier New" w:hAnsi="Courier New"/>
+          <w:sz w:val="18"/>
+          <w:szCs w:val="18"/>
+        </w:rPr>
+        <w:t xml:space="preserve">    mut commands: Commands,</w:t>
+      </w:r>
+    </w:p>
+    <w:p>
+      <w:pPr>
+        <w:pStyle w:val="Code"/>
+      </w:pPr>
+      <w:r>
+        <w:rPr>
+          <w:rFonts w:ascii="Courier New" w:cs="Courier New" w:eastAsia="Courier New" w:hAnsi="Courier New"/>
+          <w:sz w:val="18"/>
+          <w:szCs w:val="18"/>
+        </w:rPr>
+        <w:t xml:space="preserve">    mut meshes: ResMut&lt;Assets&lt;Mesh&gt;&gt;,</w:t>
+      </w:r>
+    </w:p>
+    <w:p>
+      <w:pPr>
+        <w:pStyle w:val="Code"/>
+      </w:pPr>
+      <w:r>
+        <w:rPr>
+          <w:rFonts w:ascii="Courier New" w:cs="Courier New" w:eastAsia="Courier New" w:hAnsi="Courier New"/>
+          <w:sz w:val="18"/>
+          <w:szCs w:val="18"/>
+        </w:rPr>
+        <w:t xml:space="preserve">    mut materials: ResMut&lt;Assets&lt;StandardMaterial&gt;&gt;,</w:t>
+      </w:r>
+    </w:p>
+    <w:p>
+      <w:pPr>
+        <w:pStyle w:val="Code"/>
+      </w:pPr>
+      <w:r>
+        <w:rPr>
+          <w:rFonts w:ascii="Courier New" w:cs="Courier New" w:eastAsia="Courier New" w:hAnsi="Courier New"/>
+          <w:sz w:val="18"/>
+          <w:szCs w:val="18"/>
+        </w:rPr>
+        <w:t xml:space="preserve">    palette: Res&lt;ColorPalette&gt;,</w:t>
+      </w:r>
+    </w:p>
+    <w:p>
+      <w:pPr>
+        <w:pStyle w:val="Code"/>
+      </w:pPr>
+      <w:r>
+        <w:rPr>
+          <w:rFonts w:ascii="Courier New" w:cs="Courier New" w:eastAsia="Courier New" w:hAnsi="Courier New"/>
+          <w:sz w:val="18"/>
+          <w:szCs w:val="18"/>
+        </w:rPr>
+        <w:t xml:space="preserve">) {</w:t>
+      </w:r>
+    </w:p>
+    <w:p>
+      <w:pPr>
+        <w:pStyle w:val="Code"/>
+      </w:pPr>
+      <w:r>
+        <w:rPr>
+          <w:rFonts w:ascii="Courier New" w:cs="Courier New" w:eastAsia="Courier New" w:hAnsi="Courier New"/>
+          <w:sz w:val="18"/>
+          <w:szCs w:val="18"/>
+        </w:rPr>
+        <w:t xml:space="preserve">    commands.spawn((</w:t>
+      </w:r>
+    </w:p>
+    <w:p>
+      <w:pPr>
+        <w:pStyle w:val="Code"/>
+      </w:pPr>
+      <w:r>
+        <w:rPr>
+          <w:rFonts w:ascii="Courier New" w:cs="Courier New" w:eastAsia="Courier New" w:hAnsi="Courier New"/>
+          <w:sz w:val="18"/>
+          <w:szCs w:val="18"/>
+        </w:rPr>
+        <w:t xml:space="preserve">        Mesh3d(meshes.add(Torus::new(0.4, 1.0))),</w:t>
+      </w:r>
+    </w:p>
+    <w:p>
+      <w:pPr>
+        <w:pStyle w:val="Code"/>
+      </w:pPr>
+      <w:r>
+        <w:rPr>
+          <w:rFonts w:ascii="Courier New" w:cs="Courier New" w:eastAsia="Courier New" w:hAnsi="Courier New"/>
+          <w:sz w:val="18"/>
+          <w:szCs w:val="18"/>
+        </w:rPr>
+        <w:t xml:space="preserve">        MeshMaterial3d(materials.add(StandardMaterial {</w:t>
+      </w:r>
+    </w:p>
+    <w:p>
+      <w:pPr>
+        <w:pStyle w:val="Code"/>
+      </w:pPr>
+      <w:r>
+        <w:rPr>
+          <w:rFonts w:ascii="Courier New" w:cs="Courier New" w:eastAsia="Courier New" w:hAnsi="Courier New"/>
+          <w:sz w:val="18"/>
+          <w:szCs w:val="18"/>
+        </w:rPr>
+        <w:t xml:space="preserve">            base_color: palette.current_color(),</w:t>
+      </w:r>
+    </w:p>
+    <w:p>
+      <w:pPr>
+        <w:pStyle w:val="Code"/>
+      </w:pPr>
+      <w:r>
+        <w:rPr>
+          <w:rFonts w:ascii="Courier New" w:cs="Courier New" w:eastAsia="Courier New" w:hAnsi="Courier New"/>
+          <w:sz w:val="18"/>
+          <w:szCs w:val="18"/>
+        </w:rPr>
+        <w:t xml:space="preserve">            perceptual_roughness: 0.35,</w:t>
+      </w:r>
+    </w:p>
+    <w:p>
+      <w:pPr>
+        <w:pStyle w:val="Code"/>
+      </w:pPr>
+      <w:r>
+        <w:rPr>
+          <w:rFonts w:ascii="Courier New" w:cs="Courier New" w:eastAsia="Courier New" w:hAnsi="Courier New"/>
+          <w:sz w:val="18"/>
+          <w:szCs w:val="18"/>
+        </w:rPr>
+        <w:t xml:space="preserve">            ..default()</w:t>
+      </w:r>
+    </w:p>
+    <w:p>
+      <w:pPr>
+        <w:pStyle w:val="Code"/>
+      </w:pPr>
+      <w:r>
+        <w:rPr>
+          <w:rFonts w:ascii="Courier New" w:cs="Courier New" w:eastAsia="Courier New" w:hAnsi="Courier New"/>
+          <w:sz w:val="18"/>
+          <w:szCs w:val="18"/>
+        </w:rPr>
+        <w:t xml:space="preserve">        })),</w:t>
+      </w:r>
+    </w:p>
+    <w:p>
+      <w:pPr>
+        <w:pStyle w:val="Code"/>
+      </w:pPr>
+      <w:r>
+        <w:rPr>
+          <w:rFonts w:ascii="Courier New" w:cs="Courier New" w:eastAsia="Courier New" w:hAnsi="Courier New"/>
+          <w:sz w:val="18"/>
+          <w:szCs w:val="18"/>
+        </w:rPr>
+        <w:t xml:space="preserve">        Transform::from_rotation(Quat::from_rotation_x(0.65)),</w:t>
+      </w:r>
+    </w:p>
+    <w:p>
+      <w:pPr>
+        <w:pStyle w:val="Code"/>
+      </w:pPr>
+      <w:r>
+        <w:rPr>
+          <w:rFonts w:ascii="Courier New" w:cs="Courier New" w:eastAsia="Courier New" w:hAnsi="Courier New"/>
+          <w:sz w:val="18"/>
+          <w:szCs w:val="18"/>
+        </w:rPr>
+        <w:t xml:space="preserve">        LabObject,</w:t>
+      </w:r>
+    </w:p>
+    <w:p>
+      <w:pPr>
+        <w:pStyle w:val="Code"/>
+      </w:pPr>
+      <w:r>
+        <w:rPr>
+          <w:rFonts w:ascii="Courier New" w:cs="Courier New" w:eastAsia="Courier New" w:hAnsi="Courier New"/>
+          <w:sz w:val="18"/>
+          <w:szCs w:val="18"/>
+        </w:rPr>
+        <w:t xml:space="preserve">        DespawnOnExit(Lab::Lab2),</w:t>
+      </w:r>
+    </w:p>
+    <w:p>
+      <w:pPr>
+        <w:pStyle w:val="Code"/>
+      </w:pPr>
+      <w:r>
+        <w:rPr>
+          <w:rFonts w:ascii="Courier New" w:cs="Courier New" w:eastAsia="Courier New" w:hAnsi="Courier New"/>
+          <w:sz w:val="18"/>
+          <w:szCs w:val="18"/>
+        </w:rPr>
+        <w:t xml:space="preserve">    ));</w:t>
+      </w:r>
+    </w:p>
+    <w:p>
+      <w:pPr>
+        <w:pStyle w:val="Code"/>
+      </w:pPr>
+      <w:r>
+        <w:rPr>
+          <w:rFonts w:ascii="Courier New" w:cs="Courier New" w:eastAsia="Courier New" w:hAnsi="Courier New"/>
+          <w:sz w:val="18"/>
+          <w:szCs w:val="18"/>
+        </w:rPr>
+        <w:t xml:space="preserve">    commands.spawn((</w:t>
+      </w:r>
+    </w:p>
+    <w:p>
+      <w:pPr>
+        <w:pStyle w:val="Code"/>
+      </w:pPr>
+      <w:r>
+        <w:rPr>
+          <w:rFonts w:ascii="Courier New" w:cs="Courier New" w:eastAsia="Courier New" w:hAnsi="Courier New"/>
+          <w:sz w:val="18"/>
+          <w:szCs w:val="18"/>
+        </w:rPr>
+        <w:t xml:space="preserve">        Camera3d::default(),</w:t>
+      </w:r>
+    </w:p>
+    <w:p>
+      <w:pPr>
+        <w:pStyle w:val="Code"/>
+      </w:pPr>
+      <w:r>
+        <w:rPr>
+          <w:rFonts w:ascii="Courier New" w:cs="Courier New" w:eastAsia="Courier New" w:hAnsi="Courier New"/>
+          <w:sz w:val="18"/>
+          <w:szCs w:val="18"/>
+        </w:rPr>
+        <w:t xml:space="preserve">        Transform::from_xyz(2.8, 2.0, 3.5).looking_at(Vec3::ZERO, Vec3::Y),</w:t>
+      </w:r>
+    </w:p>
+    <w:p>
+      <w:pPr>
+        <w:pStyle w:val="Code"/>
+      </w:pPr>
+      <w:r>
+        <w:rPr>
+          <w:rFonts w:ascii="Courier New" w:cs="Courier New" w:eastAsia="Courier New" w:hAnsi="Courier New"/>
+          <w:sz w:val="18"/>
+          <w:szCs w:val="18"/>
+        </w:rPr>
+        <w:t xml:space="preserve">        DespawnOnExit(Lab::Lab2),</w:t>
+      </w:r>
+    </w:p>
+    <w:p>
+      <w:pPr>
+        <w:pStyle w:val="Code"/>
+      </w:pPr>
+      <w:r>
+        <w:rPr>
+          <w:rFonts w:ascii="Courier New" w:cs="Courier New" w:eastAsia="Courier New" w:hAnsi="Courier New"/>
+          <w:sz w:val="18"/>
+          <w:szCs w:val="18"/>
+        </w:rPr>
+        <w:t xml:space="preserve">    ));</w:t>
+      </w:r>
+    </w:p>
+    <w:p>
+      <w:pPr>
+        <w:pStyle w:val="Code"/>
+      </w:pPr>
+      <w:r>
+        <w:rPr>
+          <w:rFonts w:ascii="Courier New" w:cs="Courier New" w:eastAsia="Courier New" w:hAnsi="Courier New"/>
+          <w:sz w:val="18"/>
+          <w:szCs w:val="18"/>
+        </w:rPr>
+        <w:t xml:space="preserve">    commands.spawn((</w:t>
+      </w:r>
+    </w:p>
+    <w:p>
+      <w:pPr>
+        <w:pStyle w:val="Code"/>
+      </w:pPr>
+      <w:r>
+        <w:rPr>
+          <w:rFonts w:ascii="Courier New" w:cs="Courier New" w:eastAsia="Courier New" w:hAnsi="Courier New"/>
+          <w:sz w:val="18"/>
+          <w:szCs w:val="18"/>
+        </w:rPr>
+        <w:t xml:space="preserve">        DirectionalLight {</w:t>
+      </w:r>
+    </w:p>
+    <w:p>
+      <w:pPr>
+        <w:pStyle w:val="Code"/>
+      </w:pPr>
+      <w:r>
+        <w:rPr>
+          <w:rFonts w:ascii="Courier New" w:cs="Courier New" w:eastAsia="Courier New" w:hAnsi="Courier New"/>
+          <w:sz w:val="18"/>
+          <w:szCs w:val="18"/>
+        </w:rPr>
+        <w:t xml:space="preserve">            illuminance: 10_000.0,</w:t>
+      </w:r>
+    </w:p>
+    <w:p>
+      <w:pPr>
+        <w:pStyle w:val="Code"/>
+      </w:pPr>
+      <w:r>
+        <w:rPr>
+          <w:rFonts w:ascii="Courier New" w:cs="Courier New" w:eastAsia="Courier New" w:hAnsi="Courier New"/>
+          <w:sz w:val="18"/>
+          <w:szCs w:val="18"/>
+        </w:rPr>
+        <w:t xml:space="preserve">            ..default()</w:t>
+      </w:r>
+    </w:p>
+    <w:p>
+      <w:pPr>
+        <w:pStyle w:val="Code"/>
+      </w:pPr>
+      <w:r>
+        <w:rPr>
+          <w:rFonts w:ascii="Courier New" w:cs="Courier New" w:eastAsia="Courier New" w:hAnsi="Courier New"/>
+          <w:sz w:val="18"/>
+          <w:szCs w:val="18"/>
+        </w:rPr>
+        <w:t xml:space="preserve">        },</w:t>
+      </w:r>
+    </w:p>
+    <w:p>
+      <w:pPr>
+        <w:pStyle w:val="Code"/>
+      </w:pPr>
+      <w:r>
+        <w:rPr>
+          <w:rFonts w:ascii="Courier New" w:cs="Courier New" w:eastAsia="Courier New" w:hAnsi="Courier New"/>
+          <w:sz w:val="18"/>
+          <w:szCs w:val="18"/>
+        </w:rPr>
+        <w:t xml:space="preserve">        Transform::from_xyz(3.0, 5.0, 4.0).looking_at(Vec3::ZERO, Vec3::Y),</w:t>
+      </w:r>
+    </w:p>
+    <w:p>
+      <w:pPr>
+        <w:pStyle w:val="Code"/>
+      </w:pPr>
+      <w:r>
+        <w:rPr>
+          <w:rFonts w:ascii="Courier New" w:cs="Courier New" w:eastAsia="Courier New" w:hAnsi="Courier New"/>
+          <w:sz w:val="18"/>
+          <w:szCs w:val="18"/>
+        </w:rPr>
+        <w:t xml:space="preserve">        DespawnOnExit(Lab::Lab2),</w:t>
+      </w:r>
+    </w:p>
+    <w:p>
+      <w:pPr>
+        <w:pStyle w:val="Code"/>
+      </w:pPr>
+      <w:r>
+        <w:rPr>
+          <w:rFonts w:ascii="Courier New" w:cs="Courier New" w:eastAsia="Courier New" w:hAnsi="Courier New"/>
+          <w:sz w:val="18"/>
+          <w:szCs w:val="18"/>
+        </w:rPr>
+        <w:t xml:space="preserve">    ));</w:t>
+      </w:r>
+    </w:p>
+    <w:p>
+      <w:pPr>
+        <w:pStyle w:val="Code"/>
+      </w:pPr>
+      <w:r>
+        <w:rPr>
+          <w:rFonts w:ascii="Courier New" w:cs="Courier New" w:eastAsia="Courier New" w:hAnsi="Courier New"/>
+          <w:sz w:val="18"/>
+          <w:szCs w:val="18"/>
+        </w:rPr>
+        <w:t xml:space="preserve">}</w:t>
+      </w:r>
+    </w:p>
+    <w:p>
+      <w:pPr>
+        <w:pStyle w:val="Code"/>
+      </w:pPr>
+      <w:r>
+        <w:rPr>
+          <w:rFonts w:ascii="Courier New" w:cs="Courier New" w:eastAsia="Courier New" w:hAnsi="Courier New"/>
+          <w:sz w:val="18"/>
+          <w:szCs w:val="18"/>
+        </w:rPr>
+        <w:t xml:space="preserve"> </w:t>
+      </w:r>
+    </w:p>
+    <w:p>
+      <w:pPr>
+        <w:pStyle w:val="Code"/>
+      </w:pPr>
+      <w:r>
+        <w:rPr>
+          <w:rFonts w:ascii="Courier New" w:cs="Courier New" w:eastAsia="Courier New" w:hAnsi="Courier New"/>
+          <w:sz w:val="18"/>
+          <w:szCs w:val="18"/>
+        </w:rPr>
+        <w:t xml:space="preserve">/// Пробел и цифры 1–5 меняют цвет вручную (доп. задание 1), L включает плавный переход.</w:t>
+      </w:r>
+    </w:p>
+    <w:p>
+      <w:pPr>
+        <w:pStyle w:val="Code"/>
+      </w:pPr>
+      <w:r>
+        <w:rPr>
+          <w:rFonts w:ascii="Courier New" w:cs="Courier New" w:eastAsia="Courier New" w:hAnsi="Courier New"/>
+          <w:sz w:val="18"/>
+          <w:szCs w:val="18"/>
+        </w:rPr>
+        <w:t xml:space="preserve">pub fn keyboard_system(</w:t>
+      </w:r>
+    </w:p>
+    <w:p>
+      <w:pPr>
+        <w:pStyle w:val="Code"/>
+      </w:pPr>
+      <w:r>
+        <w:rPr>
+          <w:rFonts w:ascii="Courier New" w:cs="Courier New" w:eastAsia="Courier New" w:hAnsi="Courier New"/>
+          <w:sz w:val="18"/>
+          <w:szCs w:val="18"/>
+        </w:rPr>
+        <w:t xml:space="preserve">    keyboard: Res&lt;ButtonInput&lt;KeyCode&gt;&gt;,</w:t>
+      </w:r>
+    </w:p>
+    <w:p>
+      <w:pPr>
+        <w:pStyle w:val="Code"/>
+      </w:pPr>
+      <w:r>
+        <w:rPr>
+          <w:rFonts w:ascii="Courier New" w:cs="Courier New" w:eastAsia="Courier New" w:hAnsi="Courier New"/>
+          <w:sz w:val="18"/>
+          <w:szCs w:val="18"/>
+        </w:rPr>
+        <w:t xml:space="preserve">    mut palette: ResMut&lt;ColorPalette&gt;,</w:t>
+      </w:r>
+    </w:p>
+    <w:p>
+      <w:pPr>
+        <w:pStyle w:val="Code"/>
+      </w:pPr>
+      <w:r>
+        <w:rPr>
+          <w:rFonts w:ascii="Courier New" w:cs="Courier New" w:eastAsia="Courier New" w:hAnsi="Courier New"/>
+          <w:sz w:val="18"/>
+          <w:szCs w:val="18"/>
+        </w:rPr>
+        <w:t xml:space="preserve">    mut timer: ResMut&lt;AutoColorTimer&gt;,</w:t>
+      </w:r>
+    </w:p>
+    <w:p>
+      <w:pPr>
+        <w:pStyle w:val="Code"/>
+      </w:pPr>
+      <w:r>
+        <w:rPr>
+          <w:rFonts w:ascii="Courier New" w:cs="Courier New" w:eastAsia="Courier New" w:hAnsi="Courier New"/>
+          <w:sz w:val="18"/>
+          <w:szCs w:val="18"/>
+        </w:rPr>
+        <w:t xml:space="preserve">    mut settings: ResMut&lt;VisualSettings&gt;,</w:t>
+      </w:r>
+    </w:p>
+    <w:p>
+      <w:pPr>
+        <w:pStyle w:val="Code"/>
+      </w:pPr>
+      <w:r>
+        <w:rPr>
+          <w:rFonts w:ascii="Courier New" w:cs="Courier New" w:eastAsia="Courier New" w:hAnsi="Courier New"/>
+          <w:sz w:val="18"/>
+          <w:szCs w:val="18"/>
+        </w:rPr>
+        <w:t xml:space="preserve">) {</w:t>
+      </w:r>
+    </w:p>
+    <w:p>
+      <w:pPr>
+        <w:pStyle w:val="Code"/>
+      </w:pPr>
+      <w:r>
+        <w:rPr>
+          <w:rFonts w:ascii="Courier New" w:cs="Courier New" w:eastAsia="Courier New" w:hAnsi="Courier New"/>
+          <w:sz w:val="18"/>
+          <w:szCs w:val="18"/>
+        </w:rPr>
+        <w:t xml:space="preserve">    let selected = COLOR_KEYS</w:t>
+      </w:r>
+    </w:p>
+    <w:p>
+      <w:pPr>
+        <w:pStyle w:val="Code"/>
+      </w:pPr>
+      <w:r>
+        <w:rPr>
+          <w:rFonts w:ascii="Courier New" w:cs="Courier New" w:eastAsia="Courier New" w:hAnsi="Courier New"/>
+          <w:sz w:val="18"/>
+          <w:szCs w:val="18"/>
+        </w:rPr>
+        <w:t xml:space="preserve">        .iter()</w:t>
+      </w:r>
+    </w:p>
+    <w:p>
+      <w:pPr>
+        <w:pStyle w:val="Code"/>
+      </w:pPr>
+      <w:r>
+        <w:rPr>
+          <w:rFonts w:ascii="Courier New" w:cs="Courier New" w:eastAsia="Courier New" w:hAnsi="Courier New"/>
+          <w:sz w:val="18"/>
+          <w:szCs w:val="18"/>
+        </w:rPr>
+        <w:t xml:space="preserve">        .position(|key| keyboard.just_pressed(*key));</w:t>
+      </w:r>
+    </w:p>
+    <w:p>
+      <w:pPr>
+        <w:pStyle w:val="Code"/>
+      </w:pPr>
+      <w:r>
+        <w:rPr>
+          <w:rFonts w:ascii="Courier New" w:cs="Courier New" w:eastAsia="Courier New" w:hAnsi="Courier New"/>
+          <w:sz w:val="18"/>
+          <w:szCs w:val="18"/>
+        </w:rPr>
+        <w:t xml:space="preserve">    let manual = if let Some(index) = selected {</w:t>
+      </w:r>
+    </w:p>
+    <w:p>
+      <w:pPr>
+        <w:pStyle w:val="Code"/>
+      </w:pPr>
+      <w:r>
+        <w:rPr>
+          <w:rFonts w:ascii="Courier New" w:cs="Courier New" w:eastAsia="Courier New" w:hAnsi="Courier New"/>
+          <w:sz w:val="18"/>
+          <w:szCs w:val="18"/>
+        </w:rPr>
+        <w:t xml:space="preserve">        palette.select(index)</w:t>
+      </w:r>
+    </w:p>
+    <w:p>
+      <w:pPr>
+        <w:pStyle w:val="Code"/>
+      </w:pPr>
+      <w:r>
+        <w:rPr>
+          <w:rFonts w:ascii="Courier New" w:cs="Courier New" w:eastAsia="Courier New" w:hAnsi="Courier New"/>
+          <w:sz w:val="18"/>
+          <w:szCs w:val="18"/>
+        </w:rPr>
+        <w:t xml:space="preserve">    } else if keyboard.just_pressed(KeyCode::Space) {</w:t>
+      </w:r>
+    </w:p>
+    <w:p>
+      <w:pPr>
+        <w:pStyle w:val="Code"/>
+      </w:pPr>
+      <w:r>
+        <w:rPr>
+          <w:rFonts w:ascii="Courier New" w:cs="Courier New" w:eastAsia="Courier New" w:hAnsi="Courier New"/>
+          <w:sz w:val="18"/>
+          <w:szCs w:val="18"/>
+        </w:rPr>
+        <w:t xml:space="preserve">        palette.next_color();</w:t>
+      </w:r>
+    </w:p>
+    <w:p>
+      <w:pPr>
+        <w:pStyle w:val="Code"/>
+      </w:pPr>
+      <w:r>
+        <w:rPr>
+          <w:rFonts w:ascii="Courier New" w:cs="Courier New" w:eastAsia="Courier New" w:hAnsi="Courier New"/>
+          <w:sz w:val="18"/>
+          <w:szCs w:val="18"/>
+        </w:rPr>
+        <w:t xml:space="preserve">        true</w:t>
+      </w:r>
+    </w:p>
+    <w:p>
+      <w:pPr>
+        <w:pStyle w:val="Code"/>
+      </w:pPr>
+      <w:r>
+        <w:rPr>
+          <w:rFonts w:ascii="Courier New" w:cs="Courier New" w:eastAsia="Courier New" w:hAnsi="Courier New"/>
+          <w:sz w:val="18"/>
+          <w:szCs w:val="18"/>
+        </w:rPr>
+        <w:t xml:space="preserve">    } else {</w:t>
+      </w:r>
+    </w:p>
+    <w:p>
+      <w:pPr>
+        <w:pStyle w:val="Code"/>
+      </w:pPr>
+      <w:r>
+        <w:rPr>
+          <w:rFonts w:ascii="Courier New" w:cs="Courier New" w:eastAsia="Courier New" w:hAnsi="Courier New"/>
+          <w:sz w:val="18"/>
+          <w:szCs w:val="18"/>
+        </w:rPr>
+        <w:t xml:space="preserve">        false</w:t>
+      </w:r>
+    </w:p>
+    <w:p>
+      <w:pPr>
+        <w:pStyle w:val="Code"/>
+      </w:pPr>
+      <w:r>
+        <w:rPr>
+          <w:rFonts w:ascii="Courier New" w:cs="Courier New" w:eastAsia="Courier New" w:hAnsi="Courier New"/>
+          <w:sz w:val="18"/>
+          <w:szCs w:val="18"/>
+        </w:rPr>
+        <w:t xml:space="preserve">    };</w:t>
+      </w:r>
+    </w:p>
+    <w:p>
+      <w:pPr>
+        <w:pStyle w:val="Code"/>
+      </w:pPr>
+      <w:r>
+        <w:rPr>
+          <w:rFonts w:ascii="Courier New" w:cs="Courier New" w:eastAsia="Courier New" w:hAnsi="Courier New"/>
+          <w:sz w:val="18"/>
+          <w:szCs w:val="18"/>
+        </w:rPr>
+        <w:t xml:space="preserve">    if manual {</w:t>
+      </w:r>
+    </w:p>
+    <w:p>
+      <w:pPr>
+        <w:pStyle w:val="Code"/>
+      </w:pPr>
+      <w:r>
+        <w:rPr>
+          <w:rFonts w:ascii="Courier New" w:cs="Courier New" w:eastAsia="Courier New" w:hAnsi="Courier New"/>
+          <w:sz w:val="18"/>
+          <w:szCs w:val="18"/>
+        </w:rPr>
+        <w:t xml:space="preserve">        timer.0.reset();</w:t>
+      </w:r>
+    </w:p>
+    <w:p>
+      <w:pPr>
+        <w:pStyle w:val="Code"/>
+      </w:pPr>
+      <w:r>
+        <w:rPr>
+          <w:rFonts w:ascii="Courier New" w:cs="Courier New" w:eastAsia="Courier New" w:hAnsi="Courier New"/>
+          <w:sz w:val="18"/>
+          <w:szCs w:val="18"/>
+        </w:rPr>
+        <w:t xml:space="preserve">        print_state("keyboard", &amp;palette);</w:t>
+      </w:r>
+    </w:p>
+    <w:p>
+      <w:pPr>
+        <w:pStyle w:val="Code"/>
+      </w:pPr>
+      <w:r>
+        <w:rPr>
+          <w:rFonts w:ascii="Courier New" w:cs="Courier New" w:eastAsia="Courier New" w:hAnsi="Courier New"/>
+          <w:sz w:val="18"/>
+          <w:szCs w:val="18"/>
+        </w:rPr>
+        <w:t xml:space="preserve">    }</w:t>
+      </w:r>
+    </w:p>
+    <w:p>
+      <w:pPr>
+        <w:pStyle w:val="Code"/>
+      </w:pPr>
+      <w:r>
+        <w:rPr>
+          <w:rFonts w:ascii="Courier New" w:cs="Courier New" w:eastAsia="Courier New" w:hAnsi="Courier New"/>
+          <w:sz w:val="18"/>
+          <w:szCs w:val="18"/>
+        </w:rPr>
+        <w:t xml:space="preserve">    if keyboard.just_pressed(KeyCode::KeyL) {</w:t>
+      </w:r>
+    </w:p>
+    <w:p>
+      <w:pPr>
+        <w:pStyle w:val="Code"/>
+      </w:pPr>
+      <w:r>
+        <w:rPr>
+          <w:rFonts w:ascii="Courier New" w:cs="Courier New" w:eastAsia="Courier New" w:hAnsi="Courier New"/>
+          <w:sz w:val="18"/>
+          <w:szCs w:val="18"/>
+        </w:rPr>
+        <w:t xml:space="preserve">        settings.smooth = !settings.smooth;</w:t>
+      </w:r>
+    </w:p>
+    <w:p>
+      <w:pPr>
+        <w:pStyle w:val="Code"/>
+      </w:pPr>
+      <w:r>
+        <w:rPr>
+          <w:rFonts w:ascii="Courier New" w:cs="Courier New" w:eastAsia="Courier New" w:hAnsi="Courier New"/>
+          <w:sz w:val="18"/>
+          <w:szCs w:val="18"/>
+        </w:rPr>
+        <w:t xml:space="preserve">        println!(</w:t>
+      </w:r>
+    </w:p>
+    <w:p>
+      <w:pPr>
+        <w:pStyle w:val="Code"/>
+      </w:pPr>
+      <w:r>
+        <w:rPr>
+          <w:rFonts w:ascii="Courier New" w:cs="Courier New" w:eastAsia="Courier New" w:hAnsi="Courier New"/>
+          <w:sz w:val="18"/>
+          <w:szCs w:val="18"/>
+        </w:rPr>
+        <w:t xml:space="preserve">            "[keyboard] плавный переход: {}",</w:t>
+      </w:r>
+    </w:p>
+    <w:p>
+      <w:pPr>
+        <w:pStyle w:val="Code"/>
+      </w:pPr>
+      <w:r>
+        <w:rPr>
+          <w:rFonts w:ascii="Courier New" w:cs="Courier New" w:eastAsia="Courier New" w:hAnsi="Courier New"/>
+          <w:sz w:val="18"/>
+          <w:szCs w:val="18"/>
+        </w:rPr>
+        <w:t xml:space="preserve">            if settings.smooth {</w:t>
+      </w:r>
+    </w:p>
+    <w:p>
+      <w:pPr>
+        <w:pStyle w:val="Code"/>
+      </w:pPr>
+      <w:r>
+        <w:rPr>
+          <w:rFonts w:ascii="Courier New" w:cs="Courier New" w:eastAsia="Courier New" w:hAnsi="Courier New"/>
+          <w:sz w:val="18"/>
+          <w:szCs w:val="18"/>
+        </w:rPr>
+        <w:t xml:space="preserve">                "включён"</w:t>
+      </w:r>
+    </w:p>
+    <w:p>
+      <w:pPr>
+        <w:pStyle w:val="Code"/>
+      </w:pPr>
+      <w:r>
+        <w:rPr>
+          <w:rFonts w:ascii="Courier New" w:cs="Courier New" w:eastAsia="Courier New" w:hAnsi="Courier New"/>
+          <w:sz w:val="18"/>
+          <w:szCs w:val="18"/>
+        </w:rPr>
+        <w:t xml:space="preserve">            } else {</w:t>
+      </w:r>
+    </w:p>
+    <w:p>
+      <w:pPr>
+        <w:pStyle w:val="Code"/>
+      </w:pPr>
+      <w:r>
+        <w:rPr>
+          <w:rFonts w:ascii="Courier New" w:cs="Courier New" w:eastAsia="Courier New" w:hAnsi="Courier New"/>
+          <w:sz w:val="18"/>
+          <w:szCs w:val="18"/>
+        </w:rPr>
+        <w:t xml:space="preserve">                "выключен"</w:t>
+      </w:r>
+    </w:p>
+    <w:p>
+      <w:pPr>
+        <w:pStyle w:val="Code"/>
+      </w:pPr>
+      <w:r>
+        <w:rPr>
+          <w:rFonts w:ascii="Courier New" w:cs="Courier New" w:eastAsia="Courier New" w:hAnsi="Courier New"/>
+          <w:sz w:val="18"/>
+          <w:szCs w:val="18"/>
+        </w:rPr>
+        <w:t xml:space="preserve">            }</w:t>
+      </w:r>
+    </w:p>
+    <w:p>
+      <w:pPr>
+        <w:pStyle w:val="Code"/>
+      </w:pPr>
+      <w:r>
+        <w:rPr>
+          <w:rFonts w:ascii="Courier New" w:cs="Courier New" w:eastAsia="Courier New" w:hAnsi="Courier New"/>
+          <w:sz w:val="18"/>
+          <w:szCs w:val="18"/>
+        </w:rPr>
+        <w:t xml:space="preserve">        );</w:t>
+      </w:r>
+    </w:p>
+    <w:p>
+      <w:pPr>
+        <w:pStyle w:val="Code"/>
+      </w:pPr>
+      <w:r>
+        <w:rPr>
+          <w:rFonts w:ascii="Courier New" w:cs="Courier New" w:eastAsia="Courier New" w:hAnsi="Courier New"/>
+          <w:sz w:val="18"/>
+          <w:szCs w:val="18"/>
+        </w:rPr>
+        <w:t xml:space="preserve">    }</w:t>
+      </w:r>
+    </w:p>
+    <w:p>
+      <w:pPr>
+        <w:pStyle w:val="Code"/>
+      </w:pPr>
+      <w:r>
+        <w:rPr>
+          <w:rFonts w:ascii="Courier New" w:cs="Courier New" w:eastAsia="Courier New" w:hAnsi="Courier New"/>
+          <w:sz w:val="18"/>
+          <w:szCs w:val="18"/>
+        </w:rPr>
+        <w:t xml:space="preserve">}</w:t>
+      </w:r>
+    </w:p>
+    <w:p>
+      <w:pPr>
+        <w:pStyle w:val="Code"/>
+      </w:pPr>
+      <w:r>
+        <w:rPr>
+          <w:rFonts w:ascii="Courier New" w:cs="Courier New" w:eastAsia="Courier New" w:hAnsi="Courier New"/>
+          <w:sz w:val="18"/>
+          <w:szCs w:val="18"/>
+        </w:rPr>
+        <w:t xml:space="preserve"> </w:t>
+      </w:r>
+    </w:p>
+    <w:p>
+      <w:pPr>
+        <w:pStyle w:val="Code"/>
+      </w:pPr>
+      <w:r>
+        <w:rPr>
+          <w:rFonts w:ascii="Courier New" w:cs="Courier New" w:eastAsia="Courier New" w:hAnsi="Courier New"/>
+          <w:sz w:val="18"/>
+          <w:szCs w:val="18"/>
+        </w:rPr>
+        <w:t xml:space="preserve">pub fn simulation_system(</w:t>
+      </w:r>
+    </w:p>
+    <w:p>
+      <w:pPr>
+        <w:pStyle w:val="Code"/>
+      </w:pPr>
+      <w:r>
+        <w:rPr>
+          <w:rFonts w:ascii="Courier New" w:cs="Courier New" w:eastAsia="Courier New" w:hAnsi="Courier New"/>
+          <w:sz w:val="18"/>
+          <w:szCs w:val="18"/>
+        </w:rPr>
+        <w:t xml:space="preserve">    time: Res&lt;Time&gt;,</w:t>
+      </w:r>
+    </w:p>
+    <w:p>
+      <w:pPr>
+        <w:pStyle w:val="Code"/>
+      </w:pPr>
+      <w:r>
+        <w:rPr>
+          <w:rFonts w:ascii="Courier New" w:cs="Courier New" w:eastAsia="Courier New" w:hAnsi="Courier New"/>
+          <w:sz w:val="18"/>
+          <w:szCs w:val="18"/>
+        </w:rPr>
+        <w:t xml:space="preserve">    mut timer: ResMut&lt;AutoColorTimer&gt;,</w:t>
+      </w:r>
+    </w:p>
+    <w:p>
+      <w:pPr>
+        <w:pStyle w:val="Code"/>
+      </w:pPr>
+      <w:r>
+        <w:rPr>
+          <w:rFonts w:ascii="Courier New" w:cs="Courier New" w:eastAsia="Courier New" w:hAnsi="Courier New"/>
+          <w:sz w:val="18"/>
+          <w:szCs w:val="18"/>
+        </w:rPr>
+        <w:t xml:space="preserve">    mut palette: ResMut&lt;ColorPalette&gt;,</w:t>
+      </w:r>
+    </w:p>
+    <w:p>
+      <w:pPr>
+        <w:pStyle w:val="Code"/>
+      </w:pPr>
+      <w:r>
+        <w:rPr>
+          <w:rFonts w:ascii="Courier New" w:cs="Courier New" w:eastAsia="Courier New" w:hAnsi="Courier New"/>
+          <w:sz w:val="18"/>
+          <w:szCs w:val="18"/>
+        </w:rPr>
+        <w:t xml:space="preserve">) {</w:t>
+      </w:r>
+    </w:p>
+    <w:p>
+      <w:pPr>
+        <w:pStyle w:val="Code"/>
+      </w:pPr>
+      <w:r>
+        <w:rPr>
+          <w:rFonts w:ascii="Courier New" w:cs="Courier New" w:eastAsia="Courier New" w:hAnsi="Courier New"/>
+          <w:sz w:val="18"/>
+          <w:szCs w:val="18"/>
+        </w:rPr>
+        <w:t xml:space="preserve">    // tick() учитывает реальное прошедшее время</w:t>
+      </w:r>
+    </w:p>
+    <w:p>
+      <w:pPr>
+        <w:pStyle w:val="Code"/>
+      </w:pPr>
+      <w:r>
+        <w:rPr>
+          <w:rFonts w:ascii="Courier New" w:cs="Courier New" w:eastAsia="Courier New" w:hAnsi="Courier New"/>
+          <w:sz w:val="18"/>
+          <w:szCs w:val="18"/>
+        </w:rPr>
+        <w:t xml:space="preserve">    if timer.0.tick(time.delta()).just_finished() {</w:t>
+      </w:r>
+    </w:p>
+    <w:p>
+      <w:pPr>
+        <w:pStyle w:val="Code"/>
+      </w:pPr>
+      <w:r>
+        <w:rPr>
+          <w:rFonts w:ascii="Courier New" w:cs="Courier New" w:eastAsia="Courier New" w:hAnsi="Courier New"/>
+          <w:sz w:val="18"/>
+          <w:szCs w:val="18"/>
+        </w:rPr>
+        <w:t xml:space="preserve">        palette.next_color();</w:t>
+      </w:r>
+    </w:p>
+    <w:p>
+      <w:pPr>
+        <w:pStyle w:val="Code"/>
+      </w:pPr>
+      <w:r>
+        <w:rPr>
+          <w:rFonts w:ascii="Courier New" w:cs="Courier New" w:eastAsia="Courier New" w:hAnsi="Courier New"/>
+          <w:sz w:val="18"/>
+          <w:szCs w:val="18"/>
+        </w:rPr>
+        <w:t xml:space="preserve">        print_state("simulation", &amp;palette);</w:t>
+      </w:r>
+    </w:p>
+    <w:p>
+      <w:pPr>
+        <w:pStyle w:val="Code"/>
+      </w:pPr>
+      <w:r>
+        <w:rPr>
+          <w:rFonts w:ascii="Courier New" w:cs="Courier New" w:eastAsia="Courier New" w:hAnsi="Courier New"/>
+          <w:sz w:val="18"/>
+          <w:szCs w:val="18"/>
+        </w:rPr>
+        <w:t xml:space="preserve">    }</w:t>
+      </w:r>
+    </w:p>
+    <w:p>
+      <w:pPr>
+        <w:pStyle w:val="Code"/>
+      </w:pPr>
+      <w:r>
+        <w:rPr>
+          <w:rFonts w:ascii="Courier New" w:cs="Courier New" w:eastAsia="Courier New" w:hAnsi="Courier New"/>
+          <w:sz w:val="18"/>
+          <w:szCs w:val="18"/>
+        </w:rPr>
+        <w:t xml:space="preserve">}</w:t>
+      </w:r>
+    </w:p>
+    <w:p>
+      <w:pPr>
+        <w:pStyle w:val="Code"/>
+      </w:pPr>
+      <w:r>
+        <w:rPr>
+          <w:rFonts w:ascii="Courier New" w:cs="Courier New" w:eastAsia="Courier New" w:hAnsi="Courier New"/>
+          <w:sz w:val="18"/>
+          <w:szCs w:val="18"/>
+        </w:rPr>
+        <w:t xml:space="preserve"> </w:t>
+      </w:r>
+    </w:p>
+    <w:p>
+      <w:pPr>
+        <w:pStyle w:val="Code"/>
+      </w:pPr>
+      <w:r>
+        <w:rPr>
+          <w:rFonts w:ascii="Courier New" w:cs="Courier New" w:eastAsia="Courier New" w:hAnsi="Courier New"/>
+          <w:sz w:val="18"/>
+          <w:szCs w:val="18"/>
+        </w:rPr>
+        <w:t xml:space="preserve">pub fn update_visual_system(</w:t>
+      </w:r>
+    </w:p>
+    <w:p>
+      <w:pPr>
+        <w:pStyle w:val="Code"/>
+      </w:pPr>
+      <w:r>
+        <w:rPr>
+          <w:rFonts w:ascii="Courier New" w:cs="Courier New" w:eastAsia="Courier New" w:hAnsi="Courier New"/>
+          <w:sz w:val="18"/>
+          <w:szCs w:val="18"/>
+        </w:rPr>
+        <w:t xml:space="preserve">    palette: Res&lt;ColorPalette&gt;,</w:t>
+      </w:r>
+    </w:p>
+    <w:p>
+      <w:pPr>
+        <w:pStyle w:val="Code"/>
+      </w:pPr>
+      <w:r>
+        <w:rPr>
+          <w:rFonts w:ascii="Courier New" w:cs="Courier New" w:eastAsia="Courier New" w:hAnsi="Courier New"/>
+          <w:sz w:val="18"/>
+          <w:szCs w:val="18"/>
+        </w:rPr>
+        <w:t xml:space="preserve">    timer: Res&lt;AutoColorTimer&gt;,</w:t>
+      </w:r>
+    </w:p>
+    <w:p>
+      <w:pPr>
+        <w:pStyle w:val="Code"/>
+      </w:pPr>
+      <w:r>
+        <w:rPr>
+          <w:rFonts w:ascii="Courier New" w:cs="Courier New" w:eastAsia="Courier New" w:hAnsi="Courier New"/>
+          <w:sz w:val="18"/>
+          <w:szCs w:val="18"/>
+        </w:rPr>
+        <w:t xml:space="preserve">    settings: Res&lt;VisualSettings&gt;,</w:t>
+      </w:r>
+    </w:p>
+    <w:p>
+      <w:pPr>
+        <w:pStyle w:val="Code"/>
+      </w:pPr>
+      <w:r>
+        <w:rPr>
+          <w:rFonts w:ascii="Courier New" w:cs="Courier New" w:eastAsia="Courier New" w:hAnsi="Courier New"/>
+          <w:sz w:val="18"/>
+          <w:szCs w:val="18"/>
+        </w:rPr>
+        <w:t xml:space="preserve">    mut materials: ResMut&lt;Assets&lt;StandardMaterial&gt;&gt;,</w:t>
+      </w:r>
+    </w:p>
+    <w:p>
+      <w:pPr>
+        <w:pStyle w:val="Code"/>
+      </w:pPr>
+      <w:r>
+        <w:rPr>
+          <w:rFonts w:ascii="Courier New" w:cs="Courier New" w:eastAsia="Courier New" w:hAnsi="Courier New"/>
+          <w:sz w:val="18"/>
+          <w:szCs w:val="18"/>
+        </w:rPr>
+        <w:t xml:space="preserve">    query: Query&lt;&amp;MeshMaterial3d&lt;StandardMaterial&gt;, With&lt;LabObject&gt;&gt;,</w:t>
+      </w:r>
+    </w:p>
+    <w:p>
+      <w:pPr>
+        <w:pStyle w:val="Code"/>
+      </w:pPr>
+      <w:r>
+        <w:rPr>
+          <w:rFonts w:ascii="Courier New" w:cs="Courier New" w:eastAsia="Courier New" w:hAnsi="Courier New"/>
+          <w:sz w:val="18"/>
+          <w:szCs w:val="18"/>
+        </w:rPr>
+        <w:t xml:space="preserve">) {</w:t>
+      </w:r>
+    </w:p>
+    <w:p>
+      <w:pPr>
+        <w:pStyle w:val="Code"/>
+      </w:pPr>
+      <w:r>
+        <w:rPr>
+          <w:rFonts w:ascii="Courier New" w:cs="Courier New" w:eastAsia="Courier New" w:hAnsi="Courier New"/>
+          <w:sz w:val="18"/>
+          <w:szCs w:val="18"/>
+        </w:rPr>
+        <w:t xml:space="preserve">    let rgb = if settings.smooth {</w:t>
+      </w:r>
+    </w:p>
+    <w:p>
+      <w:pPr>
+        <w:pStyle w:val="Code"/>
+      </w:pPr>
+      <w:r>
+        <w:rPr>
+          <w:rFonts w:ascii="Courier New" w:cs="Courier New" w:eastAsia="Courier New" w:hAnsi="Courier New"/>
+          <w:sz w:val="18"/>
+          <w:szCs w:val="18"/>
+        </w:rPr>
+        <w:t xml:space="preserve">        let t = timer.0.elapsed_secs() / TRANSITION_SECS;</w:t>
+      </w:r>
+    </w:p>
+    <w:p>
+      <w:pPr>
+        <w:pStyle w:val="Code"/>
+      </w:pPr>
+      <w:r>
+        <w:rPr>
+          <w:rFonts w:ascii="Courier New" w:cs="Courier New" w:eastAsia="Courier New" w:hAnsi="Courier New"/>
+          <w:sz w:val="18"/>
+          <w:szCs w:val="18"/>
+        </w:rPr>
+        <w:t xml:space="preserve">        palette.blended_rgb(t)</w:t>
+      </w:r>
+    </w:p>
+    <w:p>
+      <w:pPr>
+        <w:pStyle w:val="Code"/>
+      </w:pPr>
+      <w:r>
+        <w:rPr>
+          <w:rFonts w:ascii="Courier New" w:cs="Courier New" w:eastAsia="Courier New" w:hAnsi="Courier New"/>
+          <w:sz w:val="18"/>
+          <w:szCs w:val="18"/>
+        </w:rPr>
+        <w:t xml:space="preserve">    } else if palette.is_changed() || settings.is_changed() {</w:t>
+      </w:r>
+    </w:p>
+    <w:p>
+      <w:pPr>
+        <w:pStyle w:val="Code"/>
+      </w:pPr>
+      <w:r>
+        <w:rPr>
+          <w:rFonts w:ascii="Courier New" w:cs="Courier New" w:eastAsia="Courier New" w:hAnsi="Courier New"/>
+          <w:sz w:val="18"/>
+          <w:szCs w:val="18"/>
+        </w:rPr>
+        <w:t xml:space="preserve">        palette.current_rgb()</w:t>
+      </w:r>
+    </w:p>
+    <w:p>
+      <w:pPr>
+        <w:pStyle w:val="Code"/>
+      </w:pPr>
+      <w:r>
+        <w:rPr>
+          <w:rFonts w:ascii="Courier New" w:cs="Courier New" w:eastAsia="Courier New" w:hAnsi="Courier New"/>
+          <w:sz w:val="18"/>
+          <w:szCs w:val="18"/>
+        </w:rPr>
+        <w:t xml:space="preserve">    } else {</w:t>
+      </w:r>
+    </w:p>
+    <w:p>
+      <w:pPr>
+        <w:pStyle w:val="Code"/>
+      </w:pPr>
+      <w:r>
+        <w:rPr>
+          <w:rFonts w:ascii="Courier New" w:cs="Courier New" w:eastAsia="Courier New" w:hAnsi="Courier New"/>
+          <w:sz w:val="18"/>
+          <w:szCs w:val="18"/>
+        </w:rPr>
+        <w:t xml:space="preserve">        return;</w:t>
+      </w:r>
+    </w:p>
+    <w:p>
+      <w:pPr>
+        <w:pStyle w:val="Code"/>
+      </w:pPr>
+      <w:r>
+        <w:rPr>
+          <w:rFonts w:ascii="Courier New" w:cs="Courier New" w:eastAsia="Courier New" w:hAnsi="Courier New"/>
+          <w:sz w:val="18"/>
+          <w:szCs w:val="18"/>
+        </w:rPr>
+        <w:t xml:space="preserve">    };</w:t>
+      </w:r>
+    </w:p>
+    <w:p>
+      <w:pPr>
+        <w:pStyle w:val="Code"/>
+      </w:pPr>
+      <w:r>
+        <w:rPr>
+          <w:rFonts w:ascii="Courier New" w:cs="Courier New" w:eastAsia="Courier New" w:hAnsi="Courier New"/>
+          <w:sz w:val="18"/>
+          <w:szCs w:val="18"/>
+        </w:rPr>
+        <w:t xml:space="preserve">    for handle in &amp;query {</w:t>
+      </w:r>
+    </w:p>
+    <w:p>
+      <w:pPr>
+        <w:pStyle w:val="Code"/>
+      </w:pPr>
+      <w:r>
+        <w:rPr>
+          <w:rFonts w:ascii="Courier New" w:cs="Courier New" w:eastAsia="Courier New" w:hAnsi="Courier New"/>
+          <w:sz w:val="18"/>
+          <w:szCs w:val="18"/>
+        </w:rPr>
+        <w:t xml:space="preserve">        if let Some(mut material) = materials.get_mut(handle.id()) {</w:t>
+      </w:r>
+    </w:p>
+    <w:p>
+      <w:pPr>
+        <w:pStyle w:val="Code"/>
+      </w:pPr>
+      <w:r>
+        <w:rPr>
+          <w:rFonts w:ascii="Courier New" w:cs="Courier New" w:eastAsia="Courier New" w:hAnsi="Courier New"/>
+          <w:sz w:val="18"/>
+          <w:szCs w:val="18"/>
+        </w:rPr>
+        <w:t xml:space="preserve">            material.base_color = rgb_to_color(rgb);</w:t>
       </w:r>
     </w:p>
     <w:p>
@@ -4961,6 +7535,19 @@
           <w:sz w:val="18"/>
           <w:szCs w:val="18"/>
         </w:rPr>
+        <w:t xml:space="preserve">}</w:t>
+      </w:r>
+    </w:p>
+    <w:p>
+      <w:pPr>
+        <w:pStyle w:val="Code"/>
+      </w:pPr>
+      <w:r>
+        <w:rPr>
+          <w:rFonts w:ascii="Courier New" w:cs="Courier New" w:eastAsia="Courier New" w:hAnsi="Courier New"/>
+          <w:sz w:val="18"/>
+          <w:szCs w:val="18"/>
+        </w:rPr>
         <w:t xml:space="preserve"> </w:t>
       </w:r>
     </w:p>
@@ -4974,33 +7561,33 @@
           <w:sz w:val="18"/>
           <w:szCs w:val="18"/>
         </w:rPr>
-        <w:t xml:space="preserve">    /// Текущий цвет как вектор glam.</w:t>
-      </w:r>
-    </w:p>
-    <w:p>
-      <w:pPr>
-        <w:pStyle w:val="Code"/>
-      </w:pPr>
-      <w:r>
-        <w:rPr>
-          <w:rFonts w:ascii="Courier New" w:cs="Courier New" w:eastAsia="Courier New" w:hAnsi="Courier New"/>
-          <w:sz w:val="18"/>
-          <w:szCs w:val="18"/>
-        </w:rPr>
-        <w:t xml:space="preserve">    pub fn current_rgb(&amp;self) -&gt; Vec3 {</w:t>
-      </w:r>
-    </w:p>
-    <w:p>
-      <w:pPr>
-        <w:pStyle w:val="Code"/>
-      </w:pPr>
-      <w:r>
-        <w:rPr>
-          <w:rFonts w:ascii="Courier New" w:cs="Courier New" w:eastAsia="Courier New" w:hAnsi="Courier New"/>
-          <w:sz w:val="18"/>
-          <w:szCs w:val="18"/>
-        </w:rPr>
-        <w:t xml:space="preserve">        self.colors[self.current_index]</w:t>
+        <w:t xml:space="preserve">pub fn rotation_system(time: Res&lt;Time&gt;, mut query: Query&lt;&amp;mut Transform, With&lt;LabObject&gt;&gt;) {</w:t>
+      </w:r>
+    </w:p>
+    <w:p>
+      <w:pPr>
+        <w:pStyle w:val="Code"/>
+      </w:pPr>
+      <w:r>
+        <w:rPr>
+          <w:rFonts w:ascii="Courier New" w:cs="Courier New" w:eastAsia="Courier New" w:hAnsi="Courier New"/>
+          <w:sz w:val="18"/>
+          <w:szCs w:val="18"/>
+        </w:rPr>
+        <w:t xml:space="preserve">    for mut transform in &amp;mut query {</w:t>
+      </w:r>
+    </w:p>
+    <w:p>
+      <w:pPr>
+        <w:pStyle w:val="Code"/>
+      </w:pPr>
+      <w:r>
+        <w:rPr>
+          <w:rFonts w:ascii="Courier New" w:cs="Courier New" w:eastAsia="Courier New" w:hAnsi="Courier New"/>
+          <w:sz w:val="18"/>
+          <w:szCs w:val="18"/>
+        </w:rPr>
+        <w:t xml:space="preserve">        transform.rotate_y(ROTATION_SPEED * time.delta_secs());</w:t>
       </w:r>
     </w:p>
     <w:p>
@@ -5026,3088 +7613,20 @@
           <w:sz w:val="18"/>
           <w:szCs w:val="18"/>
         </w:rPr>
+        <w:t xml:space="preserve">}</w:t>
+      </w:r>
+    </w:p>
+    <w:p>
+      <w:pPr>
+        <w:pStyle w:val="Code"/>
+      </w:pPr>
+      <w:r>
+        <w:rPr>
+          <w:rFonts w:ascii="Courier New" w:cs="Courier New" w:eastAsia="Courier New" w:hAnsi="Courier New"/>
+          <w:sz w:val="18"/>
+          <w:szCs w:val="18"/>
+        </w:rPr>
         <w:t xml:space="preserve"> </w:t>
-      </w:r>
-    </w:p>
-    <w:p>
-      <w:pPr>
-        <w:pStyle w:val="Code"/>
-      </w:pPr>
-      <w:r>
-        <w:rPr>
-          <w:rFonts w:ascii="Courier New" w:cs="Courier New" w:eastAsia="Courier New" w:hAnsi="Courier New"/>
-          <w:sz w:val="18"/>
-          <w:szCs w:val="18"/>
-        </w:rPr>
-        <w:t xml:space="preserve">    /// Текущий цвет в типе рендерера Bevy.</w:t>
-      </w:r>
-    </w:p>
-    <w:p>
-      <w:pPr>
-        <w:pStyle w:val="Code"/>
-      </w:pPr>
-      <w:r>
-        <w:rPr>
-          <w:rFonts w:ascii="Courier New" w:cs="Courier New" w:eastAsia="Courier New" w:hAnsi="Courier New"/>
-          <w:sz w:val="18"/>
-          <w:szCs w:val="18"/>
-        </w:rPr>
-        <w:t xml:space="preserve">    pub fn current_color(&amp;self) -&gt; Color {</w:t>
-      </w:r>
-    </w:p>
-    <w:p>
-      <w:pPr>
-        <w:pStyle w:val="Code"/>
-      </w:pPr>
-      <w:r>
-        <w:rPr>
-          <w:rFonts w:ascii="Courier New" w:cs="Courier New" w:eastAsia="Courier New" w:hAnsi="Courier New"/>
-          <w:sz w:val="18"/>
-          <w:szCs w:val="18"/>
-        </w:rPr>
-        <w:t xml:space="preserve">        rgb_to_color(self.current_rgb())</w:t>
-      </w:r>
-    </w:p>
-    <w:p>
-      <w:pPr>
-        <w:pStyle w:val="Code"/>
-      </w:pPr>
-      <w:r>
-        <w:rPr>
-          <w:rFonts w:ascii="Courier New" w:cs="Courier New" w:eastAsia="Courier New" w:hAnsi="Courier New"/>
-          <w:sz w:val="18"/>
-          <w:szCs w:val="18"/>
-        </w:rPr>
-        <w:t xml:space="preserve">    }</w:t>
-      </w:r>
-    </w:p>
-    <w:p>
-      <w:pPr>
-        <w:pStyle w:val="Code"/>
-      </w:pPr>
-      <w:r>
-        <w:rPr>
-          <w:rFonts w:ascii="Courier New" w:cs="Courier New" w:eastAsia="Courier New" w:hAnsi="Courier New"/>
-          <w:sz w:val="18"/>
-          <w:szCs w:val="18"/>
-        </w:rPr>
-        <w:t xml:space="preserve"> </w:t>
-      </w:r>
-    </w:p>
-    <w:p>
-      <w:pPr>
-        <w:pStyle w:val="Code"/>
-      </w:pPr>
-      <w:r>
-        <w:rPr>
-          <w:rFonts w:ascii="Courier New" w:cs="Courier New" w:eastAsia="Courier New" w:hAnsi="Courier New"/>
-          <w:sz w:val="18"/>
-          <w:szCs w:val="18"/>
-        </w:rPr>
-        <w:t xml:space="preserve">    /// Переход к следующему цвету по кругу: после последнего снова первый.</w:t>
-      </w:r>
-    </w:p>
-    <w:p>
-      <w:pPr>
-        <w:pStyle w:val="Code"/>
-      </w:pPr>
-      <w:r>
-        <w:rPr>
-          <w:rFonts w:ascii="Courier New" w:cs="Courier New" w:eastAsia="Courier New" w:hAnsi="Courier New"/>
-          <w:sz w:val="18"/>
-          <w:szCs w:val="18"/>
-        </w:rPr>
-        <w:t xml:space="preserve">    /// Длина берётся из самого `Vec`, поэтому новые цвета добавляются без правок.</w:t>
-      </w:r>
-    </w:p>
-    <w:p>
-      <w:pPr>
-        <w:pStyle w:val="Code"/>
-      </w:pPr>
-      <w:r>
-        <w:rPr>
-          <w:rFonts w:ascii="Courier New" w:cs="Courier New" w:eastAsia="Courier New" w:hAnsi="Courier New"/>
-          <w:sz w:val="18"/>
-          <w:szCs w:val="18"/>
-        </w:rPr>
-        <w:t xml:space="preserve">    pub fn next_color(&amp;mut self) -&gt; Color {</w:t>
-      </w:r>
-    </w:p>
-    <w:p>
-      <w:pPr>
-        <w:pStyle w:val="Code"/>
-      </w:pPr>
-      <w:r>
-        <w:rPr>
-          <w:rFonts w:ascii="Courier New" w:cs="Courier New" w:eastAsia="Courier New" w:hAnsi="Courier New"/>
-          <w:sz w:val="18"/>
-          <w:szCs w:val="18"/>
-        </w:rPr>
-        <w:t xml:space="preserve">        self.select((self.current_index + 1) % self.colors.len());</w:t>
-      </w:r>
-    </w:p>
-    <w:p>
-      <w:pPr>
-        <w:pStyle w:val="Code"/>
-      </w:pPr>
-      <w:r>
-        <w:rPr>
-          <w:rFonts w:ascii="Courier New" w:cs="Courier New" w:eastAsia="Courier New" w:hAnsi="Courier New"/>
-          <w:sz w:val="18"/>
-          <w:szCs w:val="18"/>
-        </w:rPr>
-        <w:t xml:space="preserve">        self.current_color()</w:t>
-      </w:r>
-    </w:p>
-    <w:p>
-      <w:pPr>
-        <w:pStyle w:val="Code"/>
-      </w:pPr>
-      <w:r>
-        <w:rPr>
-          <w:rFonts w:ascii="Courier New" w:cs="Courier New" w:eastAsia="Courier New" w:hAnsi="Courier New"/>
-          <w:sz w:val="18"/>
-          <w:szCs w:val="18"/>
-        </w:rPr>
-        <w:t xml:space="preserve">    }</w:t>
-      </w:r>
-    </w:p>
-    <w:p>
-      <w:pPr>
-        <w:pStyle w:val="Code"/>
-      </w:pPr>
-      <w:r>
-        <w:rPr>
-          <w:rFonts w:ascii="Courier New" w:cs="Courier New" w:eastAsia="Courier New" w:hAnsi="Courier New"/>
-          <w:sz w:val="18"/>
-          <w:szCs w:val="18"/>
-        </w:rPr>
-        <w:t xml:space="preserve"> </w:t>
-      </w:r>
-    </w:p>
-    <w:p>
-      <w:pPr>
-        <w:pStyle w:val="Code"/>
-      </w:pPr>
-      <w:r>
-        <w:rPr>
-          <w:rFonts w:ascii="Courier New" w:cs="Courier New" w:eastAsia="Courier New" w:hAnsi="Courier New"/>
-          <w:sz w:val="18"/>
-          <w:szCs w:val="18"/>
-        </w:rPr>
-        <w:t xml:space="preserve">    /// Прямой выбор цвета по индексу. Возвращает `false` для индекса вне списка.</w:t>
-      </w:r>
-    </w:p>
-    <w:p>
-      <w:pPr>
-        <w:pStyle w:val="Code"/>
-      </w:pPr>
-      <w:r>
-        <w:rPr>
-          <w:rFonts w:ascii="Courier New" w:cs="Courier New" w:eastAsia="Courier New" w:hAnsi="Courier New"/>
-          <w:sz w:val="18"/>
-          <w:szCs w:val="18"/>
-        </w:rPr>
-        <w:t xml:space="preserve">    pub fn select(&amp;mut self, index: usize) -&gt; bool {</w:t>
-      </w:r>
-    </w:p>
-    <w:p>
-      <w:pPr>
-        <w:pStyle w:val="Code"/>
-      </w:pPr>
-      <w:r>
-        <w:rPr>
-          <w:rFonts w:ascii="Courier New" w:cs="Courier New" w:eastAsia="Courier New" w:hAnsi="Courier New"/>
-          <w:sz w:val="18"/>
-          <w:szCs w:val="18"/>
-        </w:rPr>
-        <w:t xml:space="preserve">        if index &gt;= self.colors.len() {</w:t>
-      </w:r>
-    </w:p>
-    <w:p>
-      <w:pPr>
-        <w:pStyle w:val="Code"/>
-      </w:pPr>
-      <w:r>
-        <w:rPr>
-          <w:rFonts w:ascii="Courier New" w:cs="Courier New" w:eastAsia="Courier New" w:hAnsi="Courier New"/>
-          <w:sz w:val="18"/>
-          <w:szCs w:val="18"/>
-        </w:rPr>
-        <w:t xml:space="preserve">            return false;</w:t>
-      </w:r>
-    </w:p>
-    <w:p>
-      <w:pPr>
-        <w:pStyle w:val="Code"/>
-      </w:pPr>
-      <w:r>
-        <w:rPr>
-          <w:rFonts w:ascii="Courier New" w:cs="Courier New" w:eastAsia="Courier New" w:hAnsi="Courier New"/>
-          <w:sz w:val="18"/>
-          <w:szCs w:val="18"/>
-        </w:rPr>
-        <w:t xml:space="preserve">        }</w:t>
-      </w:r>
-    </w:p>
-    <w:p>
-      <w:pPr>
-        <w:pStyle w:val="Code"/>
-      </w:pPr>
-      <w:r>
-        <w:rPr>
-          <w:rFonts w:ascii="Courier New" w:cs="Courier New" w:eastAsia="Courier New" w:hAnsi="Courier New"/>
-          <w:sz w:val="18"/>
-          <w:szCs w:val="18"/>
-        </w:rPr>
-        <w:t xml:space="preserve">        self.previous_index = self.current_index;</w:t>
-      </w:r>
-    </w:p>
-    <w:p>
-      <w:pPr>
-        <w:pStyle w:val="Code"/>
-      </w:pPr>
-      <w:r>
-        <w:rPr>
-          <w:rFonts w:ascii="Courier New" w:cs="Courier New" w:eastAsia="Courier New" w:hAnsi="Courier New"/>
-          <w:sz w:val="18"/>
-          <w:szCs w:val="18"/>
-        </w:rPr>
-        <w:t xml:space="preserve">        self.current_index = index;</w:t>
-      </w:r>
-    </w:p>
-    <w:p>
-      <w:pPr>
-        <w:pStyle w:val="Code"/>
-      </w:pPr>
-      <w:r>
-        <w:rPr>
-          <w:rFonts w:ascii="Courier New" w:cs="Courier New" w:eastAsia="Courier New" w:hAnsi="Courier New"/>
-          <w:sz w:val="18"/>
-          <w:szCs w:val="18"/>
-        </w:rPr>
-        <w:t xml:space="preserve">        true</w:t>
-      </w:r>
-    </w:p>
-    <w:p>
-      <w:pPr>
-        <w:pStyle w:val="Code"/>
-      </w:pPr>
-      <w:r>
-        <w:rPr>
-          <w:rFonts w:ascii="Courier New" w:cs="Courier New" w:eastAsia="Courier New" w:hAnsi="Courier New"/>
-          <w:sz w:val="18"/>
-          <w:szCs w:val="18"/>
-        </w:rPr>
-        <w:t xml:space="preserve">    }</w:t>
-      </w:r>
-    </w:p>
-    <w:p>
-      <w:pPr>
-        <w:pStyle w:val="Code"/>
-      </w:pPr>
-      <w:r>
-        <w:rPr>
-          <w:rFonts w:ascii="Courier New" w:cs="Courier New" w:eastAsia="Courier New" w:hAnsi="Courier New"/>
-          <w:sz w:val="18"/>
-          <w:szCs w:val="18"/>
-        </w:rPr>
-        <w:t xml:space="preserve"> </w:t>
-      </w:r>
-    </w:p>
-    <w:p>
-      <w:pPr>
-        <w:pStyle w:val="Code"/>
-      </w:pPr>
-      <w:r>
-        <w:rPr>
-          <w:rFonts w:ascii="Courier New" w:cs="Courier New" w:eastAsia="Courier New" w:hAnsi="Courier New"/>
-          <w:sz w:val="18"/>
-          <w:szCs w:val="18"/>
-        </w:rPr>
-        <w:t xml:space="preserve">    /// Промежуточный цвет перехода: линейная интерполяция компонент `Vec3`.</w:t>
-      </w:r>
-    </w:p>
-    <w:p>
-      <w:pPr>
-        <w:pStyle w:val="Code"/>
-      </w:pPr>
-      <w:r>
-        <w:rPr>
-          <w:rFonts w:ascii="Courier New" w:cs="Courier New" w:eastAsia="Courier New" w:hAnsi="Courier New"/>
-          <w:sz w:val="18"/>
-          <w:szCs w:val="18"/>
-        </w:rPr>
-        <w:t xml:space="preserve">    /// `t = 0` — предыдущий цвет, `t = 1` — текущий.</w:t>
-      </w:r>
-    </w:p>
-    <w:p>
-      <w:pPr>
-        <w:pStyle w:val="Code"/>
-      </w:pPr>
-      <w:r>
-        <w:rPr>
-          <w:rFonts w:ascii="Courier New" w:cs="Courier New" w:eastAsia="Courier New" w:hAnsi="Courier New"/>
-          <w:sz w:val="18"/>
-          <w:szCs w:val="18"/>
-        </w:rPr>
-        <w:t xml:space="preserve">    pub fn blended_rgb(&amp;self, t: f32) -&gt; Vec3 {</w:t>
-      </w:r>
-    </w:p>
-    <w:p>
-      <w:pPr>
-        <w:pStyle w:val="Code"/>
-      </w:pPr>
-      <w:r>
-        <w:rPr>
-          <w:rFonts w:ascii="Courier New" w:cs="Courier New" w:eastAsia="Courier New" w:hAnsi="Courier New"/>
-          <w:sz w:val="18"/>
-          <w:szCs w:val="18"/>
-        </w:rPr>
-        <w:t xml:space="preserve">        let from = self.colors[self.previous_index];</w:t>
-      </w:r>
-    </w:p>
-    <w:p>
-      <w:pPr>
-        <w:pStyle w:val="Code"/>
-      </w:pPr>
-      <w:r>
-        <w:rPr>
-          <w:rFonts w:ascii="Courier New" w:cs="Courier New" w:eastAsia="Courier New" w:hAnsi="Courier New"/>
-          <w:sz w:val="18"/>
-          <w:szCs w:val="18"/>
-        </w:rPr>
-        <w:t xml:space="preserve">        from.lerp(self.current_rgb(), t.clamp(0.0, 1.0))</w:t>
-      </w:r>
-    </w:p>
-    <w:p>
-      <w:pPr>
-        <w:pStyle w:val="Code"/>
-      </w:pPr>
-      <w:r>
-        <w:rPr>
-          <w:rFonts w:ascii="Courier New" w:cs="Courier New" w:eastAsia="Courier New" w:hAnsi="Courier New"/>
-          <w:sz w:val="18"/>
-          <w:szCs w:val="18"/>
-        </w:rPr>
-        <w:t xml:space="preserve">    }</w:t>
-      </w:r>
-    </w:p>
-    <w:p>
-      <w:pPr>
-        <w:pStyle w:val="Code"/>
-      </w:pPr>
-      <w:r>
-        <w:rPr>
-          <w:rFonts w:ascii="Courier New" w:cs="Courier New" w:eastAsia="Courier New" w:hAnsi="Courier New"/>
-          <w:sz w:val="18"/>
-          <w:szCs w:val="18"/>
-        </w:rPr>
-        <w:t xml:space="preserve">}</w:t>
-      </w:r>
-    </w:p>
-    <w:p>
-      <w:pPr>
-        <w:pStyle w:val="Code"/>
-      </w:pPr>
-      <w:r>
-        <w:rPr>
-          <w:rFonts w:ascii="Courier New" w:cs="Courier New" w:eastAsia="Courier New" w:hAnsi="Courier New"/>
-          <w:sz w:val="18"/>
-          <w:szCs w:val="18"/>
-        </w:rPr>
-        <w:t xml:space="preserve"> </w:t>
-      </w:r>
-    </w:p>
-    <w:p>
-      <w:pPr>
-        <w:pStyle w:val="Code"/>
-      </w:pPr>
-      <w:r>
-        <w:rPr>
-          <w:rFonts w:ascii="Courier New" w:cs="Courier New" w:eastAsia="Courier New" w:hAnsi="Courier New"/>
-          <w:sz w:val="18"/>
-          <w:szCs w:val="18"/>
-        </w:rPr>
-        <w:t xml:space="preserve">/// Преобразование математического вектора в цвет sRGB.</w:t>
-      </w:r>
-    </w:p>
-    <w:p>
-      <w:pPr>
-        <w:pStyle w:val="Code"/>
-      </w:pPr>
-      <w:r>
-        <w:rPr>
-          <w:rFonts w:ascii="Courier New" w:cs="Courier New" w:eastAsia="Courier New" w:hAnsi="Courier New"/>
-          <w:sz w:val="18"/>
-          <w:szCs w:val="18"/>
-        </w:rPr>
-        <w:t xml:space="preserve">pub fn rgb_to_color(rgb: Vec3) -&gt; Color {</w:t>
-      </w:r>
-    </w:p>
-    <w:p>
-      <w:pPr>
-        <w:pStyle w:val="Code"/>
-      </w:pPr>
-      <w:r>
-        <w:rPr>
-          <w:rFonts w:ascii="Courier New" w:cs="Courier New" w:eastAsia="Courier New" w:hAnsi="Courier New"/>
-          <w:sz w:val="18"/>
-          <w:szCs w:val="18"/>
-        </w:rPr>
-        <w:t xml:space="preserve">    Color::srgb(rgb.x, rgb.y, rgb.z)</w:t>
-      </w:r>
-    </w:p>
-    <w:p>
-      <w:pPr>
-        <w:pStyle w:val="Code"/>
-      </w:pPr>
-      <w:r>
-        <w:rPr>
-          <w:rFonts w:ascii="Courier New" w:cs="Courier New" w:eastAsia="Courier New" w:hAnsi="Courier New"/>
-          <w:sz w:val="18"/>
-          <w:szCs w:val="18"/>
-        </w:rPr>
-        <w:t xml:space="preserve">}</w:t>
-      </w:r>
-    </w:p>
-    <w:p>
-      <w:pPr>
-        <w:pStyle w:val="Code"/>
-      </w:pPr>
-      <w:r>
-        <w:rPr>
-          <w:rFonts w:ascii="Courier New" w:cs="Courier New" w:eastAsia="Courier New" w:hAnsi="Courier New"/>
-          <w:sz w:val="18"/>
-          <w:szCs w:val="18"/>
-        </w:rPr>
-        <w:t xml:space="preserve"> </w:t>
-      </w:r>
-    </w:p>
-    <w:p>
-      <w:pPr>
-        <w:pStyle w:val="Code"/>
-      </w:pPr>
-      <w:r>
-        <w:rPr>
-          <w:rFonts w:ascii="Courier New" w:cs="Courier New" w:eastAsia="Courier New" w:hAnsi="Courier New"/>
-          <w:sz w:val="18"/>
-          <w:szCs w:val="18"/>
-        </w:rPr>
-        <w:t xml:space="preserve">/// Повторяющийся секундный таймер автоматической смены цвета.</w:t>
-      </w:r>
-    </w:p>
-    <w:p>
-      <w:pPr>
-        <w:pStyle w:val="Code"/>
-      </w:pPr>
-      <w:r>
-        <w:rPr>
-          <w:rFonts w:ascii="Courier New" w:cs="Courier New" w:eastAsia="Courier New" w:hAnsi="Courier New"/>
-          <w:sz w:val="18"/>
-          <w:szCs w:val="18"/>
-        </w:rPr>
-        <w:t xml:space="preserve">#[derive(Resource)]</w:t>
-      </w:r>
-    </w:p>
-    <w:p>
-      <w:pPr>
-        <w:pStyle w:val="Code"/>
-      </w:pPr>
-      <w:r>
-        <w:rPr>
-          <w:rFonts w:ascii="Courier New" w:cs="Courier New" w:eastAsia="Courier New" w:hAnsi="Courier New"/>
-          <w:sz w:val="18"/>
-          <w:szCs w:val="18"/>
-        </w:rPr>
-        <w:t xml:space="preserve">pub struct AutoColorTimer(pub Timer);</w:t>
-      </w:r>
-    </w:p>
-    <w:p>
-      <w:pPr>
-        <w:pStyle w:val="Code"/>
-      </w:pPr>
-      <w:r>
-        <w:rPr>
-          <w:rFonts w:ascii="Courier New" w:cs="Courier New" w:eastAsia="Courier New" w:hAnsi="Courier New"/>
-          <w:sz w:val="18"/>
-          <w:szCs w:val="18"/>
-        </w:rPr>
-        <w:t xml:space="preserve"> </w:t>
-      </w:r>
-    </w:p>
-    <w:p>
-      <w:pPr>
-        <w:pStyle w:val="Code"/>
-      </w:pPr>
-      <w:r>
-        <w:rPr>
-          <w:rFonts w:ascii="Courier New" w:cs="Courier New" w:eastAsia="Courier New" w:hAnsi="Courier New"/>
-          <w:sz w:val="18"/>
-          <w:szCs w:val="18"/>
-        </w:rPr>
-        <w:t xml:space="preserve">/// Настройки визуализации: мгновенная смена или плавный переход.</w:t>
-      </w:r>
-    </w:p>
-    <w:p>
-      <w:pPr>
-        <w:pStyle w:val="Code"/>
-      </w:pPr>
-      <w:r>
-        <w:rPr>
-          <w:rFonts w:ascii="Courier New" w:cs="Courier New" w:eastAsia="Courier New" w:hAnsi="Courier New"/>
-          <w:sz w:val="18"/>
-          <w:szCs w:val="18"/>
-        </w:rPr>
-        <w:t xml:space="preserve">#[derive(Resource, Default)]</w:t>
-      </w:r>
-    </w:p>
-    <w:p>
-      <w:pPr>
-        <w:pStyle w:val="Code"/>
-      </w:pPr>
-      <w:r>
-        <w:rPr>
-          <w:rFonts w:ascii="Courier New" w:cs="Courier New" w:eastAsia="Courier New" w:hAnsi="Courier New"/>
-          <w:sz w:val="18"/>
-          <w:szCs w:val="18"/>
-        </w:rPr>
-        <w:t xml:space="preserve">pub struct VisualSettings {</w:t>
-      </w:r>
-    </w:p>
-    <w:p>
-      <w:pPr>
-        <w:pStyle w:val="Code"/>
-      </w:pPr>
-      <w:r>
-        <w:rPr>
-          <w:rFonts w:ascii="Courier New" w:cs="Courier New" w:eastAsia="Courier New" w:hAnsi="Courier New"/>
-          <w:sz w:val="18"/>
-          <w:szCs w:val="18"/>
-        </w:rPr>
-        <w:t xml:space="preserve">    pub smooth: bool,</w:t>
-      </w:r>
-    </w:p>
-    <w:p>
-      <w:pPr>
-        <w:pStyle w:val="Code"/>
-      </w:pPr>
-      <w:r>
-        <w:rPr>
-          <w:rFonts w:ascii="Courier New" w:cs="Courier New" w:eastAsia="Courier New" w:hAnsi="Courier New"/>
-          <w:sz w:val="18"/>
-          <w:szCs w:val="18"/>
-        </w:rPr>
-        <w:t xml:space="preserve">}</w:t>
-      </w:r>
-    </w:p>
-    <w:p>
-      <w:pPr>
-        <w:pStyle w:val="Code"/>
-      </w:pPr>
-      <w:r>
-        <w:rPr>
-          <w:rFonts w:ascii="Courier New" w:cs="Courier New" w:eastAsia="Courier New" w:hAnsi="Courier New"/>
-          <w:sz w:val="18"/>
-          <w:szCs w:val="18"/>
-        </w:rPr>
-        <w:t xml:space="preserve"> </w:t>
-      </w:r>
-    </w:p>
-    <w:p>
-      <w:pPr>
-        <w:pStyle w:val="Code"/>
-      </w:pPr>
-      <w:r>
-        <w:rPr>
-          <w:rFonts w:ascii="Courier New" w:cs="Courier New" w:eastAsia="Courier New" w:hAnsi="Courier New"/>
-          <w:sz w:val="18"/>
-          <w:szCs w:val="18"/>
-        </w:rPr>
-        <w:t xml:space="preserve">pub struct Lab02Plugin;</w:t>
-      </w:r>
-    </w:p>
-    <w:p>
-      <w:pPr>
-        <w:pStyle w:val="Code"/>
-      </w:pPr>
-      <w:r>
-        <w:rPr>
-          <w:rFonts w:ascii="Courier New" w:cs="Courier New" w:eastAsia="Courier New" w:hAnsi="Courier New"/>
-          <w:sz w:val="18"/>
-          <w:szCs w:val="18"/>
-        </w:rPr>
-        <w:t xml:space="preserve"> </w:t>
-      </w:r>
-    </w:p>
-    <w:p>
-      <w:pPr>
-        <w:pStyle w:val="Code"/>
-      </w:pPr>
-      <w:r>
-        <w:rPr>
-          <w:rFonts w:ascii="Courier New" w:cs="Courier New" w:eastAsia="Courier New" w:hAnsi="Courier New"/>
-          <w:sz w:val="18"/>
-          <w:szCs w:val="18"/>
-        </w:rPr>
-        <w:t xml:space="preserve">impl Plugin for Lab02Plugin {</w:t>
-      </w:r>
-    </w:p>
-    <w:p>
-      <w:pPr>
-        <w:pStyle w:val="Code"/>
-      </w:pPr>
-      <w:r>
-        <w:rPr>
-          <w:rFonts w:ascii="Courier New" w:cs="Courier New" w:eastAsia="Courier New" w:hAnsi="Courier New"/>
-          <w:sz w:val="18"/>
-          <w:szCs w:val="18"/>
-        </w:rPr>
-        <w:t xml:space="preserve">    fn build(&amp;self, app: &amp;mut App) {</w:t>
-      </w:r>
-    </w:p>
-    <w:p>
-      <w:pPr>
-        <w:pStyle w:val="Code"/>
-      </w:pPr>
-      <w:r>
-        <w:rPr>
-          <w:rFonts w:ascii="Courier New" w:cs="Courier New" w:eastAsia="Courier New" w:hAnsi="Courier New"/>
-          <w:sz w:val="18"/>
-          <w:szCs w:val="18"/>
-        </w:rPr>
-        <w:t xml:space="preserve">        app.insert_resource(ColorPalette::new())</w:t>
-      </w:r>
-    </w:p>
-    <w:p>
-      <w:pPr>
-        <w:pStyle w:val="Code"/>
-      </w:pPr>
-      <w:r>
-        <w:rPr>
-          <w:rFonts w:ascii="Courier New" w:cs="Courier New" w:eastAsia="Courier New" w:hAnsi="Courier New"/>
-          <w:sz w:val="18"/>
-          <w:szCs w:val="18"/>
-        </w:rPr>
-        <w:t xml:space="preserve">            .insert_resource(AutoColorTimer(Timer::from_seconds(</w:t>
-      </w:r>
-    </w:p>
-    <w:p>
-      <w:pPr>
-        <w:pStyle w:val="Code"/>
-      </w:pPr>
-      <w:r>
-        <w:rPr>
-          <w:rFonts w:ascii="Courier New" w:cs="Courier New" w:eastAsia="Courier New" w:hAnsi="Courier New"/>
-          <w:sz w:val="18"/>
-          <w:szCs w:val="18"/>
-        </w:rPr>
-        <w:t xml:space="preserve">                COLOR_INTERVAL_SECS,</w:t>
-      </w:r>
-    </w:p>
-    <w:p>
-      <w:pPr>
-        <w:pStyle w:val="Code"/>
-      </w:pPr>
-      <w:r>
-        <w:rPr>
-          <w:rFonts w:ascii="Courier New" w:cs="Courier New" w:eastAsia="Courier New" w:hAnsi="Courier New"/>
-          <w:sz w:val="18"/>
-          <w:szCs w:val="18"/>
-        </w:rPr>
-        <w:t xml:space="preserve">                TimerMode::Repeating,</w:t>
-      </w:r>
-    </w:p>
-    <w:p>
-      <w:pPr>
-        <w:pStyle w:val="Code"/>
-      </w:pPr>
-      <w:r>
-        <w:rPr>
-          <w:rFonts w:ascii="Courier New" w:cs="Courier New" w:eastAsia="Courier New" w:hAnsi="Courier New"/>
-          <w:sz w:val="18"/>
-          <w:szCs w:val="18"/>
-        </w:rPr>
-        <w:t xml:space="preserve">            )))</w:t>
-      </w:r>
-    </w:p>
-    <w:p>
-      <w:pPr>
-        <w:pStyle w:val="Code"/>
-      </w:pPr>
-      <w:r>
-        <w:rPr>
-          <w:rFonts w:ascii="Courier New" w:cs="Courier New" w:eastAsia="Courier New" w:hAnsi="Courier New"/>
-          <w:sz w:val="18"/>
-          <w:szCs w:val="18"/>
-        </w:rPr>
-        <w:t xml:space="preserve">            .init_resource::&lt;VisualSettings&gt;()</w:t>
-      </w:r>
-    </w:p>
-    <w:p>
-      <w:pPr>
-        <w:pStyle w:val="Code"/>
-      </w:pPr>
-      <w:r>
-        <w:rPr>
-          <w:rFonts w:ascii="Courier New" w:cs="Courier New" w:eastAsia="Courier New" w:hAnsi="Courier New"/>
-          <w:sz w:val="18"/>
-          <w:szCs w:val="18"/>
-        </w:rPr>
-        <w:t xml:space="preserve">            // При каждом входе в лабу 2 сцена и данные создаются заново.</w:t>
-      </w:r>
-    </w:p>
-    <w:p>
-      <w:pPr>
-        <w:pStyle w:val="Code"/>
-      </w:pPr>
-      <w:r>
-        <w:rPr>
-          <w:rFonts w:ascii="Courier New" w:cs="Courier New" w:eastAsia="Courier New" w:hAnsi="Courier New"/>
-          <w:sz w:val="18"/>
-          <w:szCs w:val="18"/>
-        </w:rPr>
-        <w:t xml:space="preserve">            .add_systems(</w:t>
-      </w:r>
-    </w:p>
-    <w:p>
-      <w:pPr>
-        <w:pStyle w:val="Code"/>
-      </w:pPr>
-      <w:r>
-        <w:rPr>
-          <w:rFonts w:ascii="Courier New" w:cs="Courier New" w:eastAsia="Courier New" w:hAnsi="Courier New"/>
-          <w:sz w:val="18"/>
-          <w:szCs w:val="18"/>
-        </w:rPr>
-        <w:t xml:space="preserve">                OnEnter(Lab::Lab2),</w:t>
-      </w:r>
-    </w:p>
-    <w:p>
-      <w:pPr>
-        <w:pStyle w:val="Code"/>
-      </w:pPr>
-      <w:r>
-        <w:rPr>
-          <w:rFonts w:ascii="Courier New" w:cs="Courier New" w:eastAsia="Courier New" w:hAnsi="Courier New"/>
-          <w:sz w:val="18"/>
-          <w:szCs w:val="18"/>
-        </w:rPr>
-        <w:t xml:space="preserve">                (reset_lab2, glam_demo_system, setup_scene).chain(),</w:t>
-      </w:r>
-    </w:p>
-    <w:p>
-      <w:pPr>
-        <w:pStyle w:val="Code"/>
-      </w:pPr>
-      <w:r>
-        <w:rPr>
-          <w:rFonts w:ascii="Courier New" w:cs="Courier New" w:eastAsia="Courier New" w:hAnsi="Courier New"/>
-          <w:sz w:val="18"/>
-          <w:szCs w:val="18"/>
-        </w:rPr>
-        <w:t xml:space="preserve">            )</w:t>
-      </w:r>
-    </w:p>
-    <w:p>
-      <w:pPr>
-        <w:pStyle w:val="Code"/>
-      </w:pPr>
-      <w:r>
-        <w:rPr>
-          <w:rFonts w:ascii="Courier New" w:cs="Courier New" w:eastAsia="Courier New" w:hAnsi="Courier New"/>
-          <w:sz w:val="18"/>
-          <w:szCs w:val="18"/>
-        </w:rPr>
-        <w:t xml:space="preserve">            // Порядок: ввод пользователя, затем симуляция, затем визуализация,</w:t>
-      </w:r>
-    </w:p>
-    <w:p>
-      <w:pPr>
-        <w:pStyle w:val="Code"/>
-      </w:pPr>
-      <w:r>
-        <w:rPr>
-          <w:rFonts w:ascii="Courier New" w:cs="Courier New" w:eastAsia="Courier New" w:hAnsi="Courier New"/>
-          <w:sz w:val="18"/>
-          <w:szCs w:val="18"/>
-        </w:rPr>
-        <w:t xml:space="preserve">            // чтобы новый цвет попал на экран в том же кадре.</w:t>
-      </w:r>
-    </w:p>
-    <w:p>
-      <w:pPr>
-        <w:pStyle w:val="Code"/>
-      </w:pPr>
-      <w:r>
-        <w:rPr>
-          <w:rFonts w:ascii="Courier New" w:cs="Courier New" w:eastAsia="Courier New" w:hAnsi="Courier New"/>
-          <w:sz w:val="18"/>
-          <w:szCs w:val="18"/>
-        </w:rPr>
-        <w:t xml:space="preserve">            .add_systems(</w:t>
-      </w:r>
-    </w:p>
-    <w:p>
-      <w:pPr>
-        <w:pStyle w:val="Code"/>
-      </w:pPr>
-      <w:r>
-        <w:rPr>
-          <w:rFonts w:ascii="Courier New" w:cs="Courier New" w:eastAsia="Courier New" w:hAnsi="Courier New"/>
-          <w:sz w:val="18"/>
-          <w:szCs w:val="18"/>
-        </w:rPr>
-        <w:t xml:space="preserve">                Update,</w:t>
-      </w:r>
-    </w:p>
-    <w:p>
-      <w:pPr>
-        <w:pStyle w:val="Code"/>
-      </w:pPr>
-      <w:r>
-        <w:rPr>
-          <w:rFonts w:ascii="Courier New" w:cs="Courier New" w:eastAsia="Courier New" w:hAnsi="Courier New"/>
-          <w:sz w:val="18"/>
-          <w:szCs w:val="18"/>
-        </w:rPr>
-        <w:t xml:space="preserve">                (keyboard_system, simulation_system, update_visual_system)</w:t>
-      </w:r>
-    </w:p>
-    <w:p>
-      <w:pPr>
-        <w:pStyle w:val="Code"/>
-      </w:pPr>
-      <w:r>
-        <w:rPr>
-          <w:rFonts w:ascii="Courier New" w:cs="Courier New" w:eastAsia="Courier New" w:hAnsi="Courier New"/>
-          <w:sz w:val="18"/>
-          <w:szCs w:val="18"/>
-        </w:rPr>
-        <w:t xml:space="preserve">                    .chain()</w:t>
-      </w:r>
-    </w:p>
-    <w:p>
-      <w:pPr>
-        <w:pStyle w:val="Code"/>
-      </w:pPr>
-      <w:r>
-        <w:rPr>
-          <w:rFonts w:ascii="Courier New" w:cs="Courier New" w:eastAsia="Courier New" w:hAnsi="Courier New"/>
-          <w:sz w:val="18"/>
-          <w:szCs w:val="18"/>
-        </w:rPr>
-        <w:t xml:space="preserve">                    .run_if(in_state(Lab::Lab2)),</w:t>
-      </w:r>
-    </w:p>
-    <w:p>
-      <w:pPr>
-        <w:pStyle w:val="Code"/>
-      </w:pPr>
-      <w:r>
-        <w:rPr>
-          <w:rFonts w:ascii="Courier New" w:cs="Courier New" w:eastAsia="Courier New" w:hAnsi="Courier New"/>
-          <w:sz w:val="18"/>
-          <w:szCs w:val="18"/>
-        </w:rPr>
-        <w:t xml:space="preserve">            )</w:t>
-      </w:r>
-    </w:p>
-    <w:p>
-      <w:pPr>
-        <w:pStyle w:val="Code"/>
-      </w:pPr>
-      <w:r>
-        <w:rPr>
-          <w:rFonts w:ascii="Courier New" w:cs="Courier New" w:eastAsia="Courier New" w:hAnsi="Courier New"/>
-          <w:sz w:val="18"/>
-          <w:szCs w:val="18"/>
-        </w:rPr>
-        <w:t xml:space="preserve">            .add_systems(Update, rotation_system.run_if(in_state(Lab::Lab2)));</w:t>
-      </w:r>
-    </w:p>
-    <w:p>
-      <w:pPr>
-        <w:pStyle w:val="Code"/>
-      </w:pPr>
-      <w:r>
-        <w:rPr>
-          <w:rFonts w:ascii="Courier New" w:cs="Courier New" w:eastAsia="Courier New" w:hAnsi="Courier New"/>
-          <w:sz w:val="18"/>
-          <w:szCs w:val="18"/>
-        </w:rPr>
-        <w:t xml:space="preserve">    }</w:t>
-      </w:r>
-    </w:p>
-    <w:p>
-      <w:pPr>
-        <w:pStyle w:val="Code"/>
-      </w:pPr>
-      <w:r>
-        <w:rPr>
-          <w:rFonts w:ascii="Courier New" w:cs="Courier New" w:eastAsia="Courier New" w:hAnsi="Courier New"/>
-          <w:sz w:val="18"/>
-          <w:szCs w:val="18"/>
-        </w:rPr>
-        <w:t xml:space="preserve">}</w:t>
-      </w:r>
-    </w:p>
-    <w:p>
-      <w:pPr>
-        <w:pStyle w:val="Code"/>
-      </w:pPr>
-      <w:r>
-        <w:rPr>
-          <w:rFonts w:ascii="Courier New" w:cs="Courier New" w:eastAsia="Courier New" w:hAnsi="Courier New"/>
-          <w:sz w:val="18"/>
-          <w:szCs w:val="18"/>
-        </w:rPr>
-        <w:t xml:space="preserve"> </w:t>
-      </w:r>
-    </w:p>
-    <w:p>
-      <w:pPr>
-        <w:pStyle w:val="Code"/>
-      </w:pPr>
-      <w:r>
-        <w:rPr>
-          <w:rFonts w:ascii="Courier New" w:cs="Courier New" w:eastAsia="Courier New" w:hAnsi="Courier New"/>
-          <w:sz w:val="18"/>
-          <w:szCs w:val="18"/>
-        </w:rPr>
-        <w:t xml:space="preserve">/// Демонстрация основных операций glam; результат выводится в консоль при запуске.</w:t>
-      </w:r>
-    </w:p>
-    <w:p>
-      <w:pPr>
-        <w:pStyle w:val="Code"/>
-      </w:pPr>
-      <w:r>
-        <w:rPr>
-          <w:rFonts w:ascii="Courier New" w:cs="Courier New" w:eastAsia="Courier New" w:hAnsi="Courier New"/>
-          <w:sz w:val="18"/>
-          <w:szCs w:val="18"/>
-        </w:rPr>
-        <w:t xml:space="preserve">pub fn glam_demo_system() {</w:t>
-      </w:r>
-    </w:p>
-    <w:p>
-      <w:pPr>
-        <w:pStyle w:val="Code"/>
-      </w:pPr>
-      <w:r>
-        <w:rPr>
-          <w:rFonts w:ascii="Courier New" w:cs="Courier New" w:eastAsia="Courier New" w:hAnsi="Courier New"/>
-          <w:sz w:val="18"/>
-          <w:szCs w:val="18"/>
-        </w:rPr>
-        <w:t xml:space="preserve">    let a = Vec3::new(2.0, 0.0, 0.0);</w:t>
-      </w:r>
-    </w:p>
-    <w:p>
-      <w:pPr>
-        <w:pStyle w:val="Code"/>
-      </w:pPr>
-      <w:r>
-        <w:rPr>
-          <w:rFonts w:ascii="Courier New" w:cs="Courier New" w:eastAsia="Courier New" w:hAnsi="Courier New"/>
-          <w:sz w:val="18"/>
-          <w:szCs w:val="18"/>
-        </w:rPr>
-        <w:t xml:space="preserve">    let b = Vec3::new(0.0, 3.0, 0.0);</w:t>
-      </w:r>
-    </w:p>
-    <w:p>
-      <w:pPr>
-        <w:pStyle w:val="Code"/>
-      </w:pPr>
-      <w:r>
-        <w:rPr>
-          <w:rFonts w:ascii="Courier New" w:cs="Courier New" w:eastAsia="Courier New" w:hAnsi="Courier New"/>
-          <w:sz w:val="18"/>
-          <w:szCs w:val="18"/>
-        </w:rPr>
-        <w:t xml:space="preserve">    println!("[glam] a = {a}, b = {b}");</w:t>
-      </w:r>
-    </w:p>
-    <w:p>
-      <w:pPr>
-        <w:pStyle w:val="Code"/>
-      </w:pPr>
-      <w:r>
-        <w:rPr>
-          <w:rFonts w:ascii="Courier New" w:cs="Courier New" w:eastAsia="Courier New" w:hAnsi="Courier New"/>
-          <w:sz w:val="18"/>
-          <w:szCs w:val="18"/>
-        </w:rPr>
-        <w:t xml:space="preserve">    println!(</w:t>
-      </w:r>
-    </w:p>
-    <w:p>
-      <w:pPr>
-        <w:pStyle w:val="Code"/>
-      </w:pPr>
-      <w:r>
-        <w:rPr>
-          <w:rFonts w:ascii="Courier New" w:cs="Courier New" w:eastAsia="Courier New" w:hAnsi="Courier New"/>
-          <w:sz w:val="18"/>
-          <w:szCs w:val="18"/>
-        </w:rPr>
-        <w:t xml:space="preserve">        "[glam] a + b = {}, a - b = {}, a * 2 = {}",</w:t>
-      </w:r>
-    </w:p>
-    <w:p>
-      <w:pPr>
-        <w:pStyle w:val="Code"/>
-      </w:pPr>
-      <w:r>
-        <w:rPr>
-          <w:rFonts w:ascii="Courier New" w:cs="Courier New" w:eastAsia="Courier New" w:hAnsi="Courier New"/>
-          <w:sz w:val="18"/>
-          <w:szCs w:val="18"/>
-        </w:rPr>
-        <w:t xml:space="preserve">        a + b,</w:t>
-      </w:r>
-    </w:p>
-    <w:p>
-      <w:pPr>
-        <w:pStyle w:val="Code"/>
-      </w:pPr>
-      <w:r>
-        <w:rPr>
-          <w:rFonts w:ascii="Courier New" w:cs="Courier New" w:eastAsia="Courier New" w:hAnsi="Courier New"/>
-          <w:sz w:val="18"/>
-          <w:szCs w:val="18"/>
-        </w:rPr>
-        <w:t xml:space="preserve">        a - b,</w:t>
-      </w:r>
-    </w:p>
-    <w:p>
-      <w:pPr>
-        <w:pStyle w:val="Code"/>
-      </w:pPr>
-      <w:r>
-        <w:rPr>
-          <w:rFonts w:ascii="Courier New" w:cs="Courier New" w:eastAsia="Courier New" w:hAnsi="Courier New"/>
-          <w:sz w:val="18"/>
-          <w:szCs w:val="18"/>
-        </w:rPr>
-        <w:t xml:space="preserve">        a * 2.0</w:t>
-      </w:r>
-    </w:p>
-    <w:p>
-      <w:pPr>
-        <w:pStyle w:val="Code"/>
-      </w:pPr>
-      <w:r>
-        <w:rPr>
-          <w:rFonts w:ascii="Courier New" w:cs="Courier New" w:eastAsia="Courier New" w:hAnsi="Courier New"/>
-          <w:sz w:val="18"/>
-          <w:szCs w:val="18"/>
-        </w:rPr>
-        <w:t xml:space="preserve">    );</w:t>
-      </w:r>
-    </w:p>
-    <w:p>
-      <w:pPr>
-        <w:pStyle w:val="Code"/>
-      </w:pPr>
-      <w:r>
-        <w:rPr>
-          <w:rFonts w:ascii="Courier New" w:cs="Courier New" w:eastAsia="Courier New" w:hAnsi="Courier New"/>
-          <w:sz w:val="18"/>
-          <w:szCs w:val="18"/>
-        </w:rPr>
-        <w:t xml:space="preserve">    println!(</w:t>
-      </w:r>
-    </w:p>
-    <w:p>
-      <w:pPr>
-        <w:pStyle w:val="Code"/>
-      </w:pPr>
-      <w:r>
-        <w:rPr>
-          <w:rFonts w:ascii="Courier New" w:cs="Courier New" w:eastAsia="Courier New" w:hAnsi="Courier New"/>
-          <w:sz w:val="18"/>
-          <w:szCs w:val="18"/>
-        </w:rPr>
-        <w:t xml:space="preserve">        "[glam] normalize(a) = {}, |a| = {}, distance(a, b) = {:.4}",</w:t>
-      </w:r>
-    </w:p>
-    <w:p>
-      <w:pPr>
-        <w:pStyle w:val="Code"/>
-      </w:pPr>
-      <w:r>
-        <w:rPr>
-          <w:rFonts w:ascii="Courier New" w:cs="Courier New" w:eastAsia="Courier New" w:hAnsi="Courier New"/>
-          <w:sz w:val="18"/>
-          <w:szCs w:val="18"/>
-        </w:rPr>
-        <w:t xml:space="preserve">        a.normalize(),</w:t>
-      </w:r>
-    </w:p>
-    <w:p>
-      <w:pPr>
-        <w:pStyle w:val="Code"/>
-      </w:pPr>
-      <w:r>
-        <w:rPr>
-          <w:rFonts w:ascii="Courier New" w:cs="Courier New" w:eastAsia="Courier New" w:hAnsi="Courier New"/>
-          <w:sz w:val="18"/>
-          <w:szCs w:val="18"/>
-        </w:rPr>
-        <w:t xml:space="preserve">        a.length(),</w:t>
-      </w:r>
-    </w:p>
-    <w:p>
-      <w:pPr>
-        <w:pStyle w:val="Code"/>
-      </w:pPr>
-      <w:r>
-        <w:rPr>
-          <w:rFonts w:ascii="Courier New" w:cs="Courier New" w:eastAsia="Courier New" w:hAnsi="Courier New"/>
-          <w:sz w:val="18"/>
-          <w:szCs w:val="18"/>
-        </w:rPr>
-        <w:t xml:space="preserve">        a.distance(b)</w:t>
-      </w:r>
-    </w:p>
-    <w:p>
-      <w:pPr>
-        <w:pStyle w:val="Code"/>
-      </w:pPr>
-      <w:r>
-        <w:rPr>
-          <w:rFonts w:ascii="Courier New" w:cs="Courier New" w:eastAsia="Courier New" w:hAnsi="Courier New"/>
-          <w:sz w:val="18"/>
-          <w:szCs w:val="18"/>
-        </w:rPr>
-        <w:t xml:space="preserve">    );</w:t>
-      </w:r>
-    </w:p>
-    <w:p>
-      <w:pPr>
-        <w:pStyle w:val="Code"/>
-      </w:pPr>
-      <w:r>
-        <w:rPr>
-          <w:rFonts w:ascii="Courier New" w:cs="Courier New" w:eastAsia="Courier New" w:hAnsi="Courier New"/>
-          <w:sz w:val="18"/>
-          <w:szCs w:val="18"/>
-        </w:rPr>
-        <w:t xml:space="preserve">    println!(</w:t>
-      </w:r>
-    </w:p>
-    <w:p>
-      <w:pPr>
-        <w:pStyle w:val="Code"/>
-      </w:pPr>
-      <w:r>
-        <w:rPr>
-          <w:rFonts w:ascii="Courier New" w:cs="Courier New" w:eastAsia="Courier New" w:hAnsi="Courier New"/>
-          <w:sz w:val="18"/>
-          <w:szCs w:val="18"/>
-        </w:rPr>
-        <w:t xml:space="preserve">        "[glam] dot(a, b) = {}, cross(a, b) = {}",</w:t>
-      </w:r>
-    </w:p>
-    <w:p>
-      <w:pPr>
-        <w:pStyle w:val="Code"/>
-      </w:pPr>
-      <w:r>
-        <w:rPr>
-          <w:rFonts w:ascii="Courier New" w:cs="Courier New" w:eastAsia="Courier New" w:hAnsi="Courier New"/>
-          <w:sz w:val="18"/>
-          <w:szCs w:val="18"/>
-        </w:rPr>
-        <w:t xml:space="preserve">        a.dot(b),</w:t>
-      </w:r>
-    </w:p>
-    <w:p>
-      <w:pPr>
-        <w:pStyle w:val="Code"/>
-      </w:pPr>
-      <w:r>
-        <w:rPr>
-          <w:rFonts w:ascii="Courier New" w:cs="Courier New" w:eastAsia="Courier New" w:hAnsi="Courier New"/>
-          <w:sz w:val="18"/>
-          <w:szCs w:val="18"/>
-        </w:rPr>
-        <w:t xml:space="preserve">        a.cross(b)</w:t>
-      </w:r>
-    </w:p>
-    <w:p>
-      <w:pPr>
-        <w:pStyle w:val="Code"/>
-      </w:pPr>
-      <w:r>
-        <w:rPr>
-          <w:rFonts w:ascii="Courier New" w:cs="Courier New" w:eastAsia="Courier New" w:hAnsi="Courier New"/>
-          <w:sz w:val="18"/>
-          <w:szCs w:val="18"/>
-        </w:rPr>
-        <w:t xml:space="preserve">    );</w:t>
-      </w:r>
-    </w:p>
-    <w:p>
-      <w:pPr>
-        <w:pStyle w:val="Code"/>
-      </w:pPr>
-      <w:r>
-        <w:rPr>
-          <w:rFonts w:ascii="Courier New" w:cs="Courier New" w:eastAsia="Courier New" w:hAnsi="Courier New"/>
-          <w:sz w:val="18"/>
-          <w:szCs w:val="18"/>
-        </w:rPr>
-        <w:t xml:space="preserve">    let m = Mat4::from_translation(Vec3::new(1.0, 2.0, 3.0));</w:t>
-      </w:r>
-    </w:p>
-    <w:p>
-      <w:pPr>
-        <w:pStyle w:val="Code"/>
-      </w:pPr>
-      <w:r>
-        <w:rPr>
-          <w:rFonts w:ascii="Courier New" w:cs="Courier New" w:eastAsia="Courier New" w:hAnsi="Courier New"/>
-          <w:sz w:val="18"/>
-          <w:szCs w:val="18"/>
-        </w:rPr>
-        <w:t xml:space="preserve">    let restored = m.inverse() * m;</w:t>
-      </w:r>
-    </w:p>
-    <w:p>
-      <w:pPr>
-        <w:pStyle w:val="Code"/>
-      </w:pPr>
-      <w:r>
-        <w:rPr>
-          <w:rFonts w:ascii="Courier New" w:cs="Courier New" w:eastAsia="Courier New" w:hAnsi="Courier New"/>
-          <w:sz w:val="18"/>
-          <w:szCs w:val="18"/>
-        </w:rPr>
-        <w:t xml:space="preserve">    println!(</w:t>
-      </w:r>
-    </w:p>
-    <w:p>
-      <w:pPr>
-        <w:pStyle w:val="Code"/>
-      </w:pPr>
-      <w:r>
-        <w:rPr>
-          <w:rFonts w:ascii="Courier New" w:cs="Courier New" w:eastAsia="Courier New" w:hAnsi="Courier New"/>
-          <w:sz w:val="18"/>
-          <w:szCs w:val="18"/>
-        </w:rPr>
-        <w:t xml:space="preserve">        "[glam] M^-1 * M = E: {}, M^T строка 4 = {}",</w:t>
-      </w:r>
-    </w:p>
-    <w:p>
-      <w:pPr>
-        <w:pStyle w:val="Code"/>
-      </w:pPr>
-      <w:r>
-        <w:rPr>
-          <w:rFonts w:ascii="Courier New" w:cs="Courier New" w:eastAsia="Courier New" w:hAnsi="Courier New"/>
-          <w:sz w:val="18"/>
-          <w:szCs w:val="18"/>
-        </w:rPr>
-        <w:t xml:space="preserve">        restored.abs_diff_eq(Mat4::IDENTITY, 1e-6),</w:t>
-      </w:r>
-    </w:p>
-    <w:p>
-      <w:pPr>
-        <w:pStyle w:val="Code"/>
-      </w:pPr>
-      <w:r>
-        <w:rPr>
-          <w:rFonts w:ascii="Courier New" w:cs="Courier New" w:eastAsia="Courier New" w:hAnsi="Courier New"/>
-          <w:sz w:val="18"/>
-          <w:szCs w:val="18"/>
-        </w:rPr>
-        <w:t xml:space="preserve">        m.transpose().row(3)</w:t>
-      </w:r>
-    </w:p>
-    <w:p>
-      <w:pPr>
-        <w:pStyle w:val="Code"/>
-      </w:pPr>
-      <w:r>
-        <w:rPr>
-          <w:rFonts w:ascii="Courier New" w:cs="Courier New" w:eastAsia="Courier New" w:hAnsi="Courier New"/>
-          <w:sz w:val="18"/>
-          <w:szCs w:val="18"/>
-        </w:rPr>
-        <w:t xml:space="preserve">    );</w:t>
-      </w:r>
-    </w:p>
-    <w:p>
-      <w:pPr>
-        <w:pStyle w:val="Code"/>
-      </w:pPr>
-      <w:r>
-        <w:rPr>
-          <w:rFonts w:ascii="Courier New" w:cs="Courier New" w:eastAsia="Courier New" w:hAnsi="Courier New"/>
-          <w:sz w:val="18"/>
-          <w:szCs w:val="18"/>
-        </w:rPr>
-        <w:t xml:space="preserve">}</w:t>
-      </w:r>
-    </w:p>
-    <w:p>
-      <w:pPr>
-        <w:pStyle w:val="Code"/>
-      </w:pPr>
-      <w:r>
-        <w:rPr>
-          <w:rFonts w:ascii="Courier New" w:cs="Courier New" w:eastAsia="Courier New" w:hAnsi="Courier New"/>
-          <w:sz w:val="18"/>
-          <w:szCs w:val="18"/>
-        </w:rPr>
-        <w:t xml:space="preserve"> </w:t>
-      </w:r>
-    </w:p>
-    <w:p>
-      <w:pPr>
-        <w:pStyle w:val="Code"/>
-      </w:pPr>
-      <w:r>
-        <w:rPr>
-          <w:rFonts w:ascii="Courier New" w:cs="Courier New" w:eastAsia="Courier New" w:hAnsi="Courier New"/>
-          <w:sz w:val="18"/>
-          <w:szCs w:val="18"/>
-        </w:rPr>
-        <w:t xml:space="preserve">/// Начальное состояние лабы 2: белый цвет, таймер с нуля, зелёный фон.</w:t>
-      </w:r>
-    </w:p>
-    <w:p>
-      <w:pPr>
-        <w:pStyle w:val="Code"/>
-      </w:pPr>
-      <w:r>
-        <w:rPr>
-          <w:rFonts w:ascii="Courier New" w:cs="Courier New" w:eastAsia="Courier New" w:hAnsi="Courier New"/>
-          <w:sz w:val="18"/>
-          <w:szCs w:val="18"/>
-        </w:rPr>
-        <w:t xml:space="preserve">fn reset_lab2(mut commands: Commands) {</w:t>
-      </w:r>
-    </w:p>
-    <w:p>
-      <w:pPr>
-        <w:pStyle w:val="Code"/>
-      </w:pPr>
-      <w:r>
-        <w:rPr>
-          <w:rFonts w:ascii="Courier New" w:cs="Courier New" w:eastAsia="Courier New" w:hAnsi="Courier New"/>
-          <w:sz w:val="18"/>
-          <w:szCs w:val="18"/>
-        </w:rPr>
-        <w:t xml:space="preserve">    commands.insert_resource(ColorPalette::new());</w:t>
-      </w:r>
-    </w:p>
-    <w:p>
-      <w:pPr>
-        <w:pStyle w:val="Code"/>
-      </w:pPr>
-      <w:r>
-        <w:rPr>
-          <w:rFonts w:ascii="Courier New" w:cs="Courier New" w:eastAsia="Courier New" w:hAnsi="Courier New"/>
-          <w:sz w:val="18"/>
-          <w:szCs w:val="18"/>
-        </w:rPr>
-        <w:t xml:space="preserve">    commands.insert_resource(AutoColorTimer(Timer::from_seconds(</w:t>
-      </w:r>
-    </w:p>
-    <w:p>
-      <w:pPr>
-        <w:pStyle w:val="Code"/>
-      </w:pPr>
-      <w:r>
-        <w:rPr>
-          <w:rFonts w:ascii="Courier New" w:cs="Courier New" w:eastAsia="Courier New" w:hAnsi="Courier New"/>
-          <w:sz w:val="18"/>
-          <w:szCs w:val="18"/>
-        </w:rPr>
-        <w:t xml:space="preserve">        COLOR_INTERVAL_SECS,</w:t>
-      </w:r>
-    </w:p>
-    <w:p>
-      <w:pPr>
-        <w:pStyle w:val="Code"/>
-      </w:pPr>
-      <w:r>
-        <w:rPr>
-          <w:rFonts w:ascii="Courier New" w:cs="Courier New" w:eastAsia="Courier New" w:hAnsi="Courier New"/>
-          <w:sz w:val="18"/>
-          <w:szCs w:val="18"/>
-        </w:rPr>
-        <w:t xml:space="preserve">        TimerMode::Repeating,</w:t>
-      </w:r>
-    </w:p>
-    <w:p>
-      <w:pPr>
-        <w:pStyle w:val="Code"/>
-      </w:pPr>
-      <w:r>
-        <w:rPr>
-          <w:rFonts w:ascii="Courier New" w:cs="Courier New" w:eastAsia="Courier New" w:hAnsi="Courier New"/>
-          <w:sz w:val="18"/>
-          <w:szCs w:val="18"/>
-        </w:rPr>
-        <w:t xml:space="preserve">    )));</w:t>
-      </w:r>
-    </w:p>
-    <w:p>
-      <w:pPr>
-        <w:pStyle w:val="Code"/>
-      </w:pPr>
-      <w:r>
-        <w:rPr>
-          <w:rFonts w:ascii="Courier New" w:cs="Courier New" w:eastAsia="Courier New" w:hAnsi="Courier New"/>
-          <w:sz w:val="18"/>
-          <w:szCs w:val="18"/>
-        </w:rPr>
-        <w:t xml:space="preserve">    commands.insert_resource(VisualSettings::default());</w:t>
-      </w:r>
-    </w:p>
-    <w:p>
-      <w:pPr>
-        <w:pStyle w:val="Code"/>
-      </w:pPr>
-      <w:r>
-        <w:rPr>
-          <w:rFonts w:ascii="Courier New" w:cs="Courier New" w:eastAsia="Courier New" w:hAnsi="Courier New"/>
-          <w:sz w:val="18"/>
-          <w:szCs w:val="18"/>
-        </w:rPr>
-        <w:t xml:space="preserve">    commands.insert_resource(ClearColor(Color::srgb(0.22, 0.88, 0.11)));</w:t>
-      </w:r>
-    </w:p>
-    <w:p>
-      <w:pPr>
-        <w:pStyle w:val="Code"/>
-      </w:pPr>
-      <w:r>
-        <w:rPr>
-          <w:rFonts w:ascii="Courier New" w:cs="Courier New" w:eastAsia="Courier New" w:hAnsi="Courier New"/>
-          <w:sz w:val="18"/>
-          <w:szCs w:val="18"/>
-        </w:rPr>
-        <w:t xml:space="preserve">    commands.insert_resource(GlobalAmbientLight::default());</w:t>
-      </w:r>
-    </w:p>
-    <w:p>
-      <w:pPr>
-        <w:pStyle w:val="Code"/>
-      </w:pPr>
-      <w:r>
-        <w:rPr>
-          <w:rFonts w:ascii="Courier New" w:cs="Courier New" w:eastAsia="Courier New" w:hAnsi="Courier New"/>
-          <w:sz w:val="18"/>
-          <w:szCs w:val="18"/>
-        </w:rPr>
-        <w:t xml:space="preserve">}</w:t>
-      </w:r>
-    </w:p>
-    <w:p>
-      <w:pPr>
-        <w:pStyle w:val="Code"/>
-      </w:pPr>
-      <w:r>
-        <w:rPr>
-          <w:rFonts w:ascii="Courier New" w:cs="Courier New" w:eastAsia="Courier New" w:hAnsi="Courier New"/>
-          <w:sz w:val="18"/>
-          <w:szCs w:val="18"/>
-        </w:rPr>
-        <w:t xml:space="preserve"> </w:t>
-      </w:r>
-    </w:p>
-    <w:p>
-      <w:pPr>
-        <w:pStyle w:val="Code"/>
-      </w:pPr>
-      <w:r>
-        <w:rPr>
-          <w:rFonts w:ascii="Courier New" w:cs="Courier New" w:eastAsia="Courier New" w:hAnsi="Courier New"/>
-          <w:sz w:val="18"/>
-          <w:szCs w:val="18"/>
-        </w:rPr>
-        <w:t xml:space="preserve">/// Начальная сцена из лабораторной №1: наклонённый тор, камера и свет.</w:t>
-      </w:r>
-    </w:p>
-    <w:p>
-      <w:pPr>
-        <w:pStyle w:val="Code"/>
-      </w:pPr>
-      <w:r>
-        <w:rPr>
-          <w:rFonts w:ascii="Courier New" w:cs="Courier New" w:eastAsia="Courier New" w:hAnsi="Courier New"/>
-          <w:sz w:val="18"/>
-          <w:szCs w:val="18"/>
-        </w:rPr>
-        <w:t xml:space="preserve">/// Материал получает первый цвет палитры, чтобы индекс и экран совпадали.</w:t>
-      </w:r>
-    </w:p>
-    <w:p>
-      <w:pPr>
-        <w:pStyle w:val="Code"/>
-      </w:pPr>
-      <w:r>
-        <w:rPr>
-          <w:rFonts w:ascii="Courier New" w:cs="Courier New" w:eastAsia="Courier New" w:hAnsi="Courier New"/>
-          <w:sz w:val="18"/>
-          <w:szCs w:val="18"/>
-        </w:rPr>
-        <w:t xml:space="preserve">fn setup_scene(</w:t>
-      </w:r>
-    </w:p>
-    <w:p>
-      <w:pPr>
-        <w:pStyle w:val="Code"/>
-      </w:pPr>
-      <w:r>
-        <w:rPr>
-          <w:rFonts w:ascii="Courier New" w:cs="Courier New" w:eastAsia="Courier New" w:hAnsi="Courier New"/>
-          <w:sz w:val="18"/>
-          <w:szCs w:val="18"/>
-        </w:rPr>
-        <w:t xml:space="preserve">    mut commands: Commands,</w:t>
-      </w:r>
-    </w:p>
-    <w:p>
-      <w:pPr>
-        <w:pStyle w:val="Code"/>
-      </w:pPr>
-      <w:r>
-        <w:rPr>
-          <w:rFonts w:ascii="Courier New" w:cs="Courier New" w:eastAsia="Courier New" w:hAnsi="Courier New"/>
-          <w:sz w:val="18"/>
-          <w:szCs w:val="18"/>
-        </w:rPr>
-        <w:t xml:space="preserve">    mut meshes: ResMut&lt;Assets&lt;Mesh&gt;&gt;,</w:t>
-      </w:r>
-    </w:p>
-    <w:p>
-      <w:pPr>
-        <w:pStyle w:val="Code"/>
-      </w:pPr>
-      <w:r>
-        <w:rPr>
-          <w:rFonts w:ascii="Courier New" w:cs="Courier New" w:eastAsia="Courier New" w:hAnsi="Courier New"/>
-          <w:sz w:val="18"/>
-          <w:szCs w:val="18"/>
-        </w:rPr>
-        <w:t xml:space="preserve">    mut materials: ResMut&lt;Assets&lt;StandardMaterial&gt;&gt;,</w:t>
-      </w:r>
-    </w:p>
-    <w:p>
-      <w:pPr>
-        <w:pStyle w:val="Code"/>
-      </w:pPr>
-      <w:r>
-        <w:rPr>
-          <w:rFonts w:ascii="Courier New" w:cs="Courier New" w:eastAsia="Courier New" w:hAnsi="Courier New"/>
-          <w:sz w:val="18"/>
-          <w:szCs w:val="18"/>
-        </w:rPr>
-        <w:t xml:space="preserve">    palette: Res&lt;ColorPalette&gt;,</w:t>
-      </w:r>
-    </w:p>
-    <w:p>
-      <w:pPr>
-        <w:pStyle w:val="Code"/>
-      </w:pPr>
-      <w:r>
-        <w:rPr>
-          <w:rFonts w:ascii="Courier New" w:cs="Courier New" w:eastAsia="Courier New" w:hAnsi="Courier New"/>
-          <w:sz w:val="18"/>
-          <w:szCs w:val="18"/>
-        </w:rPr>
-        <w:t xml:space="preserve">) {</w:t>
-      </w:r>
-    </w:p>
-    <w:p>
-      <w:pPr>
-        <w:pStyle w:val="Code"/>
-      </w:pPr>
-      <w:r>
-        <w:rPr>
-          <w:rFonts w:ascii="Courier New" w:cs="Courier New" w:eastAsia="Courier New" w:hAnsi="Courier New"/>
-          <w:sz w:val="18"/>
-          <w:szCs w:val="18"/>
-        </w:rPr>
-        <w:t xml:space="preserve">    commands.spawn((</w:t>
-      </w:r>
-    </w:p>
-    <w:p>
-      <w:pPr>
-        <w:pStyle w:val="Code"/>
-      </w:pPr>
-      <w:r>
-        <w:rPr>
-          <w:rFonts w:ascii="Courier New" w:cs="Courier New" w:eastAsia="Courier New" w:hAnsi="Courier New"/>
-          <w:sz w:val="18"/>
-          <w:szCs w:val="18"/>
-        </w:rPr>
-        <w:t xml:space="preserve">        Mesh3d(meshes.add(Torus::new(0.4, 1.0))),</w:t>
-      </w:r>
-    </w:p>
-    <w:p>
-      <w:pPr>
-        <w:pStyle w:val="Code"/>
-      </w:pPr>
-      <w:r>
-        <w:rPr>
-          <w:rFonts w:ascii="Courier New" w:cs="Courier New" w:eastAsia="Courier New" w:hAnsi="Courier New"/>
-          <w:sz w:val="18"/>
-          <w:szCs w:val="18"/>
-        </w:rPr>
-        <w:t xml:space="preserve">        MeshMaterial3d(materials.add(StandardMaterial {</w:t>
-      </w:r>
-    </w:p>
-    <w:p>
-      <w:pPr>
-        <w:pStyle w:val="Code"/>
-      </w:pPr>
-      <w:r>
-        <w:rPr>
-          <w:rFonts w:ascii="Courier New" w:cs="Courier New" w:eastAsia="Courier New" w:hAnsi="Courier New"/>
-          <w:sz w:val="18"/>
-          <w:szCs w:val="18"/>
-        </w:rPr>
-        <w:t xml:space="preserve">            base_color: palette.current_color(),</w:t>
-      </w:r>
-    </w:p>
-    <w:p>
-      <w:pPr>
-        <w:pStyle w:val="Code"/>
-      </w:pPr>
-      <w:r>
-        <w:rPr>
-          <w:rFonts w:ascii="Courier New" w:cs="Courier New" w:eastAsia="Courier New" w:hAnsi="Courier New"/>
-          <w:sz w:val="18"/>
-          <w:szCs w:val="18"/>
-        </w:rPr>
-        <w:t xml:space="preserve">            perceptual_roughness: 0.35,</w:t>
-      </w:r>
-    </w:p>
-    <w:p>
-      <w:pPr>
-        <w:pStyle w:val="Code"/>
-      </w:pPr>
-      <w:r>
-        <w:rPr>
-          <w:rFonts w:ascii="Courier New" w:cs="Courier New" w:eastAsia="Courier New" w:hAnsi="Courier New"/>
-          <w:sz w:val="18"/>
-          <w:szCs w:val="18"/>
-        </w:rPr>
-        <w:t xml:space="preserve">            ..default()</w:t>
-      </w:r>
-    </w:p>
-    <w:p>
-      <w:pPr>
-        <w:pStyle w:val="Code"/>
-      </w:pPr>
-      <w:r>
-        <w:rPr>
-          <w:rFonts w:ascii="Courier New" w:cs="Courier New" w:eastAsia="Courier New" w:hAnsi="Courier New"/>
-          <w:sz w:val="18"/>
-          <w:szCs w:val="18"/>
-        </w:rPr>
-        <w:t xml:space="preserve">        })),</w:t>
-      </w:r>
-    </w:p>
-    <w:p>
-      <w:pPr>
-        <w:pStyle w:val="Code"/>
-      </w:pPr>
-      <w:r>
-        <w:rPr>
-          <w:rFonts w:ascii="Courier New" w:cs="Courier New" w:eastAsia="Courier New" w:hAnsi="Courier New"/>
-          <w:sz w:val="18"/>
-          <w:szCs w:val="18"/>
-        </w:rPr>
-        <w:t xml:space="preserve">        // Наклон делает вращение вокруг мировой Y заметным.</w:t>
-      </w:r>
-    </w:p>
-    <w:p>
-      <w:pPr>
-        <w:pStyle w:val="Code"/>
-      </w:pPr>
-      <w:r>
-        <w:rPr>
-          <w:rFonts w:ascii="Courier New" w:cs="Courier New" w:eastAsia="Courier New" w:hAnsi="Courier New"/>
-          <w:sz w:val="18"/>
-          <w:szCs w:val="18"/>
-        </w:rPr>
-        <w:t xml:space="preserve">        Transform::from_rotation(Quat::from_rotation_x(0.65)),</w:t>
-      </w:r>
-    </w:p>
-    <w:p>
-      <w:pPr>
-        <w:pStyle w:val="Code"/>
-      </w:pPr>
-      <w:r>
-        <w:rPr>
-          <w:rFonts w:ascii="Courier New" w:cs="Courier New" w:eastAsia="Courier New" w:hAnsi="Courier New"/>
-          <w:sz w:val="18"/>
-          <w:szCs w:val="18"/>
-        </w:rPr>
-        <w:t xml:space="preserve">        LabObject,</w:t>
-      </w:r>
-    </w:p>
-    <w:p>
-      <w:pPr>
-        <w:pStyle w:val="Code"/>
-      </w:pPr>
-      <w:r>
-        <w:rPr>
-          <w:rFonts w:ascii="Courier New" w:cs="Courier New" w:eastAsia="Courier New" w:hAnsi="Courier New"/>
-          <w:sz w:val="18"/>
-          <w:szCs w:val="18"/>
-        </w:rPr>
-        <w:t xml:space="preserve">        DespawnOnExit(Lab::Lab2),</w:t>
-      </w:r>
-    </w:p>
-    <w:p>
-      <w:pPr>
-        <w:pStyle w:val="Code"/>
-      </w:pPr>
-      <w:r>
-        <w:rPr>
-          <w:rFonts w:ascii="Courier New" w:cs="Courier New" w:eastAsia="Courier New" w:hAnsi="Courier New"/>
-          <w:sz w:val="18"/>
-          <w:szCs w:val="18"/>
-        </w:rPr>
-        <w:t xml:space="preserve">    ));</w:t>
-      </w:r>
-    </w:p>
-    <w:p>
-      <w:pPr>
-        <w:pStyle w:val="Code"/>
-      </w:pPr>
-      <w:r>
-        <w:rPr>
-          <w:rFonts w:ascii="Courier New" w:cs="Courier New" w:eastAsia="Courier New" w:hAnsi="Courier New"/>
-          <w:sz w:val="18"/>
-          <w:szCs w:val="18"/>
-        </w:rPr>
-        <w:t xml:space="preserve">    commands.spawn((</w:t>
-      </w:r>
-    </w:p>
-    <w:p>
-      <w:pPr>
-        <w:pStyle w:val="Code"/>
-      </w:pPr>
-      <w:r>
-        <w:rPr>
-          <w:rFonts w:ascii="Courier New" w:cs="Courier New" w:eastAsia="Courier New" w:hAnsi="Courier New"/>
-          <w:sz w:val="18"/>
-          <w:szCs w:val="18"/>
-        </w:rPr>
-        <w:t xml:space="preserve">        Camera3d::default(),</w:t>
-      </w:r>
-    </w:p>
-    <w:p>
-      <w:pPr>
-        <w:pStyle w:val="Code"/>
-      </w:pPr>
-      <w:r>
-        <w:rPr>
-          <w:rFonts w:ascii="Courier New" w:cs="Courier New" w:eastAsia="Courier New" w:hAnsi="Courier New"/>
-          <w:sz w:val="18"/>
-          <w:szCs w:val="18"/>
-        </w:rPr>
-        <w:t xml:space="preserve">        Transform::from_xyz(2.8, 2.0, 3.5).looking_at(Vec3::ZERO, Vec3::Y),</w:t>
-      </w:r>
-    </w:p>
-    <w:p>
-      <w:pPr>
-        <w:pStyle w:val="Code"/>
-      </w:pPr>
-      <w:r>
-        <w:rPr>
-          <w:rFonts w:ascii="Courier New" w:cs="Courier New" w:eastAsia="Courier New" w:hAnsi="Courier New"/>
-          <w:sz w:val="18"/>
-          <w:szCs w:val="18"/>
-        </w:rPr>
-        <w:t xml:space="preserve">        DespawnOnExit(Lab::Lab2),</w:t>
-      </w:r>
-    </w:p>
-    <w:p>
-      <w:pPr>
-        <w:pStyle w:val="Code"/>
-      </w:pPr>
-      <w:r>
-        <w:rPr>
-          <w:rFonts w:ascii="Courier New" w:cs="Courier New" w:eastAsia="Courier New" w:hAnsi="Courier New"/>
-          <w:sz w:val="18"/>
-          <w:szCs w:val="18"/>
-        </w:rPr>
-        <w:t xml:space="preserve">    ));</w:t>
-      </w:r>
-    </w:p>
-    <w:p>
-      <w:pPr>
-        <w:pStyle w:val="Code"/>
-      </w:pPr>
-      <w:r>
-        <w:rPr>
-          <w:rFonts w:ascii="Courier New" w:cs="Courier New" w:eastAsia="Courier New" w:hAnsi="Courier New"/>
-          <w:sz w:val="18"/>
-          <w:szCs w:val="18"/>
-        </w:rPr>
-        <w:t xml:space="preserve">    commands.spawn((</w:t>
-      </w:r>
-    </w:p>
-    <w:p>
-      <w:pPr>
-        <w:pStyle w:val="Code"/>
-      </w:pPr>
-      <w:r>
-        <w:rPr>
-          <w:rFonts w:ascii="Courier New" w:cs="Courier New" w:eastAsia="Courier New" w:hAnsi="Courier New"/>
-          <w:sz w:val="18"/>
-          <w:szCs w:val="18"/>
-        </w:rPr>
-        <w:t xml:space="preserve">        DirectionalLight {</w:t>
-      </w:r>
-    </w:p>
-    <w:p>
-      <w:pPr>
-        <w:pStyle w:val="Code"/>
-      </w:pPr>
-      <w:r>
-        <w:rPr>
-          <w:rFonts w:ascii="Courier New" w:cs="Courier New" w:eastAsia="Courier New" w:hAnsi="Courier New"/>
-          <w:sz w:val="18"/>
-          <w:szCs w:val="18"/>
-        </w:rPr>
-        <w:t xml:space="preserve">            illuminance: 10_000.0,</w:t>
-      </w:r>
-    </w:p>
-    <w:p>
-      <w:pPr>
-        <w:pStyle w:val="Code"/>
-      </w:pPr>
-      <w:r>
-        <w:rPr>
-          <w:rFonts w:ascii="Courier New" w:cs="Courier New" w:eastAsia="Courier New" w:hAnsi="Courier New"/>
-          <w:sz w:val="18"/>
-          <w:szCs w:val="18"/>
-        </w:rPr>
-        <w:t xml:space="preserve">            ..default()</w:t>
-      </w:r>
-    </w:p>
-    <w:p>
-      <w:pPr>
-        <w:pStyle w:val="Code"/>
-      </w:pPr>
-      <w:r>
-        <w:rPr>
-          <w:rFonts w:ascii="Courier New" w:cs="Courier New" w:eastAsia="Courier New" w:hAnsi="Courier New"/>
-          <w:sz w:val="18"/>
-          <w:szCs w:val="18"/>
-        </w:rPr>
-        <w:t xml:space="preserve">        },</w:t>
-      </w:r>
-    </w:p>
-    <w:p>
-      <w:pPr>
-        <w:pStyle w:val="Code"/>
-      </w:pPr>
-      <w:r>
-        <w:rPr>
-          <w:rFonts w:ascii="Courier New" w:cs="Courier New" w:eastAsia="Courier New" w:hAnsi="Courier New"/>
-          <w:sz w:val="18"/>
-          <w:szCs w:val="18"/>
-        </w:rPr>
-        <w:t xml:space="preserve">        Transform::from_xyz(3.0, 5.0, 4.0).looking_at(Vec3::ZERO, Vec3::Y),</w:t>
-      </w:r>
-    </w:p>
-    <w:p>
-      <w:pPr>
-        <w:pStyle w:val="Code"/>
-      </w:pPr>
-      <w:r>
-        <w:rPr>
-          <w:rFonts w:ascii="Courier New" w:cs="Courier New" w:eastAsia="Courier New" w:hAnsi="Courier New"/>
-          <w:sz w:val="18"/>
-          <w:szCs w:val="18"/>
-        </w:rPr>
-        <w:t xml:space="preserve">        DespawnOnExit(Lab::Lab2),</w:t>
-      </w:r>
-    </w:p>
-    <w:p>
-      <w:pPr>
-        <w:pStyle w:val="Code"/>
-      </w:pPr>
-      <w:r>
-        <w:rPr>
-          <w:rFonts w:ascii="Courier New" w:cs="Courier New" w:eastAsia="Courier New" w:hAnsi="Courier New"/>
-          <w:sz w:val="18"/>
-          <w:szCs w:val="18"/>
-        </w:rPr>
-        <w:t xml:space="preserve">    ));</w:t>
-      </w:r>
-    </w:p>
-    <w:p>
-      <w:pPr>
-        <w:pStyle w:val="Code"/>
-      </w:pPr>
-      <w:r>
-        <w:rPr>
-          <w:rFonts w:ascii="Courier New" w:cs="Courier New" w:eastAsia="Courier New" w:hAnsi="Courier New"/>
-          <w:sz w:val="18"/>
-          <w:szCs w:val="18"/>
-        </w:rPr>
-        <w:t xml:space="preserve">}</w:t>
-      </w:r>
-    </w:p>
-    <w:p>
-      <w:pPr>
-        <w:pStyle w:val="Code"/>
-      </w:pPr>
-      <w:r>
-        <w:rPr>
-          <w:rFonts w:ascii="Courier New" w:cs="Courier New" w:eastAsia="Courier New" w:hAnsi="Courier New"/>
-          <w:sz w:val="18"/>
-          <w:szCs w:val="18"/>
-        </w:rPr>
-        <w:t xml:space="preserve"> </w:t>
-      </w:r>
-    </w:p>
-    <w:p>
-      <w:pPr>
-        <w:pStyle w:val="Code"/>
-      </w:pPr>
-      <w:r>
-        <w:rPr>
-          <w:rFonts w:ascii="Courier New" w:cs="Courier New" w:eastAsia="Courier New" w:hAnsi="Courier New"/>
-          <w:sz w:val="18"/>
-          <w:szCs w:val="18"/>
-        </w:rPr>
-        <w:t xml:space="preserve">/// Действия пользователя (доп. задание 1 и выбор из лабораторной №1).</w:t>
-      </w:r>
-    </w:p>
-    <w:p>
-      <w:pPr>
-        <w:pStyle w:val="Code"/>
-      </w:pPr>
-      <w:r>
-        <w:rPr>
-          <w:rFonts w:ascii="Courier New" w:cs="Courier New" w:eastAsia="Courier New" w:hAnsi="Courier New"/>
-          <w:sz w:val="18"/>
-          <w:szCs w:val="18"/>
-        </w:rPr>
-        <w:t xml:space="preserve">/// Автоматический режим при этом не выключается: ручной выбор только</w:t>
-      </w:r>
-    </w:p>
-    <w:p>
-      <w:pPr>
-        <w:pStyle w:val="Code"/>
-      </w:pPr>
-      <w:r>
-        <w:rPr>
-          <w:rFonts w:ascii="Courier New" w:cs="Courier New" w:eastAsia="Courier New" w:hAnsi="Courier New"/>
-          <w:sz w:val="18"/>
-          <w:szCs w:val="18"/>
-        </w:rPr>
-        <w:t xml:space="preserve">/// перезапускает секундный интервал, чтобы новый цвет держался полную секунду.</w:t>
-      </w:r>
-    </w:p>
-    <w:p>
-      <w:pPr>
-        <w:pStyle w:val="Code"/>
-      </w:pPr>
-      <w:r>
-        <w:rPr>
-          <w:rFonts w:ascii="Courier New" w:cs="Courier New" w:eastAsia="Courier New" w:hAnsi="Courier New"/>
-          <w:sz w:val="18"/>
-          <w:szCs w:val="18"/>
-        </w:rPr>
-        <w:t xml:space="preserve">pub fn keyboard_system(</w:t>
-      </w:r>
-    </w:p>
-    <w:p>
-      <w:pPr>
-        <w:pStyle w:val="Code"/>
-      </w:pPr>
-      <w:r>
-        <w:rPr>
-          <w:rFonts w:ascii="Courier New" w:cs="Courier New" w:eastAsia="Courier New" w:hAnsi="Courier New"/>
-          <w:sz w:val="18"/>
-          <w:szCs w:val="18"/>
-        </w:rPr>
-        <w:t xml:space="preserve">    keyboard: Res&lt;ButtonInput&lt;KeyCode&gt;&gt;,</w:t>
-      </w:r>
-    </w:p>
-    <w:p>
-      <w:pPr>
-        <w:pStyle w:val="Code"/>
-      </w:pPr>
-      <w:r>
-        <w:rPr>
-          <w:rFonts w:ascii="Courier New" w:cs="Courier New" w:eastAsia="Courier New" w:hAnsi="Courier New"/>
-          <w:sz w:val="18"/>
-          <w:szCs w:val="18"/>
-        </w:rPr>
-        <w:t xml:space="preserve">    mut palette: ResMut&lt;ColorPalette&gt;,</w:t>
-      </w:r>
-    </w:p>
-    <w:p>
-      <w:pPr>
-        <w:pStyle w:val="Code"/>
-      </w:pPr>
-      <w:r>
-        <w:rPr>
-          <w:rFonts w:ascii="Courier New" w:cs="Courier New" w:eastAsia="Courier New" w:hAnsi="Courier New"/>
-          <w:sz w:val="18"/>
-          <w:szCs w:val="18"/>
-        </w:rPr>
-        <w:t xml:space="preserve">    mut timer: ResMut&lt;AutoColorTimer&gt;,</w:t>
-      </w:r>
-    </w:p>
-    <w:p>
-      <w:pPr>
-        <w:pStyle w:val="Code"/>
-      </w:pPr>
-      <w:r>
-        <w:rPr>
-          <w:rFonts w:ascii="Courier New" w:cs="Courier New" w:eastAsia="Courier New" w:hAnsi="Courier New"/>
-          <w:sz w:val="18"/>
-          <w:szCs w:val="18"/>
-        </w:rPr>
-        <w:t xml:space="preserve">    mut settings: ResMut&lt;VisualSettings&gt;,</w:t>
-      </w:r>
-    </w:p>
-    <w:p>
-      <w:pPr>
-        <w:pStyle w:val="Code"/>
-      </w:pPr>
-      <w:r>
-        <w:rPr>
-          <w:rFonts w:ascii="Courier New" w:cs="Courier New" w:eastAsia="Courier New" w:hAnsi="Courier New"/>
-          <w:sz w:val="18"/>
-          <w:szCs w:val="18"/>
-        </w:rPr>
-        <w:t xml:space="preserve">) {</w:t>
-      </w:r>
-    </w:p>
-    <w:p>
-      <w:pPr>
-        <w:pStyle w:val="Code"/>
-      </w:pPr>
-      <w:r>
-        <w:rPr>
-          <w:rFonts w:ascii="Courier New" w:cs="Courier New" w:eastAsia="Courier New" w:hAnsi="Courier New"/>
-          <w:sz w:val="18"/>
-          <w:szCs w:val="18"/>
-        </w:rPr>
-        <w:t xml:space="preserve">    let selected = COLOR_KEYS</w:t>
-      </w:r>
-    </w:p>
-    <w:p>
-      <w:pPr>
-        <w:pStyle w:val="Code"/>
-      </w:pPr>
-      <w:r>
-        <w:rPr>
-          <w:rFonts w:ascii="Courier New" w:cs="Courier New" w:eastAsia="Courier New" w:hAnsi="Courier New"/>
-          <w:sz w:val="18"/>
-          <w:szCs w:val="18"/>
-        </w:rPr>
-        <w:t xml:space="preserve">        .iter()</w:t>
-      </w:r>
-    </w:p>
-    <w:p>
-      <w:pPr>
-        <w:pStyle w:val="Code"/>
-      </w:pPr>
-      <w:r>
-        <w:rPr>
-          <w:rFonts w:ascii="Courier New" w:cs="Courier New" w:eastAsia="Courier New" w:hAnsi="Courier New"/>
-          <w:sz w:val="18"/>
-          <w:szCs w:val="18"/>
-        </w:rPr>
-        <w:t xml:space="preserve">        .position(|key| keyboard.just_pressed(*key));</w:t>
-      </w:r>
-    </w:p>
-    <w:p>
-      <w:pPr>
-        <w:pStyle w:val="Code"/>
-      </w:pPr>
-      <w:r>
-        <w:rPr>
-          <w:rFonts w:ascii="Courier New" w:cs="Courier New" w:eastAsia="Courier New" w:hAnsi="Courier New"/>
-          <w:sz w:val="18"/>
-          <w:szCs w:val="18"/>
-        </w:rPr>
-        <w:t xml:space="preserve">    let manual = if let Some(index) = selected {</w:t>
-      </w:r>
-    </w:p>
-    <w:p>
-      <w:pPr>
-        <w:pStyle w:val="Code"/>
-      </w:pPr>
-      <w:r>
-        <w:rPr>
-          <w:rFonts w:ascii="Courier New" w:cs="Courier New" w:eastAsia="Courier New" w:hAnsi="Courier New"/>
-          <w:sz w:val="18"/>
-          <w:szCs w:val="18"/>
-        </w:rPr>
-        <w:t xml:space="preserve">        palette.select(index)</w:t>
-      </w:r>
-    </w:p>
-    <w:p>
-      <w:pPr>
-        <w:pStyle w:val="Code"/>
-      </w:pPr>
-      <w:r>
-        <w:rPr>
-          <w:rFonts w:ascii="Courier New" w:cs="Courier New" w:eastAsia="Courier New" w:hAnsi="Courier New"/>
-          <w:sz w:val="18"/>
-          <w:szCs w:val="18"/>
-        </w:rPr>
-        <w:t xml:space="preserve">    } else if keyboard.just_pressed(KeyCode::Space) {</w:t>
-      </w:r>
-    </w:p>
-    <w:p>
-      <w:pPr>
-        <w:pStyle w:val="Code"/>
-      </w:pPr>
-      <w:r>
-        <w:rPr>
-          <w:rFonts w:ascii="Courier New" w:cs="Courier New" w:eastAsia="Courier New" w:hAnsi="Courier New"/>
-          <w:sz w:val="18"/>
-          <w:szCs w:val="18"/>
-        </w:rPr>
-        <w:t xml:space="preserve">        palette.next_color();</w:t>
-      </w:r>
-    </w:p>
-    <w:p>
-      <w:pPr>
-        <w:pStyle w:val="Code"/>
-      </w:pPr>
-      <w:r>
-        <w:rPr>
-          <w:rFonts w:ascii="Courier New" w:cs="Courier New" w:eastAsia="Courier New" w:hAnsi="Courier New"/>
-          <w:sz w:val="18"/>
-          <w:szCs w:val="18"/>
-        </w:rPr>
-        <w:t xml:space="preserve">        true</w:t>
-      </w:r>
-    </w:p>
-    <w:p>
-      <w:pPr>
-        <w:pStyle w:val="Code"/>
-      </w:pPr>
-      <w:r>
-        <w:rPr>
-          <w:rFonts w:ascii="Courier New" w:cs="Courier New" w:eastAsia="Courier New" w:hAnsi="Courier New"/>
-          <w:sz w:val="18"/>
-          <w:szCs w:val="18"/>
-        </w:rPr>
-        <w:t xml:space="preserve">    } else {</w:t>
-      </w:r>
-    </w:p>
-    <w:p>
-      <w:pPr>
-        <w:pStyle w:val="Code"/>
-      </w:pPr>
-      <w:r>
-        <w:rPr>
-          <w:rFonts w:ascii="Courier New" w:cs="Courier New" w:eastAsia="Courier New" w:hAnsi="Courier New"/>
-          <w:sz w:val="18"/>
-          <w:szCs w:val="18"/>
-        </w:rPr>
-        <w:t xml:space="preserve">        false</w:t>
-      </w:r>
-    </w:p>
-    <w:p>
-      <w:pPr>
-        <w:pStyle w:val="Code"/>
-      </w:pPr>
-      <w:r>
-        <w:rPr>
-          <w:rFonts w:ascii="Courier New" w:cs="Courier New" w:eastAsia="Courier New" w:hAnsi="Courier New"/>
-          <w:sz w:val="18"/>
-          <w:szCs w:val="18"/>
-        </w:rPr>
-        <w:t xml:space="preserve">    };</w:t>
-      </w:r>
-    </w:p>
-    <w:p>
-      <w:pPr>
-        <w:pStyle w:val="Code"/>
-      </w:pPr>
-      <w:r>
-        <w:rPr>
-          <w:rFonts w:ascii="Courier New" w:cs="Courier New" w:eastAsia="Courier New" w:hAnsi="Courier New"/>
-          <w:sz w:val="18"/>
-          <w:szCs w:val="18"/>
-        </w:rPr>
-        <w:t xml:space="preserve">    if manual {</w:t>
-      </w:r>
-    </w:p>
-    <w:p>
-      <w:pPr>
-        <w:pStyle w:val="Code"/>
-      </w:pPr>
-      <w:r>
-        <w:rPr>
-          <w:rFonts w:ascii="Courier New" w:cs="Courier New" w:eastAsia="Courier New" w:hAnsi="Courier New"/>
-          <w:sz w:val="18"/>
-          <w:szCs w:val="18"/>
-        </w:rPr>
-        <w:t xml:space="preserve">        timer.0.reset();</w:t>
-      </w:r>
-    </w:p>
-    <w:p>
-      <w:pPr>
-        <w:pStyle w:val="Code"/>
-      </w:pPr>
-      <w:r>
-        <w:rPr>
-          <w:rFonts w:ascii="Courier New" w:cs="Courier New" w:eastAsia="Courier New" w:hAnsi="Courier New"/>
-          <w:sz w:val="18"/>
-          <w:szCs w:val="18"/>
-        </w:rPr>
-        <w:t xml:space="preserve">        print_state("keyboard", &amp;palette);</w:t>
-      </w:r>
-    </w:p>
-    <w:p>
-      <w:pPr>
-        <w:pStyle w:val="Code"/>
-      </w:pPr>
-      <w:r>
-        <w:rPr>
-          <w:rFonts w:ascii="Courier New" w:cs="Courier New" w:eastAsia="Courier New" w:hAnsi="Courier New"/>
-          <w:sz w:val="18"/>
-          <w:szCs w:val="18"/>
-        </w:rPr>
-        <w:t xml:space="preserve">    }</w:t>
-      </w:r>
-    </w:p>
-    <w:p>
-      <w:pPr>
-        <w:pStyle w:val="Code"/>
-      </w:pPr>
-      <w:r>
-        <w:rPr>
-          <w:rFonts w:ascii="Courier New" w:cs="Courier New" w:eastAsia="Courier New" w:hAnsi="Courier New"/>
-          <w:sz w:val="18"/>
-          <w:szCs w:val="18"/>
-        </w:rPr>
-        <w:t xml:space="preserve">    if keyboard.just_pressed(KeyCode::KeyL) {</w:t>
-      </w:r>
-    </w:p>
-    <w:p>
-      <w:pPr>
-        <w:pStyle w:val="Code"/>
-      </w:pPr>
-      <w:r>
-        <w:rPr>
-          <w:rFonts w:ascii="Courier New" w:cs="Courier New" w:eastAsia="Courier New" w:hAnsi="Courier New"/>
-          <w:sz w:val="18"/>
-          <w:szCs w:val="18"/>
-        </w:rPr>
-        <w:t xml:space="preserve">        settings.smooth = !settings.smooth;</w:t>
-      </w:r>
-    </w:p>
-    <w:p>
-      <w:pPr>
-        <w:pStyle w:val="Code"/>
-      </w:pPr>
-      <w:r>
-        <w:rPr>
-          <w:rFonts w:ascii="Courier New" w:cs="Courier New" w:eastAsia="Courier New" w:hAnsi="Courier New"/>
-          <w:sz w:val="18"/>
-          <w:szCs w:val="18"/>
-        </w:rPr>
-        <w:t xml:space="preserve">        println!(</w:t>
-      </w:r>
-    </w:p>
-    <w:p>
-      <w:pPr>
-        <w:pStyle w:val="Code"/>
-      </w:pPr>
-      <w:r>
-        <w:rPr>
-          <w:rFonts w:ascii="Courier New" w:cs="Courier New" w:eastAsia="Courier New" w:hAnsi="Courier New"/>
-          <w:sz w:val="18"/>
-          <w:szCs w:val="18"/>
-        </w:rPr>
-        <w:t xml:space="preserve">            "[keyboard] плавный переход: {}",</w:t>
-      </w:r>
-    </w:p>
-    <w:p>
-      <w:pPr>
-        <w:pStyle w:val="Code"/>
-      </w:pPr>
-      <w:r>
-        <w:rPr>
-          <w:rFonts w:ascii="Courier New" w:cs="Courier New" w:eastAsia="Courier New" w:hAnsi="Courier New"/>
-          <w:sz w:val="18"/>
-          <w:szCs w:val="18"/>
-        </w:rPr>
-        <w:t xml:space="preserve">            if settings.smooth {</w:t>
-      </w:r>
-    </w:p>
-    <w:p>
-      <w:pPr>
-        <w:pStyle w:val="Code"/>
-      </w:pPr>
-      <w:r>
-        <w:rPr>
-          <w:rFonts w:ascii="Courier New" w:cs="Courier New" w:eastAsia="Courier New" w:hAnsi="Courier New"/>
-          <w:sz w:val="18"/>
-          <w:szCs w:val="18"/>
-        </w:rPr>
-        <w:t xml:space="preserve">                "включён"</w:t>
-      </w:r>
-    </w:p>
-    <w:p>
-      <w:pPr>
-        <w:pStyle w:val="Code"/>
-      </w:pPr>
-      <w:r>
-        <w:rPr>
-          <w:rFonts w:ascii="Courier New" w:cs="Courier New" w:eastAsia="Courier New" w:hAnsi="Courier New"/>
-          <w:sz w:val="18"/>
-          <w:szCs w:val="18"/>
-        </w:rPr>
-        <w:t xml:space="preserve">            } else {</w:t>
-      </w:r>
-    </w:p>
-    <w:p>
-      <w:pPr>
-        <w:pStyle w:val="Code"/>
-      </w:pPr>
-      <w:r>
-        <w:rPr>
-          <w:rFonts w:ascii="Courier New" w:cs="Courier New" w:eastAsia="Courier New" w:hAnsi="Courier New"/>
-          <w:sz w:val="18"/>
-          <w:szCs w:val="18"/>
-        </w:rPr>
-        <w:t xml:space="preserve">                "выключен"</w:t>
-      </w:r>
-    </w:p>
-    <w:p>
-      <w:pPr>
-        <w:pStyle w:val="Code"/>
-      </w:pPr>
-      <w:r>
-        <w:rPr>
-          <w:rFonts w:ascii="Courier New" w:cs="Courier New" w:eastAsia="Courier New" w:hAnsi="Courier New"/>
-          <w:sz w:val="18"/>
-          <w:szCs w:val="18"/>
-        </w:rPr>
-        <w:t xml:space="preserve">            }</w:t>
-      </w:r>
-    </w:p>
-    <w:p>
-      <w:pPr>
-        <w:pStyle w:val="Code"/>
-      </w:pPr>
-      <w:r>
-        <w:rPr>
-          <w:rFonts w:ascii="Courier New" w:cs="Courier New" w:eastAsia="Courier New" w:hAnsi="Courier New"/>
-          <w:sz w:val="18"/>
-          <w:szCs w:val="18"/>
-        </w:rPr>
-        <w:t xml:space="preserve">        );</w:t>
-      </w:r>
-    </w:p>
-    <w:p>
-      <w:pPr>
-        <w:pStyle w:val="Code"/>
-      </w:pPr>
-      <w:r>
-        <w:rPr>
-          <w:rFonts w:ascii="Courier New" w:cs="Courier New" w:eastAsia="Courier New" w:hAnsi="Courier New"/>
-          <w:sz w:val="18"/>
-          <w:szCs w:val="18"/>
-        </w:rPr>
-        <w:t xml:space="preserve">    }</w:t>
-      </w:r>
-    </w:p>
-    <w:p>
-      <w:pPr>
-        <w:pStyle w:val="Code"/>
-      </w:pPr>
-      <w:r>
-        <w:rPr>
-          <w:rFonts w:ascii="Courier New" w:cs="Courier New" w:eastAsia="Courier New" w:hAnsi="Courier New"/>
-          <w:sz w:val="18"/>
-          <w:szCs w:val="18"/>
-        </w:rPr>
-        <w:t xml:space="preserve">}</w:t>
-      </w:r>
-    </w:p>
-    <w:p>
-      <w:pPr>
-        <w:pStyle w:val="Code"/>
-      </w:pPr>
-      <w:r>
-        <w:rPr>
-          <w:rFonts w:ascii="Courier New" w:cs="Courier New" w:eastAsia="Courier New" w:hAnsi="Courier New"/>
-          <w:sz w:val="18"/>
-          <w:szCs w:val="18"/>
-        </w:rPr>
-        <w:t xml:space="preserve"> </w:t>
-      </w:r>
-    </w:p>
-    <w:p>
-      <w:pPr>
-        <w:pStyle w:val="Code"/>
-      </w:pPr>
-      <w:r>
-        <w:rPr>
-          <w:rFonts w:ascii="Courier New" w:cs="Courier New" w:eastAsia="Courier New" w:hAnsi="Courier New"/>
-          <w:sz w:val="18"/>
-          <w:szCs w:val="18"/>
-        </w:rPr>
-        <w:t xml:space="preserve">/// Система симуляции: вызывается каждый кадр и меняет только глобальные данные.</w:t>
-      </w:r>
-    </w:p>
-    <w:p>
-      <w:pPr>
-        <w:pStyle w:val="Code"/>
-      </w:pPr>
-      <w:r>
-        <w:rPr>
-          <w:rFonts w:ascii="Courier New" w:cs="Courier New" w:eastAsia="Courier New" w:hAnsi="Courier New"/>
-          <w:sz w:val="18"/>
-          <w:szCs w:val="18"/>
-        </w:rPr>
-        <w:t xml:space="preserve">/// Таймер накапливает реальное время кадров; по завершении интервала</w:t>
-      </w:r>
-    </w:p>
-    <w:p>
-      <w:pPr>
-        <w:pStyle w:val="Code"/>
-      </w:pPr>
-      <w:r>
-        <w:rPr>
-          <w:rFonts w:ascii="Courier New" w:cs="Courier New" w:eastAsia="Courier New" w:hAnsi="Courier New"/>
-          <w:sz w:val="18"/>
-          <w:szCs w:val="18"/>
-        </w:rPr>
-        <w:t xml:space="preserve">/// индекс палитры переходит к следующему цвету.</w:t>
-      </w:r>
-    </w:p>
-    <w:p>
-      <w:pPr>
-        <w:pStyle w:val="Code"/>
-      </w:pPr>
-      <w:r>
-        <w:rPr>
-          <w:rFonts w:ascii="Courier New" w:cs="Courier New" w:eastAsia="Courier New" w:hAnsi="Courier New"/>
-          <w:sz w:val="18"/>
-          <w:szCs w:val="18"/>
-        </w:rPr>
-        <w:t xml:space="preserve">pub fn simulation_system(</w:t>
-      </w:r>
-    </w:p>
-    <w:p>
-      <w:pPr>
-        <w:pStyle w:val="Code"/>
-      </w:pPr>
-      <w:r>
-        <w:rPr>
-          <w:rFonts w:ascii="Courier New" w:cs="Courier New" w:eastAsia="Courier New" w:hAnsi="Courier New"/>
-          <w:sz w:val="18"/>
-          <w:szCs w:val="18"/>
-        </w:rPr>
-        <w:t xml:space="preserve">    time: Res&lt;Time&gt;,</w:t>
-      </w:r>
-    </w:p>
-    <w:p>
-      <w:pPr>
-        <w:pStyle w:val="Code"/>
-      </w:pPr>
-      <w:r>
-        <w:rPr>
-          <w:rFonts w:ascii="Courier New" w:cs="Courier New" w:eastAsia="Courier New" w:hAnsi="Courier New"/>
-          <w:sz w:val="18"/>
-          <w:szCs w:val="18"/>
-        </w:rPr>
-        <w:t xml:space="preserve">    mut timer: ResMut&lt;AutoColorTimer&gt;,</w:t>
-      </w:r>
-    </w:p>
-    <w:p>
-      <w:pPr>
-        <w:pStyle w:val="Code"/>
-      </w:pPr>
-      <w:r>
-        <w:rPr>
-          <w:rFonts w:ascii="Courier New" w:cs="Courier New" w:eastAsia="Courier New" w:hAnsi="Courier New"/>
-          <w:sz w:val="18"/>
-          <w:szCs w:val="18"/>
-        </w:rPr>
-        <w:t xml:space="preserve">    mut palette: ResMut&lt;ColorPalette&gt;,</w:t>
-      </w:r>
-    </w:p>
-    <w:p>
-      <w:pPr>
-        <w:pStyle w:val="Code"/>
-      </w:pPr>
-      <w:r>
-        <w:rPr>
-          <w:rFonts w:ascii="Courier New" w:cs="Courier New" w:eastAsia="Courier New" w:hAnsi="Courier New"/>
-          <w:sz w:val="18"/>
-          <w:szCs w:val="18"/>
-        </w:rPr>
-        <w:t xml:space="preserve">) {</w:t>
-      </w:r>
-    </w:p>
-    <w:p>
-      <w:pPr>
-        <w:pStyle w:val="Code"/>
-      </w:pPr>
-      <w:r>
-        <w:rPr>
-          <w:rFonts w:ascii="Courier New" w:cs="Courier New" w:eastAsia="Courier New" w:hAnsi="Courier New"/>
-          <w:sz w:val="18"/>
-          <w:szCs w:val="18"/>
-        </w:rPr>
-        <w:t xml:space="preserve">    // tick() добавляет длительность кадра; just_finished() истинно ровно</w:t>
-      </w:r>
-    </w:p>
-    <w:p>
-      <w:pPr>
-        <w:pStyle w:val="Code"/>
-      </w:pPr>
-      <w:r>
-        <w:rPr>
-          <w:rFonts w:ascii="Courier New" w:cs="Courier New" w:eastAsia="Courier New" w:hAnsi="Courier New"/>
-          <w:sz w:val="18"/>
-          <w:szCs w:val="18"/>
-        </w:rPr>
-        <w:t xml:space="preserve">    // в том кадре, где накопилась полная секунда.</w:t>
-      </w:r>
-    </w:p>
-    <w:p>
-      <w:pPr>
-        <w:pStyle w:val="Code"/>
-      </w:pPr>
-      <w:r>
-        <w:rPr>
-          <w:rFonts w:ascii="Courier New" w:cs="Courier New" w:eastAsia="Courier New" w:hAnsi="Courier New"/>
-          <w:sz w:val="18"/>
-          <w:szCs w:val="18"/>
-        </w:rPr>
-        <w:t xml:space="preserve">    if timer.0.tick(time.delta()).just_finished() {</w:t>
-      </w:r>
-    </w:p>
-    <w:p>
-      <w:pPr>
-        <w:pStyle w:val="Code"/>
-      </w:pPr>
-      <w:r>
-        <w:rPr>
-          <w:rFonts w:ascii="Courier New" w:cs="Courier New" w:eastAsia="Courier New" w:hAnsi="Courier New"/>
-          <w:sz w:val="18"/>
-          <w:szCs w:val="18"/>
-        </w:rPr>
-        <w:t xml:space="preserve">        palette.next_color();</w:t>
-      </w:r>
-    </w:p>
-    <w:p>
-      <w:pPr>
-        <w:pStyle w:val="Code"/>
-      </w:pPr>
-      <w:r>
-        <w:rPr>
-          <w:rFonts w:ascii="Courier New" w:cs="Courier New" w:eastAsia="Courier New" w:hAnsi="Courier New"/>
-          <w:sz w:val="18"/>
-          <w:szCs w:val="18"/>
-        </w:rPr>
-        <w:t xml:space="preserve">        print_state("simulation", &amp;palette);</w:t>
-      </w:r>
-    </w:p>
-    <w:p>
-      <w:pPr>
-        <w:pStyle w:val="Code"/>
-      </w:pPr>
-      <w:r>
-        <w:rPr>
-          <w:rFonts w:ascii="Courier New" w:cs="Courier New" w:eastAsia="Courier New" w:hAnsi="Courier New"/>
-          <w:sz w:val="18"/>
-          <w:szCs w:val="18"/>
-        </w:rPr>
-        <w:t xml:space="preserve">    }</w:t>
-      </w:r>
-    </w:p>
-    <w:p>
-      <w:pPr>
-        <w:pStyle w:val="Code"/>
-      </w:pPr>
-      <w:r>
-        <w:rPr>
-          <w:rFonts w:ascii="Courier New" w:cs="Courier New" w:eastAsia="Courier New" w:hAnsi="Courier New"/>
-          <w:sz w:val="18"/>
-          <w:szCs w:val="18"/>
-        </w:rPr>
-        <w:t xml:space="preserve">}</w:t>
-      </w:r>
-    </w:p>
-    <w:p>
-      <w:pPr>
-        <w:pStyle w:val="Code"/>
-      </w:pPr>
-      <w:r>
-        <w:rPr>
-          <w:rFonts w:ascii="Courier New" w:cs="Courier New" w:eastAsia="Courier New" w:hAnsi="Courier New"/>
-          <w:sz w:val="18"/>
-          <w:szCs w:val="18"/>
-        </w:rPr>
-        <w:t xml:space="preserve"> </w:t>
-      </w:r>
-    </w:p>
-    <w:p>
-      <w:pPr>
-        <w:pStyle w:val="Code"/>
-      </w:pPr>
-      <w:r>
-        <w:rPr>
-          <w:rFonts w:ascii="Courier New" w:cs="Courier New" w:eastAsia="Courier New" w:hAnsi="Courier New"/>
-          <w:sz w:val="18"/>
-          <w:szCs w:val="18"/>
-        </w:rPr>
-        <w:t xml:space="preserve">/// Система визуализации: только читает палитру и переносит цвет в материал.</w:t>
-      </w:r>
-    </w:p>
-    <w:p>
-      <w:pPr>
-        <w:pStyle w:val="Code"/>
-      </w:pPr>
-      <w:r>
-        <w:rPr>
-          <w:rFonts w:ascii="Courier New" w:cs="Courier New" w:eastAsia="Courier New" w:hAnsi="Courier New"/>
-          <w:sz w:val="18"/>
-          <w:szCs w:val="18"/>
-        </w:rPr>
-        <w:t xml:space="preserve">/// В обычном режиме работает лишь при изменении палитры. В плавном режиме</w:t>
-      </w:r>
-    </w:p>
-    <w:p>
-      <w:pPr>
-        <w:pStyle w:val="Code"/>
-      </w:pPr>
-      <w:r>
-        <w:rPr>
-          <w:rFonts w:ascii="Courier New" w:cs="Courier New" w:eastAsia="Courier New" w:hAnsi="Courier New"/>
-          <w:sz w:val="18"/>
-          <w:szCs w:val="18"/>
-        </w:rPr>
-        <w:t xml:space="preserve">/// (доп. задание 2) работает каждый кадр и выводит промежуточный цвет.</w:t>
-      </w:r>
-    </w:p>
-    <w:p>
-      <w:pPr>
-        <w:pStyle w:val="Code"/>
-      </w:pPr>
-      <w:r>
-        <w:rPr>
-          <w:rFonts w:ascii="Courier New" w:cs="Courier New" w:eastAsia="Courier New" w:hAnsi="Courier New"/>
-          <w:sz w:val="18"/>
-          <w:szCs w:val="18"/>
-        </w:rPr>
-        <w:t xml:space="preserve">pub fn update_visual_system(</w:t>
-      </w:r>
-    </w:p>
-    <w:p>
-      <w:pPr>
-        <w:pStyle w:val="Code"/>
-      </w:pPr>
-      <w:r>
-        <w:rPr>
-          <w:rFonts w:ascii="Courier New" w:cs="Courier New" w:eastAsia="Courier New" w:hAnsi="Courier New"/>
-          <w:sz w:val="18"/>
-          <w:szCs w:val="18"/>
-        </w:rPr>
-        <w:t xml:space="preserve">    palette: Res&lt;ColorPalette&gt;,</w:t>
-      </w:r>
-    </w:p>
-    <w:p>
-      <w:pPr>
-        <w:pStyle w:val="Code"/>
-      </w:pPr>
-      <w:r>
-        <w:rPr>
-          <w:rFonts w:ascii="Courier New" w:cs="Courier New" w:eastAsia="Courier New" w:hAnsi="Courier New"/>
-          <w:sz w:val="18"/>
-          <w:szCs w:val="18"/>
-        </w:rPr>
-        <w:t xml:space="preserve">    timer: Res&lt;AutoColorTimer&gt;,</w:t>
-      </w:r>
-    </w:p>
-    <w:p>
-      <w:pPr>
-        <w:pStyle w:val="Code"/>
-      </w:pPr>
-      <w:r>
-        <w:rPr>
-          <w:rFonts w:ascii="Courier New" w:cs="Courier New" w:eastAsia="Courier New" w:hAnsi="Courier New"/>
-          <w:sz w:val="18"/>
-          <w:szCs w:val="18"/>
-        </w:rPr>
-        <w:t xml:space="preserve">    settings: Res&lt;VisualSettings&gt;,</w:t>
-      </w:r>
-    </w:p>
-    <w:p>
-      <w:pPr>
-        <w:pStyle w:val="Code"/>
-      </w:pPr>
-      <w:r>
-        <w:rPr>
-          <w:rFonts w:ascii="Courier New" w:cs="Courier New" w:eastAsia="Courier New" w:hAnsi="Courier New"/>
-          <w:sz w:val="18"/>
-          <w:szCs w:val="18"/>
-        </w:rPr>
-        <w:t xml:space="preserve">    mut materials: ResMut&lt;Assets&lt;StandardMaterial&gt;&gt;,</w:t>
-      </w:r>
-    </w:p>
-    <w:p>
-      <w:pPr>
-        <w:pStyle w:val="Code"/>
-      </w:pPr>
-      <w:r>
-        <w:rPr>
-          <w:rFonts w:ascii="Courier New" w:cs="Courier New" w:eastAsia="Courier New" w:hAnsi="Courier New"/>
-          <w:sz w:val="18"/>
-          <w:szCs w:val="18"/>
-        </w:rPr>
-        <w:t xml:space="preserve">    query: Query&lt;&amp;MeshMaterial3d&lt;StandardMaterial&gt;, With&lt;LabObject&gt;&gt;,</w:t>
-      </w:r>
-    </w:p>
-    <w:p>
-      <w:pPr>
-        <w:pStyle w:val="Code"/>
-      </w:pPr>
-      <w:r>
-        <w:rPr>
-          <w:rFonts w:ascii="Courier New" w:cs="Courier New" w:eastAsia="Courier New" w:hAnsi="Courier New"/>
-          <w:sz w:val="18"/>
-          <w:szCs w:val="18"/>
-        </w:rPr>
-        <w:t xml:space="preserve">) {</w:t>
-      </w:r>
-    </w:p>
-    <w:p>
-      <w:pPr>
-        <w:pStyle w:val="Code"/>
-      </w:pPr>
-      <w:r>
-        <w:rPr>
-          <w:rFonts w:ascii="Courier New" w:cs="Courier New" w:eastAsia="Courier New" w:hAnsi="Courier New"/>
-          <w:sz w:val="18"/>
-          <w:szCs w:val="18"/>
-        </w:rPr>
-        <w:t xml:space="preserve">    let rgb = if settings.smooth {</w:t>
-      </w:r>
-    </w:p>
-    <w:p>
-      <w:pPr>
-        <w:pStyle w:val="Code"/>
-      </w:pPr>
-      <w:r>
-        <w:rPr>
-          <w:rFonts w:ascii="Courier New" w:cs="Courier New" w:eastAsia="Courier New" w:hAnsi="Courier New"/>
-          <w:sz w:val="18"/>
-          <w:szCs w:val="18"/>
-        </w:rPr>
-        <w:t xml:space="preserve">        // Доля перехода: 0 сразу после смены цвета, 1 через TRANSITION_SECS.</w:t>
-      </w:r>
-    </w:p>
-    <w:p>
-      <w:pPr>
-        <w:pStyle w:val="Code"/>
-      </w:pPr>
-      <w:r>
-        <w:rPr>
-          <w:rFonts w:ascii="Courier New" w:cs="Courier New" w:eastAsia="Courier New" w:hAnsi="Courier New"/>
-          <w:sz w:val="18"/>
-          <w:szCs w:val="18"/>
-        </w:rPr>
-        <w:t xml:space="preserve">        let t = timer.0.elapsed_secs() / TRANSITION_SECS;</w:t>
-      </w:r>
-    </w:p>
-    <w:p>
-      <w:pPr>
-        <w:pStyle w:val="Code"/>
-      </w:pPr>
-      <w:r>
-        <w:rPr>
-          <w:rFonts w:ascii="Courier New" w:cs="Courier New" w:eastAsia="Courier New" w:hAnsi="Courier New"/>
-          <w:sz w:val="18"/>
-          <w:szCs w:val="18"/>
-        </w:rPr>
-        <w:t xml:space="preserve">        palette.blended_rgb(t)</w:t>
-      </w:r>
-    </w:p>
-    <w:p>
-      <w:pPr>
-        <w:pStyle w:val="Code"/>
-      </w:pPr>
-      <w:r>
-        <w:rPr>
-          <w:rFonts w:ascii="Courier New" w:cs="Courier New" w:eastAsia="Courier New" w:hAnsi="Courier New"/>
-          <w:sz w:val="18"/>
-          <w:szCs w:val="18"/>
-        </w:rPr>
-        <w:t xml:space="preserve">    } else if palette.is_changed() || settings.is_changed() {</w:t>
-      </w:r>
-    </w:p>
-    <w:p>
-      <w:pPr>
-        <w:pStyle w:val="Code"/>
-      </w:pPr>
-      <w:r>
-        <w:rPr>
-          <w:rFonts w:ascii="Courier New" w:cs="Courier New" w:eastAsia="Courier New" w:hAnsi="Courier New"/>
-          <w:sz w:val="18"/>
-          <w:szCs w:val="18"/>
-        </w:rPr>
-        <w:t xml:space="preserve">        palette.current_rgb()</w:t>
-      </w:r>
-    </w:p>
-    <w:p>
-      <w:pPr>
-        <w:pStyle w:val="Code"/>
-      </w:pPr>
-      <w:r>
-        <w:rPr>
-          <w:rFonts w:ascii="Courier New" w:cs="Courier New" w:eastAsia="Courier New" w:hAnsi="Courier New"/>
-          <w:sz w:val="18"/>
-          <w:szCs w:val="18"/>
-        </w:rPr>
-        <w:t xml:space="preserve">    } else {</w:t>
-      </w:r>
-    </w:p>
-    <w:p>
-      <w:pPr>
-        <w:pStyle w:val="Code"/>
-      </w:pPr>
-      <w:r>
-        <w:rPr>
-          <w:rFonts w:ascii="Courier New" w:cs="Courier New" w:eastAsia="Courier New" w:hAnsi="Courier New"/>
-          <w:sz w:val="18"/>
-          <w:szCs w:val="18"/>
-        </w:rPr>
-        <w:t xml:space="preserve">        return;</w:t>
-      </w:r>
-    </w:p>
-    <w:p>
-      <w:pPr>
-        <w:pStyle w:val="Code"/>
-      </w:pPr>
-      <w:r>
-        <w:rPr>
-          <w:rFonts w:ascii="Courier New" w:cs="Courier New" w:eastAsia="Courier New" w:hAnsi="Courier New"/>
-          <w:sz w:val="18"/>
-          <w:szCs w:val="18"/>
-        </w:rPr>
-        <w:t xml:space="preserve">    };</w:t>
-      </w:r>
-    </w:p>
-    <w:p>
-      <w:pPr>
-        <w:pStyle w:val="Code"/>
-      </w:pPr>
-      <w:r>
-        <w:rPr>
-          <w:rFonts w:ascii="Courier New" w:cs="Courier New" w:eastAsia="Courier New" w:hAnsi="Courier New"/>
-          <w:sz w:val="18"/>
-          <w:szCs w:val="18"/>
-        </w:rPr>
-        <w:t xml:space="preserve">    for handle in &amp;query {</w:t>
-      </w:r>
-    </w:p>
-    <w:p>
-      <w:pPr>
-        <w:pStyle w:val="Code"/>
-      </w:pPr>
-      <w:r>
-        <w:rPr>
-          <w:rFonts w:ascii="Courier New" w:cs="Courier New" w:eastAsia="Courier New" w:hAnsi="Courier New"/>
-          <w:sz w:val="18"/>
-          <w:szCs w:val="18"/>
-        </w:rPr>
-        <w:t xml:space="preserve">        if let Some(mut material) = materials.get_mut(handle.id()) {</w:t>
-      </w:r>
-    </w:p>
-    <w:p>
-      <w:pPr>
-        <w:pStyle w:val="Code"/>
-      </w:pPr>
-      <w:r>
-        <w:rPr>
-          <w:rFonts w:ascii="Courier New" w:cs="Courier New" w:eastAsia="Courier New" w:hAnsi="Courier New"/>
-          <w:sz w:val="18"/>
-          <w:szCs w:val="18"/>
-        </w:rPr>
-        <w:t xml:space="preserve">            material.base_color = rgb_to_color(rgb);</w:t>
-      </w:r>
-    </w:p>
-    <w:p>
-      <w:pPr>
-        <w:pStyle w:val="Code"/>
-      </w:pPr>
-      <w:r>
-        <w:rPr>
-          <w:rFonts w:ascii="Courier New" w:cs="Courier New" w:eastAsia="Courier New" w:hAnsi="Courier New"/>
-          <w:sz w:val="18"/>
-          <w:szCs w:val="18"/>
-        </w:rPr>
-        <w:t xml:space="preserve">        }</w:t>
-      </w:r>
-    </w:p>
-    <w:p>
-      <w:pPr>
-        <w:pStyle w:val="Code"/>
-      </w:pPr>
-      <w:r>
-        <w:rPr>
-          <w:rFonts w:ascii="Courier New" w:cs="Courier New" w:eastAsia="Courier New" w:hAnsi="Courier New"/>
-          <w:sz w:val="18"/>
-          <w:szCs w:val="18"/>
-        </w:rPr>
-        <w:t xml:space="preserve">    }</w:t>
-      </w:r>
-    </w:p>
-    <w:p>
-      <w:pPr>
-        <w:pStyle w:val="Code"/>
-      </w:pPr>
-      <w:r>
-        <w:rPr>
-          <w:rFonts w:ascii="Courier New" w:cs="Courier New" w:eastAsia="Courier New" w:hAnsi="Courier New"/>
-          <w:sz w:val="18"/>
-          <w:szCs w:val="18"/>
-        </w:rPr>
-        <w:t xml:space="preserve">}</w:t>
-      </w:r>
-    </w:p>
-    <w:p>
-      <w:pPr>
-        <w:pStyle w:val="Code"/>
-      </w:pPr>
-      <w:r>
-        <w:rPr>
-          <w:rFonts w:ascii="Courier New" w:cs="Courier New" w:eastAsia="Courier New" w:hAnsi="Courier New"/>
-          <w:sz w:val="18"/>
-          <w:szCs w:val="18"/>
-        </w:rPr>
-        <w:t xml:space="preserve"> </w:t>
-      </w:r>
-    </w:p>
-    <w:p>
-      <w:pPr>
-        <w:pStyle w:val="Code"/>
-      </w:pPr>
-      <w:r>
-        <w:rPr>
-          <w:rFonts w:ascii="Courier New" w:cs="Courier New" w:eastAsia="Courier New" w:hAnsi="Courier New"/>
-          <w:sz w:val="18"/>
-          <w:szCs w:val="18"/>
-        </w:rPr>
-        <w:t xml:space="preserve">/// Вращение из лабораторной №1: угол за кадр = скорость × длительность кадра.</w:t>
-      </w:r>
-    </w:p>
-    <w:p>
-      <w:pPr>
-        <w:pStyle w:val="Code"/>
-      </w:pPr>
-      <w:r>
-        <w:rPr>
-          <w:rFonts w:ascii="Courier New" w:cs="Courier New" w:eastAsia="Courier New" w:hAnsi="Courier New"/>
-          <w:sz w:val="18"/>
-          <w:szCs w:val="18"/>
-        </w:rPr>
-        <w:t xml:space="preserve">pub fn rotation_system(time: Res&lt;Time&gt;, mut query: Query&lt;&amp;mut Transform, With&lt;LabObject&gt;&gt;) {</w:t>
-      </w:r>
-    </w:p>
-    <w:p>
-      <w:pPr>
-        <w:pStyle w:val="Code"/>
-      </w:pPr>
-      <w:r>
-        <w:rPr>
-          <w:rFonts w:ascii="Courier New" w:cs="Courier New" w:eastAsia="Courier New" w:hAnsi="Courier New"/>
-          <w:sz w:val="18"/>
-          <w:szCs w:val="18"/>
-        </w:rPr>
-        <w:t xml:space="preserve">    for mut transform in &amp;mut query {</w:t>
-      </w:r>
-    </w:p>
-    <w:p>
-      <w:pPr>
-        <w:pStyle w:val="Code"/>
-      </w:pPr>
-      <w:r>
-        <w:rPr>
-          <w:rFonts w:ascii="Courier New" w:cs="Courier New" w:eastAsia="Courier New" w:hAnsi="Courier New"/>
-          <w:sz w:val="18"/>
-          <w:szCs w:val="18"/>
-        </w:rPr>
-        <w:t xml:space="preserve">        transform.rotate_y(ROTATION_SPEED * time.delta_secs());</w:t>
-      </w:r>
-    </w:p>
-    <w:p>
-      <w:pPr>
-        <w:pStyle w:val="Code"/>
-      </w:pPr>
-      <w:r>
-        <w:rPr>
-          <w:rFonts w:ascii="Courier New" w:cs="Courier New" w:eastAsia="Courier New" w:hAnsi="Courier New"/>
-          <w:sz w:val="18"/>
-          <w:szCs w:val="18"/>
-        </w:rPr>
-        <w:t xml:space="preserve">    }</w:t>
-      </w:r>
-    </w:p>
-    <w:p>
-      <w:pPr>
-        <w:pStyle w:val="Code"/>
-      </w:pPr>
-      <w:r>
-        <w:rPr>
-          <w:rFonts w:ascii="Courier New" w:cs="Courier New" w:eastAsia="Courier New" w:hAnsi="Courier New"/>
-          <w:sz w:val="18"/>
-          <w:szCs w:val="18"/>
-        </w:rPr>
-        <w:t xml:space="preserve">}</w:t>
-      </w:r>
-    </w:p>
-    <w:p>
-      <w:pPr>
-        <w:pStyle w:val="Code"/>
-      </w:pPr>
-      <w:r>
-        <w:rPr>
-          <w:rFonts w:ascii="Courier New" w:cs="Courier New" w:eastAsia="Courier New" w:hAnsi="Courier New"/>
-          <w:sz w:val="18"/>
-          <w:szCs w:val="18"/>
-        </w:rPr>
-        <w:t xml:space="preserve"> </w:t>
-      </w:r>
-    </w:p>
-    <w:p>
-      <w:pPr>
-        <w:pStyle w:val="Code"/>
-      </w:pPr>
-      <w:r>
-        <w:rPr>
-          <w:rFonts w:ascii="Courier New" w:cs="Courier New" w:eastAsia="Courier New" w:hAnsi="Courier New"/>
-          <w:sz w:val="18"/>
-          <w:szCs w:val="18"/>
-        </w:rPr>
-        <w:t xml:space="preserve">/// Отладочный вывод состояния глобальных данных: индекс и RGB текущего цвета.</w:t>
       </w:r>
     </w:p>
     <w:p>
@@ -10351,19 +9870,6 @@
           <w:sz w:val="18"/>
           <w:szCs w:val="18"/>
         </w:rPr>
-        <w:t xml:space="preserve">/// Продвигает время до ближайшей смены индекса и возвращает момент смены.</w:t>
-      </w:r>
-    </w:p>
-    <w:p>
-      <w:pPr>
-        <w:pStyle w:val="Code"/>
-      </w:pPr>
-      <w:r>
-        <w:rPr>
-          <w:rFonts w:ascii="Courier New" w:cs="Courier New" w:eastAsia="Courier New" w:hAnsi="Courier New"/>
-          <w:sz w:val="18"/>
-          <w:szCs w:val="18"/>
-        </w:rPr>
         <w:t xml:space="preserve">fn run_until_change(app: &amp;mut App) -&gt; f32 {</w:t>
       </w:r>
     </w:p>
@@ -11248,32 +10754,6 @@
           <w:sz w:val="18"/>
           <w:szCs w:val="18"/>
         </w:rPr>
-        <w:t xml:space="preserve">    // Res&lt;Time&gt; в Update — виртуальное время: за кадр не больше 250 мс.</w:t>
-      </w:r>
-    </w:p>
-    <w:p>
-      <w:pPr>
-        <w:pStyle w:val="Code"/>
-      </w:pPr>
-      <w:r>
-        <w:rPr>
-          <w:rFonts w:ascii="Courier New" w:cs="Courier New" w:eastAsia="Courier New" w:hAnsi="Courier New"/>
-          <w:sz w:val="18"/>
-          <w:szCs w:val="18"/>
-        </w:rPr>
-        <w:t xml:space="preserve">    // Зависание на 2,5 с не «проматывает» палитру на два цвета вперёд.</w:t>
-      </w:r>
-    </w:p>
-    <w:p>
-      <w:pPr>
-        <w:pStyle w:val="Code"/>
-      </w:pPr>
-      <w:r>
-        <w:rPr>
-          <w:rFonts w:ascii="Courier New" w:cs="Courier New" w:eastAsia="Courier New" w:hAnsi="Courier New"/>
-          <w:sz w:val="18"/>
-          <w:szCs w:val="18"/>
-        </w:rPr>
         <w:t xml:space="preserve">    let mut app = test_app(2_500);</w:t>
       </w:r>
     </w:p>
@@ -11652,19 +11132,6 @@
           <w:szCs w:val="18"/>
         </w:rPr>
         <w:t xml:space="preserve">    run_until_change(&amp;mut app);</w:t>
-      </w:r>
-    </w:p>
-    <w:p>
-      <w:pPr>
-        <w:pStyle w:val="Code"/>
-      </w:pPr>
-      <w:r>
-        <w:rPr>
-          <w:rFonts w:ascii="Courier New" w:cs="Courier New" w:eastAsia="Courier New" w:hAnsi="Courier New"/>
-          <w:sz w:val="18"/>
-          <w:szCs w:val="18"/>
-        </w:rPr>
-        <w:t xml:space="preserve">    // В кадре смены переход только начался (t ≈ 0); через 0,1 с цвет промежуточный.</w:t>
       </w:r>
     </w:p>
     <w:p>
